--- a/202410360203-房家和-软件工程实验一.docx
+++ b/202410360203-房家和-软件工程实验一.docx
@@ -656,7 +656,7 @@
           <w:szCs w:val="24"/>
           <w:lang w:val="en-US" w:eastAsia="zh-CN"/>
         </w:rPr>
-        <w:t xml:space="preserve">安装、配置分布式协作源代码管理工具 git；</w:t>
+        <w:t>安装、配置分布式协作源代码管理工具 git；</w:t>
       </w:r>
     </w:p>
     <w:p>
@@ -674,7 +674,7 @@
           <w:szCs w:val="24"/>
           <w:lang w:val="en-US" w:eastAsia="zh-CN"/>
         </w:rPr>
-        <w:t xml:space="preserve">掌握 git 基本操作；</w:t>
+        <w:t>掌握 git 基本操作；</w:t>
       </w:r>
     </w:p>
     <w:p>
@@ -692,7 +692,7 @@
           <w:szCs w:val="24"/>
           <w:lang w:val="en-US" w:eastAsia="zh-CN"/>
         </w:rPr>
-        <w:t xml:space="preserve">磨炼个人编程技能。</w:t>
+        <w:t>磨炼个人编程技能。</w:t>
       </w:r>
     </w:p>
     <w:p>
@@ -703,7 +703,7 @@
         <w:rPr>
           <w:rFonts w:hint="eastAsia"/>
         </w:rPr>
-        <w:t xml:space="preserve">二、实验环境</w:t>
+        <w:t>二、实验环境</w:t>
       </w:r>
     </w:p>
     <w:p>
@@ -724,7 +724,7 @@
           <w:szCs w:val="24"/>
           <w:lang w:val="en-US" w:eastAsia="zh-CN"/>
         </w:rPr>
-        <w:t xml:space="preserve">操作系统：Windows 11 家庭中文版；</w:t>
+        <w:t>操作系统：Windows 11 家庭中文版；</w:t>
       </w:r>
     </w:p>
     <w:p>
@@ -745,7 +745,7 @@
           <w:szCs w:val="24"/>
           <w:lang w:val="en-US" w:eastAsia="zh-CN"/>
         </w:rPr>
-        <w:t xml:space="preserve">开发工具：JetBrains Rider 2025.3，编译器为 Visual Studio 2022 的 MSVC 14.38（MSBuild 17.14）；</w:t>
+        <w:t>开发工具：JetBrains Rider 2025.3，编译器为 Visual Studio 2022 的 MSVC 14.38（MSBuild 17.14）；</w:t>
       </w:r>
     </w:p>
     <w:p>
@@ -766,7 +766,7 @@
           <w:szCs w:val="24"/>
           <w:lang w:val="en-US" w:eastAsia="zh-CN"/>
         </w:rPr>
-        <w:t xml:space="preserve">版本控制：Git 2.52.0（Git for Windows），代码托管平台 GitHub；</w:t>
+        <w:t>版本控制：Git 2.52.0（Git for Windows），代码托管平台 GitHub；</w:t>
       </w:r>
     </w:p>
     <w:p>
@@ -787,7 +787,7 @@
           <w:szCs w:val="24"/>
           <w:lang w:val="en-US" w:eastAsia="zh-CN"/>
         </w:rPr>
-        <w:t xml:space="preserve">Python 3.14.3（用于 HJ212 报文解析类及其单元测试）；</w:t>
+        <w:t>Python 3.14.3（用于 HJ212 报文解析类及其单元测试）；</w:t>
       </w:r>
     </w:p>
     <w:p>
@@ -808,7 +808,7 @@
           <w:szCs w:val="24"/>
           <w:lang w:val="en-US" w:eastAsia="zh-CN"/>
         </w:rPr>
-        <w:t xml:space="preserve">AI 编程助手：Claude Code（用于实验内容 2（2）的 AI 辅助编程）。</w:t>
+        <w:t>AI 编程助手：Claude Code（用于实验内容 2（2）的 AI 辅助编程）。</w:t>
       </w:r>
     </w:p>
     <w:p>
@@ -819,7 +819,7 @@
         <w:rPr>
           <w:rFonts w:hint="eastAsia"/>
         </w:rPr>
-        <w:t xml:space="preserve">三、实验要求</w:t>
+        <w:t>三、实验要求</w:t>
       </w:r>
     </w:p>
     <w:p>
@@ -837,7 +837,7 @@
           <w:szCs w:val="24"/>
           <w:lang w:val="en-US" w:eastAsia="zh-CN"/>
         </w:rPr>
-        <w:t xml:space="preserve">每个人开始管理自己的代码；</w:t>
+        <w:t>每个人开始管理自己的代码；</w:t>
       </w:r>
     </w:p>
     <w:p>
@@ -855,7 +855,7 @@
           <w:szCs w:val="24"/>
           <w:lang w:val="en-US" w:eastAsia="zh-CN"/>
         </w:rPr>
-        <w:t xml:space="preserve">在 GitHub 上注册账号，创建项目仓库，存放源代码和文档，仓库设置为公开访问，以备老师审阅；</w:t>
+        <w:t>在 GitHub 上注册账号，创建项目仓库，存放源代码和文档，仓库设置为公开访问，以备老师审阅；</w:t>
       </w:r>
     </w:p>
     <w:p>
@@ -873,7 +873,7 @@
           <w:szCs w:val="24"/>
           <w:lang w:val="en-US" w:eastAsia="zh-CN"/>
         </w:rPr>
-        <w:t xml:space="preserve">根据实验内容实现编程任务，并提交到 git 仓库；</w:t>
+        <w:t>根据实验内容实现编程任务，并提交到 git 仓库；</w:t>
       </w:r>
     </w:p>
     <w:p>
@@ -891,7 +891,7 @@
           <w:szCs w:val="24"/>
           <w:lang w:val="en-US" w:eastAsia="zh-CN"/>
         </w:rPr>
-        <w:t xml:space="preserve">个人项目自己独立完成；</w:t>
+        <w:t>个人项目自己独立完成；</w:t>
       </w:r>
     </w:p>
     <w:p>
@@ -909,7 +909,7 @@
           <w:szCs w:val="24"/>
           <w:lang w:val="en-US" w:eastAsia="zh-CN"/>
         </w:rPr>
-        <w:t xml:space="preserve">参照实验报告模板撰写实验报告，以“学号-姓名-软件工程实验一”命名。</w:t>
+        <w:t>参照实验报告模板撰写实验报告，以“学号-姓名-软件工程实验一”命名。</w:t>
       </w:r>
     </w:p>
     <w:p>
@@ -920,7 +920,7 @@
         <w:rPr>
           <w:rFonts w:hint="eastAsia"/>
         </w:rPr>
-        <w:t xml:space="preserve">四、实验内容</w:t>
+        <w:t>四、实验内容</w:t>
       </w:r>
     </w:p>
     <w:p>
@@ -941,7 +941,7 @@
           <w:szCs w:val="28"/>
           <w:lang w:val="en-US" w:eastAsia="zh-CN"/>
         </w:rPr>
-        <w:t xml:space="preserve">1. Git 基本操作</w:t>
+        <w:t>1. Git 基本操作</w:t>
       </w:r>
     </w:p>
     <w:p>
@@ -962,7 +962,7 @@
           <w:szCs w:val="24"/>
           <w:lang w:val="en-US" w:eastAsia="zh-CN"/>
         </w:rPr>
-        <w:t xml:space="preserve">（1）GitHub 账号与远程仓库</w:t>
+        <w:t>（1）GitHub 账号与远程仓库</w:t>
       </w:r>
     </w:p>
     <w:p>
@@ -983,7 +983,7 @@
           <w:szCs w:val="24"/>
           <w:lang w:val="en-US" w:eastAsia="zh-CN"/>
         </w:rPr>
-        <w:t xml:space="preserve">使用已有的 GitHub 账号 advance-cmd，为本次实验新建公开仓库 Course---Software-Engineering，存放本实验的源代码和文档。首次推送后的仓库页面如图1所示。</w:t>
+        <w:t>使用已有的 GitHub 账号 advance-cmd，为本次实验新建公开仓库 Course---Software-Engineering，存放本实验的源代码和文档。首次推送后的仓库页面如图1所示。</w:t>
       </w:r>
     </w:p>
     <w:p>
@@ -995,7 +995,7 @@
       <w:r>
         <w:drawing>
           <wp:inline distT="0" distB="0" distL="114300" distR="114300">
-            <wp:extent cx="5265420" cy="2543219"/>
+            <wp:extent cx="5265420" cy="2543175"/>
             <wp:effectExtent l="0" t="0" r="0" b="0"/>
             <wp:docPr id="101" name="图片 101"/>
             <wp:cNvGraphicFramePr>
@@ -1011,7 +1011,7 @@
                     </pic:cNvPicPr>
                   </pic:nvPicPr>
                   <pic:blipFill>
-                    <a:blip r:embed="rId101"/>
+                    <a:blip r:embed="rId4"/>
                     <a:stretch>
                       <a:fillRect/>
                     </a:stretch>
@@ -1054,7 +1054,7 @@
           <w:szCs w:val="21"/>
           <w:lang w:val="en-US" w:eastAsia="zh-CN"/>
         </w:rPr>
-        <w:t xml:space="preserve">图1 GitHub 远程仓库（首次推送后）</w:t>
+        <w:t>图1 GitHub 远程仓库（首次推送后）</w:t>
       </w:r>
     </w:p>
     <w:p>
@@ -1075,7 +1075,7 @@
           <w:szCs w:val="24"/>
           <w:lang w:val="en-US" w:eastAsia="zh-CN"/>
         </w:rPr>
-        <w:t xml:space="preserve">仓库地址：https://github.com/advance-cmd/Course---Software-Engineering</w:t>
+        <w:t>仓库地址：https://github.com/advance-cmd/Course---Software-Engineering</w:t>
       </w:r>
     </w:p>
     <w:p>
@@ -1096,7 +1096,7 @@
           <w:szCs w:val="24"/>
           <w:lang w:val="en-US" w:eastAsia="zh-CN"/>
         </w:rPr>
-        <w:t xml:space="preserve">克隆地址：https://github.com/advance-cmd/Course---Software-Engineering.git</w:t>
+        <w:t>克隆地址：https://github.com/advance-cmd/Course---Software-Engineering.git</w:t>
       </w:r>
     </w:p>
     <w:p>
@@ -1117,7 +1117,7 @@
           <w:szCs w:val="24"/>
           <w:lang w:val="en-US" w:eastAsia="zh-CN"/>
         </w:rPr>
-        <w:t xml:space="preserve">（2）Git 的安装与配置</w:t>
+        <w:t>（2）Git 的安装与配置</w:t>
       </w:r>
     </w:p>
     <w:p>
@@ -1138,7 +1138,7 @@
           <w:szCs w:val="24"/>
           <w:lang w:val="en-US" w:eastAsia="zh-CN"/>
         </w:rPr>
-        <w:t xml:space="preserve">本机已安装 Git 2.52.0（Git for Windows），并设置了全局用户名和邮箱。本机没有保存 HTTPS 的登录凭据，因此远程仓库 origin 使用 SSH 地址，通过本机的 SSH 密钥认证。在命令行中查看 Git 版本、用户配置和远程仓库，结果如图2所示。</w:t>
+        <w:t>本机已安装 Git 2.52.0（Git for Windows），并设置了全局用户名和邮箱。本机没有保存 HTTPS 的登录凭据，因此远程仓库 origin 使用 SSH 地址，通过本机的 SSH 密钥认证。在命令行中查看 Git 版本、用户配置和远程仓库，结果如图2所示。</w:t>
       </w:r>
     </w:p>
     <w:p>
@@ -1150,7 +1150,7 @@
       <w:r>
         <w:drawing>
           <wp:inline distT="0" distB="0" distL="114300" distR="114300">
-            <wp:extent cx="5265420" cy="2758258"/>
+            <wp:extent cx="5265420" cy="2757805"/>
             <wp:effectExtent l="0" t="0" r="0" b="0"/>
             <wp:docPr id="102" name="图片 102"/>
             <wp:cNvGraphicFramePr>
@@ -1166,7 +1166,7 @@
                     </pic:cNvPicPr>
                   </pic:nvPicPr>
                   <pic:blipFill>
-                    <a:blip r:embed="rId102"/>
+                    <a:blip r:embed="rId5"/>
                     <a:stretch>
                       <a:fillRect/>
                     </a:stretch>
@@ -1209,7 +1209,7 @@
           <w:szCs w:val="21"/>
           <w:lang w:val="en-US" w:eastAsia="zh-CN"/>
         </w:rPr>
-        <w:t xml:space="preserve">图2 查看 Git 版本、用户配置与远程仓库</w:t>
+        <w:t>图2 查看 Git 版本、用户配置与远程仓库</w:t>
       </w:r>
     </w:p>
     <w:p>
@@ -1230,7 +1230,7 @@
           <w:szCs w:val="24"/>
           <w:lang w:val="en-US" w:eastAsia="zh-CN"/>
         </w:rPr>
-        <w:t xml:space="preserve">（3）本实验用到的 Git 操作</w:t>
+        <w:t>（3）本实验用到的 Git 操作</w:t>
       </w:r>
     </w:p>
     <w:p>
@@ -1251,399 +1251,399 @@
           <w:szCs w:val="24"/>
           <w:lang w:val="en-US" w:eastAsia="zh-CN"/>
         </w:rPr>
-        <w:t xml:space="preserve">本地仓库在 Rider 创建项目时已初始化（git init）。之后的提交和推送用到了以下命令：</w:t>
-      </w:r>
-    </w:p>
-    <w:p>
-      <w:pPr>
-        <w:pStyle w:val="14"/>
-        <w:snapToGrid w:val="0"/>
-        <w:spacing w:before="0" w:after="0" w:line="240" w:lineRule="auto"/>
-        <w:jc w:val="left"/>
-        <w:rPr>
-          <w:rFonts w:ascii="Consolas" w:hAnsi="Consolas" w:eastAsia="宋体" w:cs="Consolas" w:hint="default"/>
-          <w:sz w:val="17"/>
-          <w:szCs w:val="17"/>
-          <w:lang w:val="en-US" w:eastAsia="zh-CN"/>
-        </w:rPr>
-      </w:pPr>
-      <w:r>
-        <w:rPr>
-          <w:rFonts w:ascii="Consolas" w:hAnsi="Consolas" w:eastAsia="宋体" w:cs="Consolas" w:hint="default"/>
-          <w:sz w:val="17"/>
-          <w:szCs w:val="17"/>
-          <w:lang w:val="en-US" w:eastAsia="zh-CN"/>
-        </w:rPr>
-        <w:t xml:space="preserve"># 将文件加入暂存区</w:t>
-      </w:r>
-    </w:p>
-    <w:p>
-      <w:pPr>
-        <w:pStyle w:val="14"/>
-        <w:snapToGrid w:val="0"/>
-        <w:spacing w:before="0" w:after="0" w:line="240" w:lineRule="auto"/>
-        <w:jc w:val="left"/>
-        <w:rPr>
-          <w:rFonts w:ascii="Consolas" w:hAnsi="Consolas" w:eastAsia="宋体" w:cs="Consolas" w:hint="default"/>
-          <w:sz w:val="17"/>
-          <w:szCs w:val="17"/>
-          <w:lang w:val="en-US" w:eastAsia="zh-CN"/>
-        </w:rPr>
-      </w:pPr>
-      <w:r>
-        <w:rPr>
-          <w:rFonts w:ascii="Consolas" w:hAnsi="Consolas" w:eastAsia="宋体" w:cs="Consolas" w:hint="default"/>
-          <w:sz w:val="17"/>
-          <w:szCs w:val="17"/>
-          <w:lang w:val="en-US" w:eastAsia="zh-CN"/>
-        </w:rPr>
-        <w:t xml:space="preserve">git add -A</w:t>
-      </w:r>
-    </w:p>
-    <w:p>
-      <w:pPr>
-        <w:pStyle w:val="14"/>
-        <w:snapToGrid w:val="0"/>
-        <w:spacing w:before="0" w:after="0" w:line="240" w:lineRule="auto"/>
-        <w:jc w:val="left"/>
-        <w:rPr>
-          <w:rFonts w:ascii="Consolas" w:hAnsi="Consolas" w:eastAsia="宋体" w:cs="Consolas" w:hint="default"/>
-          <w:sz w:val="17"/>
-          <w:szCs w:val="17"/>
-          <w:lang w:val="en-US" w:eastAsia="zh-CN"/>
-        </w:rPr>
-      </w:pPr>
-    </w:p>
-    <w:p>
-      <w:pPr>
-        <w:pStyle w:val="14"/>
-        <w:snapToGrid w:val="0"/>
-        <w:spacing w:before="0" w:after="0" w:line="240" w:lineRule="auto"/>
-        <w:jc w:val="left"/>
-        <w:rPr>
-          <w:rFonts w:ascii="Consolas" w:hAnsi="Consolas" w:eastAsia="宋体" w:cs="Consolas" w:hint="default"/>
-          <w:sz w:val="17"/>
-          <w:szCs w:val="17"/>
-          <w:lang w:val="en-US" w:eastAsia="zh-CN"/>
-        </w:rPr>
-      </w:pPr>
-      <w:r>
-        <w:rPr>
-          <w:rFonts w:ascii="Consolas" w:hAnsi="Consolas" w:eastAsia="宋体" w:cs="Consolas" w:hint="default"/>
-          <w:sz w:val="17"/>
-          <w:szCs w:val="17"/>
-          <w:lang w:val="en-US" w:eastAsia="zh-CN"/>
-        </w:rPr>
-        <w:t xml:space="preserve"># 提交到本地仓库</w:t>
-      </w:r>
-    </w:p>
-    <w:p>
-      <w:pPr>
-        <w:pStyle w:val="14"/>
-        <w:snapToGrid w:val="0"/>
-        <w:spacing w:before="0" w:after="0" w:line="240" w:lineRule="auto"/>
-        <w:jc w:val="left"/>
-        <w:rPr>
-          <w:rFonts w:ascii="Consolas" w:hAnsi="Consolas" w:eastAsia="宋体" w:cs="Consolas" w:hint="default"/>
-          <w:sz w:val="17"/>
-          <w:szCs w:val="17"/>
-          <w:lang w:val="en-US" w:eastAsia="zh-CN"/>
-        </w:rPr>
-      </w:pPr>
-      <w:r>
-        <w:rPr>
-          <w:rFonts w:ascii="Consolas" w:hAnsi="Consolas" w:eastAsia="宋体" w:cs="Consolas" w:hint="default"/>
-          <w:sz w:val="17"/>
-          <w:szCs w:val="17"/>
-          <w:lang w:val="en-US" w:eastAsia="zh-CN"/>
-        </w:rPr>
-        <w:t xml:space="preserve">git commit -m "提交说明"</w:t>
-      </w:r>
-    </w:p>
-    <w:p>
-      <w:pPr>
-        <w:pStyle w:val="14"/>
-        <w:snapToGrid w:val="0"/>
-        <w:spacing w:before="0" w:after="0" w:line="240" w:lineRule="auto"/>
-        <w:jc w:val="left"/>
-        <w:rPr>
-          <w:rFonts w:ascii="Consolas" w:hAnsi="Consolas" w:eastAsia="宋体" w:cs="Consolas" w:hint="default"/>
-          <w:sz w:val="17"/>
-          <w:szCs w:val="17"/>
-          <w:lang w:val="en-US" w:eastAsia="zh-CN"/>
-        </w:rPr>
-      </w:pPr>
-    </w:p>
-    <w:p>
-      <w:pPr>
-        <w:pStyle w:val="14"/>
-        <w:snapToGrid w:val="0"/>
-        <w:spacing w:before="0" w:after="0" w:line="240" w:lineRule="auto"/>
-        <w:jc w:val="left"/>
-        <w:rPr>
-          <w:rFonts w:ascii="Consolas" w:hAnsi="Consolas" w:eastAsia="宋体" w:cs="Consolas" w:hint="default"/>
-          <w:sz w:val="17"/>
-          <w:szCs w:val="17"/>
-          <w:lang w:val="en-US" w:eastAsia="zh-CN"/>
-        </w:rPr>
-      </w:pPr>
-      <w:r>
-        <w:rPr>
-          <w:rFonts w:ascii="Consolas" w:hAnsi="Consolas" w:eastAsia="宋体" w:cs="Consolas" w:hint="default"/>
-          <w:sz w:val="17"/>
-          <w:szCs w:val="17"/>
-          <w:lang w:val="en-US" w:eastAsia="zh-CN"/>
-        </w:rPr>
-        <w:t xml:space="preserve"># 关联远程仓库（使用 SSH 地址）</w:t>
-      </w:r>
-    </w:p>
-    <w:p>
-      <w:pPr>
-        <w:pStyle w:val="14"/>
-        <w:snapToGrid w:val="0"/>
-        <w:spacing w:before="0" w:after="0" w:line="240" w:lineRule="auto"/>
-        <w:jc w:val="left"/>
-        <w:rPr>
-          <w:rFonts w:ascii="Consolas" w:hAnsi="Consolas" w:eastAsia="宋体" w:cs="Consolas" w:hint="default"/>
-          <w:sz w:val="17"/>
-          <w:szCs w:val="17"/>
-          <w:lang w:val="en-US" w:eastAsia="zh-CN"/>
-        </w:rPr>
-      </w:pPr>
-      <w:r>
-        <w:rPr>
-          <w:rFonts w:ascii="Consolas" w:hAnsi="Consolas" w:eastAsia="宋体" w:cs="Consolas" w:hint="default"/>
-          <w:sz w:val="17"/>
-          <w:szCs w:val="17"/>
-          <w:lang w:val="en-US" w:eastAsia="zh-CN"/>
-        </w:rPr>
-        <w:t xml:space="preserve">git remote add origin git@github.com:advance-cmd/Course---Software-Engineering.git</w:t>
-      </w:r>
-    </w:p>
-    <w:p>
-      <w:pPr>
-        <w:pStyle w:val="14"/>
-        <w:snapToGrid w:val="0"/>
-        <w:spacing w:before="0" w:after="0" w:line="240" w:lineRule="auto"/>
-        <w:jc w:val="left"/>
-        <w:rPr>
-          <w:rFonts w:ascii="Consolas" w:hAnsi="Consolas" w:eastAsia="宋体" w:cs="Consolas" w:hint="default"/>
-          <w:sz w:val="17"/>
-          <w:szCs w:val="17"/>
-          <w:lang w:val="en-US" w:eastAsia="zh-CN"/>
-        </w:rPr>
-      </w:pPr>
-    </w:p>
-    <w:p>
-      <w:pPr>
-        <w:pStyle w:val="14"/>
-        <w:snapToGrid w:val="0"/>
-        <w:spacing w:before="0" w:after="0" w:line="240" w:lineRule="auto"/>
-        <w:jc w:val="left"/>
-        <w:rPr>
-          <w:rFonts w:ascii="Consolas" w:hAnsi="Consolas" w:eastAsia="宋体" w:cs="Consolas" w:hint="default"/>
-          <w:sz w:val="17"/>
-          <w:szCs w:val="17"/>
-          <w:lang w:val="en-US" w:eastAsia="zh-CN"/>
-        </w:rPr>
-      </w:pPr>
-      <w:r>
-        <w:rPr>
-          <w:rFonts w:ascii="Consolas" w:hAnsi="Consolas" w:eastAsia="宋体" w:cs="Consolas" w:hint="default"/>
-          <w:sz w:val="17"/>
-          <w:szCs w:val="17"/>
-          <w:lang w:val="en-US" w:eastAsia="zh-CN"/>
-        </w:rPr>
-        <w:t xml:space="preserve"># 首次推送，并让本地 master 跟踪 origin/master</w:t>
-      </w:r>
-    </w:p>
-    <w:p>
-      <w:pPr>
-        <w:pStyle w:val="14"/>
-        <w:snapToGrid w:val="0"/>
-        <w:spacing w:before="0" w:after="0" w:line="240" w:lineRule="auto"/>
-        <w:jc w:val="left"/>
-        <w:rPr>
-          <w:rFonts w:ascii="Consolas" w:hAnsi="Consolas" w:eastAsia="宋体" w:cs="Consolas" w:hint="default"/>
-          <w:sz w:val="17"/>
-          <w:szCs w:val="17"/>
-          <w:lang w:val="en-US" w:eastAsia="zh-CN"/>
-        </w:rPr>
-      </w:pPr>
-      <w:r>
-        <w:rPr>
-          <w:rFonts w:ascii="Consolas" w:hAnsi="Consolas" w:eastAsia="宋体" w:cs="Consolas" w:hint="default"/>
-          <w:sz w:val="17"/>
-          <w:szCs w:val="17"/>
-          <w:lang w:val="en-US" w:eastAsia="zh-CN"/>
-        </w:rPr>
-        <w:t xml:space="preserve">git push -u origin master</w:t>
-      </w:r>
-    </w:p>
-    <w:p>
-      <w:pPr>
-        <w:pStyle w:val="14"/>
-        <w:snapToGrid w:val="0"/>
-        <w:spacing w:before="0" w:after="0" w:line="240" w:lineRule="auto"/>
-        <w:jc w:val="left"/>
-        <w:rPr>
-          <w:rFonts w:ascii="Consolas" w:hAnsi="Consolas" w:eastAsia="宋体" w:cs="Consolas" w:hint="default"/>
-          <w:sz w:val="17"/>
-          <w:szCs w:val="17"/>
-          <w:lang w:val="en-US" w:eastAsia="zh-CN"/>
-        </w:rPr>
-      </w:pPr>
-    </w:p>
-    <w:p>
-      <w:pPr>
-        <w:pStyle w:val="14"/>
-        <w:snapToGrid w:val="0"/>
-        <w:spacing w:before="0" w:after="0" w:line="240" w:lineRule="auto"/>
-        <w:jc w:val="left"/>
-        <w:rPr>
-          <w:rFonts w:ascii="Consolas" w:hAnsi="Consolas" w:eastAsia="宋体" w:cs="Consolas" w:hint="default"/>
-          <w:sz w:val="17"/>
-          <w:szCs w:val="17"/>
-          <w:lang w:val="en-US" w:eastAsia="zh-CN"/>
-        </w:rPr>
-      </w:pPr>
-      <w:r>
-        <w:rPr>
-          <w:rFonts w:ascii="Consolas" w:hAnsi="Consolas" w:eastAsia="宋体" w:cs="Consolas" w:hint="default"/>
-          <w:sz w:val="17"/>
-          <w:szCs w:val="17"/>
-          <w:lang w:val="en-US" w:eastAsia="zh-CN"/>
-        </w:rPr>
-        <w:t xml:space="preserve"># 删除已跟踪的文件，并把删除记录到暂存区</w:t>
-      </w:r>
-    </w:p>
-    <w:p>
-      <w:pPr>
-        <w:pStyle w:val="14"/>
-        <w:snapToGrid w:val="0"/>
-        <w:spacing w:before="0" w:after="0" w:line="240" w:lineRule="auto"/>
-        <w:jc w:val="left"/>
-        <w:rPr>
-          <w:rFonts w:ascii="Consolas" w:hAnsi="Consolas" w:eastAsia="宋体" w:cs="Consolas" w:hint="default"/>
-          <w:sz w:val="17"/>
-          <w:szCs w:val="17"/>
-          <w:lang w:val="en-US" w:eastAsia="zh-CN"/>
-        </w:rPr>
-      </w:pPr>
-      <w:r>
-        <w:rPr>
-          <w:rFonts w:ascii="Consolas" w:hAnsi="Consolas" w:eastAsia="宋体" w:cs="Consolas" w:hint="default"/>
-          <w:sz w:val="17"/>
-          <w:szCs w:val="17"/>
-          <w:lang w:val="en-US" w:eastAsia="zh-CN"/>
-        </w:rPr>
-        <w:t xml:space="preserve">git rm "Course - Software Engineering.cpp"</w:t>
-      </w:r>
-    </w:p>
-    <w:p>
-      <w:pPr>
-        <w:pStyle w:val="14"/>
-        <w:snapToGrid w:val="0"/>
-        <w:spacing w:before="0" w:after="0" w:line="240" w:lineRule="auto"/>
-        <w:jc w:val="left"/>
-        <w:rPr>
-          <w:rFonts w:ascii="Consolas" w:hAnsi="Consolas" w:eastAsia="宋体" w:cs="Consolas" w:hint="default"/>
-          <w:sz w:val="17"/>
-          <w:szCs w:val="17"/>
-          <w:lang w:val="en-US" w:eastAsia="zh-CN"/>
-        </w:rPr>
-      </w:pPr>
-    </w:p>
-    <w:p>
-      <w:pPr>
-        <w:pStyle w:val="14"/>
-        <w:snapToGrid w:val="0"/>
-        <w:spacing w:before="0" w:after="0" w:line="240" w:lineRule="auto"/>
-        <w:jc w:val="left"/>
-        <w:rPr>
-          <w:rFonts w:ascii="Consolas" w:hAnsi="Consolas" w:eastAsia="宋体" w:cs="Consolas" w:hint="default"/>
-          <w:sz w:val="17"/>
-          <w:szCs w:val="17"/>
-          <w:lang w:val="en-US" w:eastAsia="zh-CN"/>
-        </w:rPr>
-      </w:pPr>
-      <w:r>
-        <w:rPr>
-          <w:rFonts w:ascii="Consolas" w:hAnsi="Consolas" w:eastAsia="宋体" w:cs="Consolas" w:hint="default"/>
-          <w:sz w:val="17"/>
-          <w:szCs w:val="17"/>
-          <w:lang w:val="en-US" w:eastAsia="zh-CN"/>
-        </w:rPr>
-        <w:t xml:space="preserve"># 获取远程更新、查看状态和提交历史</w:t>
-      </w:r>
-    </w:p>
-    <w:p>
-      <w:pPr>
-        <w:pStyle w:val="14"/>
-        <w:snapToGrid w:val="0"/>
-        <w:spacing w:before="0" w:after="0" w:line="240" w:lineRule="auto"/>
-        <w:jc w:val="left"/>
-        <w:rPr>
-          <w:rFonts w:ascii="Consolas" w:hAnsi="Consolas" w:eastAsia="宋体" w:cs="Consolas" w:hint="default"/>
-          <w:sz w:val="17"/>
-          <w:szCs w:val="17"/>
-          <w:lang w:val="en-US" w:eastAsia="zh-CN"/>
-        </w:rPr>
-      </w:pPr>
-      <w:r>
-        <w:rPr>
-          <w:rFonts w:ascii="Consolas" w:hAnsi="Consolas" w:eastAsia="宋体" w:cs="Consolas" w:hint="default"/>
-          <w:sz w:val="17"/>
-          <w:szCs w:val="17"/>
-          <w:lang w:val="en-US" w:eastAsia="zh-CN"/>
-        </w:rPr>
-        <w:t xml:space="preserve">git fetch origin</w:t>
-      </w:r>
-    </w:p>
-    <w:p>
-      <w:pPr>
-        <w:pStyle w:val="14"/>
-        <w:snapToGrid w:val="0"/>
-        <w:spacing w:before="0" w:after="0" w:line="240" w:lineRule="auto"/>
-        <w:jc w:val="left"/>
-        <w:rPr>
-          <w:rFonts w:ascii="Consolas" w:hAnsi="Consolas" w:eastAsia="宋体" w:cs="Consolas" w:hint="default"/>
-          <w:sz w:val="17"/>
-          <w:szCs w:val="17"/>
-          <w:lang w:val="en-US" w:eastAsia="zh-CN"/>
-        </w:rPr>
-      </w:pPr>
-      <w:r>
-        <w:rPr>
-          <w:rFonts w:ascii="Consolas" w:hAnsi="Consolas" w:eastAsia="宋体" w:cs="Consolas" w:hint="default"/>
-          <w:sz w:val="17"/>
-          <w:szCs w:val="17"/>
-          <w:lang w:val="en-US" w:eastAsia="zh-CN"/>
-        </w:rPr>
-        <w:t xml:space="preserve">git status</w:t>
-      </w:r>
-    </w:p>
-    <w:p>
-      <w:pPr>
-        <w:pStyle w:val="14"/>
-        <w:snapToGrid w:val="0"/>
-        <w:spacing w:before="0" w:after="0" w:line="240" w:lineRule="auto"/>
-        <w:jc w:val="left"/>
-        <w:rPr>
-          <w:rFonts w:ascii="Consolas" w:hAnsi="Consolas" w:eastAsia="宋体" w:cs="Consolas" w:hint="default"/>
-          <w:sz w:val="17"/>
-          <w:szCs w:val="17"/>
-          <w:lang w:val="en-US" w:eastAsia="zh-CN"/>
-        </w:rPr>
-      </w:pPr>
-      <w:r>
-        <w:rPr>
-          <w:rFonts w:ascii="Consolas" w:hAnsi="Consolas" w:eastAsia="宋体" w:cs="Consolas" w:hint="default"/>
-          <w:sz w:val="17"/>
-          <w:szCs w:val="17"/>
-          <w:lang w:val="en-US" w:eastAsia="zh-CN"/>
-        </w:rPr>
-        <w:t xml:space="preserve">git log --oneline</w:t>
+        <w:t>本地仓库在 Rider 创建项目时已初始化（git init）。之后的提交和推送用到了以下命令：</w:t>
+      </w:r>
+    </w:p>
+    <w:p>
+      <w:pPr>
+        <w:pStyle w:val="14"/>
+        <w:snapToGrid w:val="0"/>
+        <w:spacing w:before="0" w:after="0" w:line="240" w:lineRule="auto"/>
+        <w:jc w:val="left"/>
+        <w:rPr>
+          <w:rFonts w:hint="default" w:ascii="Consolas" w:hAnsi="Consolas" w:eastAsia="宋体" w:cs="Consolas"/>
+          <w:sz w:val="17"/>
+          <w:szCs w:val="17"/>
+          <w:lang w:val="en-US" w:eastAsia="zh-CN"/>
+        </w:rPr>
+      </w:pPr>
+      <w:r>
+        <w:rPr>
+          <w:rFonts w:hint="default" w:ascii="Consolas" w:hAnsi="Consolas" w:eastAsia="宋体" w:cs="Consolas"/>
+          <w:sz w:val="17"/>
+          <w:szCs w:val="17"/>
+          <w:lang w:val="en-US" w:eastAsia="zh-CN"/>
+        </w:rPr>
+        <w:t># 将文件加入暂存区</w:t>
+      </w:r>
+    </w:p>
+    <w:p>
+      <w:pPr>
+        <w:pStyle w:val="14"/>
+        <w:snapToGrid w:val="0"/>
+        <w:spacing w:before="0" w:after="0" w:line="240" w:lineRule="auto"/>
+        <w:jc w:val="left"/>
+        <w:rPr>
+          <w:rFonts w:hint="default" w:ascii="Consolas" w:hAnsi="Consolas" w:eastAsia="宋体" w:cs="Consolas"/>
+          <w:sz w:val="17"/>
+          <w:szCs w:val="17"/>
+          <w:lang w:val="en-US" w:eastAsia="zh-CN"/>
+        </w:rPr>
+      </w:pPr>
+      <w:r>
+        <w:rPr>
+          <w:rFonts w:hint="default" w:ascii="Consolas" w:hAnsi="Consolas" w:eastAsia="宋体" w:cs="Consolas"/>
+          <w:sz w:val="17"/>
+          <w:szCs w:val="17"/>
+          <w:lang w:val="en-US" w:eastAsia="zh-CN"/>
+        </w:rPr>
+        <w:t>git add -A</w:t>
+      </w:r>
+    </w:p>
+    <w:p>
+      <w:pPr>
+        <w:pStyle w:val="14"/>
+        <w:snapToGrid w:val="0"/>
+        <w:spacing w:before="0" w:after="0" w:line="240" w:lineRule="auto"/>
+        <w:jc w:val="left"/>
+        <w:rPr>
+          <w:rFonts w:hint="default" w:ascii="Consolas" w:hAnsi="Consolas" w:eastAsia="宋体" w:cs="Consolas"/>
+          <w:sz w:val="17"/>
+          <w:szCs w:val="17"/>
+          <w:lang w:val="en-US" w:eastAsia="zh-CN"/>
+        </w:rPr>
+      </w:pPr>
+    </w:p>
+    <w:p>
+      <w:pPr>
+        <w:pStyle w:val="14"/>
+        <w:snapToGrid w:val="0"/>
+        <w:spacing w:before="0" w:after="0" w:line="240" w:lineRule="auto"/>
+        <w:jc w:val="left"/>
+        <w:rPr>
+          <w:rFonts w:hint="default" w:ascii="Consolas" w:hAnsi="Consolas" w:eastAsia="宋体" w:cs="Consolas"/>
+          <w:sz w:val="17"/>
+          <w:szCs w:val="17"/>
+          <w:lang w:val="en-US" w:eastAsia="zh-CN"/>
+        </w:rPr>
+      </w:pPr>
+      <w:r>
+        <w:rPr>
+          <w:rFonts w:hint="default" w:ascii="Consolas" w:hAnsi="Consolas" w:eastAsia="宋体" w:cs="Consolas"/>
+          <w:sz w:val="17"/>
+          <w:szCs w:val="17"/>
+          <w:lang w:val="en-US" w:eastAsia="zh-CN"/>
+        </w:rPr>
+        <w:t># 提交到本地仓库</w:t>
+      </w:r>
+    </w:p>
+    <w:p>
+      <w:pPr>
+        <w:pStyle w:val="14"/>
+        <w:snapToGrid w:val="0"/>
+        <w:spacing w:before="0" w:after="0" w:line="240" w:lineRule="auto"/>
+        <w:jc w:val="left"/>
+        <w:rPr>
+          <w:rFonts w:hint="default" w:ascii="Consolas" w:hAnsi="Consolas" w:eastAsia="宋体" w:cs="Consolas"/>
+          <w:sz w:val="17"/>
+          <w:szCs w:val="17"/>
+          <w:lang w:val="en-US" w:eastAsia="zh-CN"/>
+        </w:rPr>
+      </w:pPr>
+      <w:r>
+        <w:rPr>
+          <w:rFonts w:hint="default" w:ascii="Consolas" w:hAnsi="Consolas" w:eastAsia="宋体" w:cs="Consolas"/>
+          <w:sz w:val="17"/>
+          <w:szCs w:val="17"/>
+          <w:lang w:val="en-US" w:eastAsia="zh-CN"/>
+        </w:rPr>
+        <w:t>git commit -m "提交说明"</w:t>
+      </w:r>
+    </w:p>
+    <w:p>
+      <w:pPr>
+        <w:pStyle w:val="14"/>
+        <w:snapToGrid w:val="0"/>
+        <w:spacing w:before="0" w:after="0" w:line="240" w:lineRule="auto"/>
+        <w:jc w:val="left"/>
+        <w:rPr>
+          <w:rFonts w:hint="default" w:ascii="Consolas" w:hAnsi="Consolas" w:eastAsia="宋体" w:cs="Consolas"/>
+          <w:sz w:val="17"/>
+          <w:szCs w:val="17"/>
+          <w:lang w:val="en-US" w:eastAsia="zh-CN"/>
+        </w:rPr>
+      </w:pPr>
+    </w:p>
+    <w:p>
+      <w:pPr>
+        <w:pStyle w:val="14"/>
+        <w:snapToGrid w:val="0"/>
+        <w:spacing w:before="0" w:after="0" w:line="240" w:lineRule="auto"/>
+        <w:jc w:val="left"/>
+        <w:rPr>
+          <w:rFonts w:hint="default" w:ascii="Consolas" w:hAnsi="Consolas" w:eastAsia="宋体" w:cs="Consolas"/>
+          <w:sz w:val="17"/>
+          <w:szCs w:val="17"/>
+          <w:lang w:val="en-US" w:eastAsia="zh-CN"/>
+        </w:rPr>
+      </w:pPr>
+      <w:r>
+        <w:rPr>
+          <w:rFonts w:hint="default" w:ascii="Consolas" w:hAnsi="Consolas" w:eastAsia="宋体" w:cs="Consolas"/>
+          <w:sz w:val="17"/>
+          <w:szCs w:val="17"/>
+          <w:lang w:val="en-US" w:eastAsia="zh-CN"/>
+        </w:rPr>
+        <w:t># 关联远程仓库（使用 SSH 地址）</w:t>
+      </w:r>
+    </w:p>
+    <w:p>
+      <w:pPr>
+        <w:pStyle w:val="14"/>
+        <w:snapToGrid w:val="0"/>
+        <w:spacing w:before="0" w:after="0" w:line="240" w:lineRule="auto"/>
+        <w:jc w:val="left"/>
+        <w:rPr>
+          <w:rFonts w:hint="default" w:ascii="Consolas" w:hAnsi="Consolas" w:eastAsia="宋体" w:cs="Consolas"/>
+          <w:sz w:val="17"/>
+          <w:szCs w:val="17"/>
+          <w:lang w:val="en-US" w:eastAsia="zh-CN"/>
+        </w:rPr>
+      </w:pPr>
+      <w:r>
+        <w:rPr>
+          <w:rFonts w:hint="default" w:ascii="Consolas" w:hAnsi="Consolas" w:eastAsia="宋体" w:cs="Consolas"/>
+          <w:sz w:val="17"/>
+          <w:szCs w:val="17"/>
+          <w:lang w:val="en-US" w:eastAsia="zh-CN"/>
+        </w:rPr>
+        <w:t>git remote add origin git@github.com:advance-cmd/Course---Software-Engineering.git</w:t>
+      </w:r>
+    </w:p>
+    <w:p>
+      <w:pPr>
+        <w:pStyle w:val="14"/>
+        <w:snapToGrid w:val="0"/>
+        <w:spacing w:before="0" w:after="0" w:line="240" w:lineRule="auto"/>
+        <w:jc w:val="left"/>
+        <w:rPr>
+          <w:rFonts w:hint="default" w:ascii="Consolas" w:hAnsi="Consolas" w:eastAsia="宋体" w:cs="Consolas"/>
+          <w:sz w:val="17"/>
+          <w:szCs w:val="17"/>
+          <w:lang w:val="en-US" w:eastAsia="zh-CN"/>
+        </w:rPr>
+      </w:pPr>
+    </w:p>
+    <w:p>
+      <w:pPr>
+        <w:pStyle w:val="14"/>
+        <w:snapToGrid w:val="0"/>
+        <w:spacing w:before="0" w:after="0" w:line="240" w:lineRule="auto"/>
+        <w:jc w:val="left"/>
+        <w:rPr>
+          <w:rFonts w:hint="default" w:ascii="Consolas" w:hAnsi="Consolas" w:eastAsia="宋体" w:cs="Consolas"/>
+          <w:sz w:val="17"/>
+          <w:szCs w:val="17"/>
+          <w:lang w:val="en-US" w:eastAsia="zh-CN"/>
+        </w:rPr>
+      </w:pPr>
+      <w:r>
+        <w:rPr>
+          <w:rFonts w:hint="default" w:ascii="Consolas" w:hAnsi="Consolas" w:eastAsia="宋体" w:cs="Consolas"/>
+          <w:sz w:val="17"/>
+          <w:szCs w:val="17"/>
+          <w:lang w:val="en-US" w:eastAsia="zh-CN"/>
+        </w:rPr>
+        <w:t># 首次推送，并让本地 master 跟踪 origin/master</w:t>
+      </w:r>
+    </w:p>
+    <w:p>
+      <w:pPr>
+        <w:pStyle w:val="14"/>
+        <w:snapToGrid w:val="0"/>
+        <w:spacing w:before="0" w:after="0" w:line="240" w:lineRule="auto"/>
+        <w:jc w:val="left"/>
+        <w:rPr>
+          <w:rFonts w:hint="default" w:ascii="Consolas" w:hAnsi="Consolas" w:eastAsia="宋体" w:cs="Consolas"/>
+          <w:sz w:val="17"/>
+          <w:szCs w:val="17"/>
+          <w:lang w:val="en-US" w:eastAsia="zh-CN"/>
+        </w:rPr>
+      </w:pPr>
+      <w:r>
+        <w:rPr>
+          <w:rFonts w:hint="default" w:ascii="Consolas" w:hAnsi="Consolas" w:eastAsia="宋体" w:cs="Consolas"/>
+          <w:sz w:val="17"/>
+          <w:szCs w:val="17"/>
+          <w:lang w:val="en-US" w:eastAsia="zh-CN"/>
+        </w:rPr>
+        <w:t>git push -u origin master</w:t>
+      </w:r>
+    </w:p>
+    <w:p>
+      <w:pPr>
+        <w:pStyle w:val="14"/>
+        <w:snapToGrid w:val="0"/>
+        <w:spacing w:before="0" w:after="0" w:line="240" w:lineRule="auto"/>
+        <w:jc w:val="left"/>
+        <w:rPr>
+          <w:rFonts w:hint="default" w:ascii="Consolas" w:hAnsi="Consolas" w:eastAsia="宋体" w:cs="Consolas"/>
+          <w:sz w:val="17"/>
+          <w:szCs w:val="17"/>
+          <w:lang w:val="en-US" w:eastAsia="zh-CN"/>
+        </w:rPr>
+      </w:pPr>
+    </w:p>
+    <w:p>
+      <w:pPr>
+        <w:pStyle w:val="14"/>
+        <w:snapToGrid w:val="0"/>
+        <w:spacing w:before="0" w:after="0" w:line="240" w:lineRule="auto"/>
+        <w:jc w:val="left"/>
+        <w:rPr>
+          <w:rFonts w:hint="default" w:ascii="Consolas" w:hAnsi="Consolas" w:eastAsia="宋体" w:cs="Consolas"/>
+          <w:sz w:val="17"/>
+          <w:szCs w:val="17"/>
+          <w:lang w:val="en-US" w:eastAsia="zh-CN"/>
+        </w:rPr>
+      </w:pPr>
+      <w:r>
+        <w:rPr>
+          <w:rFonts w:hint="default" w:ascii="Consolas" w:hAnsi="Consolas" w:eastAsia="宋体" w:cs="Consolas"/>
+          <w:sz w:val="17"/>
+          <w:szCs w:val="17"/>
+          <w:lang w:val="en-US" w:eastAsia="zh-CN"/>
+        </w:rPr>
+        <w:t># 删除已跟踪的文件，并把删除记录到暂存区</w:t>
+      </w:r>
+    </w:p>
+    <w:p>
+      <w:pPr>
+        <w:pStyle w:val="14"/>
+        <w:snapToGrid w:val="0"/>
+        <w:spacing w:before="0" w:after="0" w:line="240" w:lineRule="auto"/>
+        <w:jc w:val="left"/>
+        <w:rPr>
+          <w:rFonts w:hint="default" w:ascii="Consolas" w:hAnsi="Consolas" w:eastAsia="宋体" w:cs="Consolas"/>
+          <w:sz w:val="17"/>
+          <w:szCs w:val="17"/>
+          <w:lang w:val="en-US" w:eastAsia="zh-CN"/>
+        </w:rPr>
+      </w:pPr>
+      <w:r>
+        <w:rPr>
+          <w:rFonts w:hint="default" w:ascii="Consolas" w:hAnsi="Consolas" w:eastAsia="宋体" w:cs="Consolas"/>
+          <w:sz w:val="17"/>
+          <w:szCs w:val="17"/>
+          <w:lang w:val="en-US" w:eastAsia="zh-CN"/>
+        </w:rPr>
+        <w:t>git rm "Course - Software Engineering.cpp"</w:t>
+      </w:r>
+    </w:p>
+    <w:p>
+      <w:pPr>
+        <w:pStyle w:val="14"/>
+        <w:snapToGrid w:val="0"/>
+        <w:spacing w:before="0" w:after="0" w:line="240" w:lineRule="auto"/>
+        <w:jc w:val="left"/>
+        <w:rPr>
+          <w:rFonts w:hint="default" w:ascii="Consolas" w:hAnsi="Consolas" w:eastAsia="宋体" w:cs="Consolas"/>
+          <w:sz w:val="17"/>
+          <w:szCs w:val="17"/>
+          <w:lang w:val="en-US" w:eastAsia="zh-CN"/>
+        </w:rPr>
+      </w:pPr>
+    </w:p>
+    <w:p>
+      <w:pPr>
+        <w:pStyle w:val="14"/>
+        <w:snapToGrid w:val="0"/>
+        <w:spacing w:before="0" w:after="0" w:line="240" w:lineRule="auto"/>
+        <w:jc w:val="left"/>
+        <w:rPr>
+          <w:rFonts w:hint="default" w:ascii="Consolas" w:hAnsi="Consolas" w:eastAsia="宋体" w:cs="Consolas"/>
+          <w:sz w:val="17"/>
+          <w:szCs w:val="17"/>
+          <w:lang w:val="en-US" w:eastAsia="zh-CN"/>
+        </w:rPr>
+      </w:pPr>
+      <w:r>
+        <w:rPr>
+          <w:rFonts w:hint="default" w:ascii="Consolas" w:hAnsi="Consolas" w:eastAsia="宋体" w:cs="Consolas"/>
+          <w:sz w:val="17"/>
+          <w:szCs w:val="17"/>
+          <w:lang w:val="en-US" w:eastAsia="zh-CN"/>
+        </w:rPr>
+        <w:t># 获取远程更新、查看状态和提交历史</w:t>
+      </w:r>
+    </w:p>
+    <w:p>
+      <w:pPr>
+        <w:pStyle w:val="14"/>
+        <w:snapToGrid w:val="0"/>
+        <w:spacing w:before="0" w:after="0" w:line="240" w:lineRule="auto"/>
+        <w:jc w:val="left"/>
+        <w:rPr>
+          <w:rFonts w:hint="default" w:ascii="Consolas" w:hAnsi="Consolas" w:eastAsia="宋体" w:cs="Consolas"/>
+          <w:sz w:val="17"/>
+          <w:szCs w:val="17"/>
+          <w:lang w:val="en-US" w:eastAsia="zh-CN"/>
+        </w:rPr>
+      </w:pPr>
+      <w:r>
+        <w:rPr>
+          <w:rFonts w:hint="default" w:ascii="Consolas" w:hAnsi="Consolas" w:eastAsia="宋体" w:cs="Consolas"/>
+          <w:sz w:val="17"/>
+          <w:szCs w:val="17"/>
+          <w:lang w:val="en-US" w:eastAsia="zh-CN"/>
+        </w:rPr>
+        <w:t>git fetch origin</w:t>
+      </w:r>
+    </w:p>
+    <w:p>
+      <w:pPr>
+        <w:pStyle w:val="14"/>
+        <w:snapToGrid w:val="0"/>
+        <w:spacing w:before="0" w:after="0" w:line="240" w:lineRule="auto"/>
+        <w:jc w:val="left"/>
+        <w:rPr>
+          <w:rFonts w:hint="default" w:ascii="Consolas" w:hAnsi="Consolas" w:eastAsia="宋体" w:cs="Consolas"/>
+          <w:sz w:val="17"/>
+          <w:szCs w:val="17"/>
+          <w:lang w:val="en-US" w:eastAsia="zh-CN"/>
+        </w:rPr>
+      </w:pPr>
+      <w:r>
+        <w:rPr>
+          <w:rFonts w:hint="default" w:ascii="Consolas" w:hAnsi="Consolas" w:eastAsia="宋体" w:cs="Consolas"/>
+          <w:sz w:val="17"/>
+          <w:szCs w:val="17"/>
+          <w:lang w:val="en-US" w:eastAsia="zh-CN"/>
+        </w:rPr>
+        <w:t>git status</w:t>
+      </w:r>
+    </w:p>
+    <w:p>
+      <w:pPr>
+        <w:pStyle w:val="14"/>
+        <w:snapToGrid w:val="0"/>
+        <w:spacing w:before="0" w:after="0" w:line="240" w:lineRule="auto"/>
+        <w:jc w:val="left"/>
+        <w:rPr>
+          <w:rFonts w:hint="default" w:ascii="Consolas" w:hAnsi="Consolas" w:eastAsia="宋体" w:cs="Consolas"/>
+          <w:sz w:val="17"/>
+          <w:szCs w:val="17"/>
+          <w:lang w:val="en-US" w:eastAsia="zh-CN"/>
+        </w:rPr>
+      </w:pPr>
+      <w:r>
+        <w:rPr>
+          <w:rFonts w:hint="default" w:ascii="Consolas" w:hAnsi="Consolas" w:eastAsia="宋体" w:cs="Consolas"/>
+          <w:sz w:val="17"/>
+          <w:szCs w:val="17"/>
+          <w:lang w:val="en-US" w:eastAsia="zh-CN"/>
+        </w:rPr>
+        <w:t>git log --oneline</w:t>
       </w:r>
     </w:p>
     <w:p>
@@ -1664,7 +1664,7 @@
           <w:szCs w:val="24"/>
           <w:lang w:val="en-US" w:eastAsia="zh-CN"/>
         </w:rPr>
-        <w:t xml:space="preserve">Rider 也集成了 Git 工具窗口，可以直接查看分支和提交日志，如图3所示。</w:t>
+        <w:t>Rider 也集成了 Git 工具窗口，可以直接查看分支和提交日志，如图3所示。</w:t>
       </w:r>
     </w:p>
     <w:p>
@@ -1676,7 +1676,7 @@
       <w:r>
         <w:drawing>
           <wp:inline distT="0" distB="0" distL="114300" distR="114300">
-            <wp:extent cx="5265420" cy="1248502"/>
+            <wp:extent cx="5265420" cy="1248410"/>
             <wp:effectExtent l="0" t="0" r="0" b="0"/>
             <wp:docPr id="103" name="图片 103"/>
             <wp:cNvGraphicFramePr>
@@ -1692,7 +1692,7 @@
                     </pic:cNvPicPr>
                   </pic:nvPicPr>
                   <pic:blipFill>
-                    <a:blip r:embed="rId103"/>
+                    <a:blip r:embed="rId6"/>
                     <a:stretch>
                       <a:fillRect/>
                     </a:stretch>
@@ -1735,7 +1735,7 @@
           <w:szCs w:val="21"/>
           <w:lang w:val="en-US" w:eastAsia="zh-CN"/>
         </w:rPr>
-        <w:t xml:space="preserve">图3 Rider 中的 Git 日志</w:t>
+        <w:t>图3 Rider 中的 Git 日志</w:t>
       </w:r>
     </w:p>
     <w:p>
@@ -1756,7 +1756,7 @@
           <w:szCs w:val="28"/>
           <w:lang w:val="en-US" w:eastAsia="zh-CN"/>
         </w:rPr>
-        <w:t xml:space="preserve">2. 编程基本功练习</w:t>
+        <w:t>2. 编程基本功练习</w:t>
       </w:r>
     </w:p>
     <w:p>
@@ -1777,7 +1777,7 @@
           <w:szCs w:val="24"/>
           <w:lang w:val="en-US" w:eastAsia="zh-CN"/>
         </w:rPr>
-        <w:t xml:space="preserve">（1）编程实现 Hello World</w:t>
+        <w:t>（1）编程实现 Hello World</w:t>
       </w:r>
     </w:p>
     <w:p>
@@ -1801,7 +1801,7 @@
           <w:szCs w:val="24"/>
           <w:lang w:val="en-US" w:eastAsia="zh-CN"/>
         </w:rPr>
-        <w:t xml:space="preserve">描述：</w:t>
+        <w:t>描述：</w:t>
       </w:r>
     </w:p>
     <w:p>
@@ -1822,7 +1822,7 @@
           <w:szCs w:val="24"/>
           <w:lang w:val="en-US" w:eastAsia="zh-CN"/>
         </w:rPr>
-        <w:t xml:space="preserve">使用自己熟悉的编程语言编写一个程序：输出“Hello World”。</w:t>
+        <w:t>使用自己熟悉的编程语言编写一个程序：输出“Hello World”。</w:t>
       </w:r>
     </w:p>
     <w:p>
@@ -1846,7 +1846,7 @@
           <w:szCs w:val="24"/>
           <w:lang w:val="en-US" w:eastAsia="zh-CN"/>
         </w:rPr>
-        <w:t xml:space="preserve">解答：</w:t>
+        <w:t>解答：</w:t>
       </w:r>
     </w:p>
     <w:p>
@@ -1867,296 +1867,296 @@
           <w:szCs w:val="24"/>
           <w:lang w:val="en-US" w:eastAsia="zh-CN"/>
         </w:rPr>
-        <w:t xml:space="preserve">使用 C++ 语言，在 Rider 中创建 Visual C++ 控制台项目 Course - Software Engineering（解决方案文件 .sln 和项目文件 .vcxproj），源文件为 main.h 和 main.cpp。</w:t>
-      </w:r>
-    </w:p>
-    <w:p>
-      <w:pPr>
-        <w:jc w:val="left"/>
-        <w:rPr>
-          <w:rFonts w:hint="eastAsia"/>
-          <w:sz w:val="24"/>
-          <w:szCs w:val="24"/>
-          <w:lang w:val="en-US" w:eastAsia="zh-CN"/>
-        </w:rPr>
-      </w:pPr>
-      <w:r>
-        <w:rPr>
-          <w:rFonts w:hint="eastAsia"/>
-          <w:sz w:val="24"/>
-          <w:szCs w:val="24"/>
-          <w:lang w:val="en-US" w:eastAsia="zh-CN"/>
-        </w:rPr>
-        <w:t xml:space="preserve">main.h：</w:t>
-      </w:r>
-    </w:p>
-    <w:p>
-      <w:pPr>
-        <w:pStyle w:val="14"/>
-        <w:snapToGrid w:val="0"/>
-        <w:spacing w:before="0" w:after="0" w:line="240" w:lineRule="auto"/>
-        <w:jc w:val="left"/>
-        <w:rPr>
-          <w:rFonts w:ascii="Consolas" w:hAnsi="Consolas" w:eastAsia="宋体" w:cs="Consolas" w:hint="default"/>
-          <w:sz w:val="17"/>
-          <w:szCs w:val="17"/>
-          <w:lang w:val="en-US" w:eastAsia="zh-CN"/>
-        </w:rPr>
-      </w:pPr>
-      <w:r>
-        <w:rPr>
-          <w:rFonts w:ascii="Consolas" w:hAnsi="Consolas" w:eastAsia="宋体" w:cs="Consolas" w:hint="default"/>
-          <w:sz w:val="17"/>
-          <w:szCs w:val="17"/>
-          <w:lang w:val="en-US" w:eastAsia="zh-CN"/>
-        </w:rPr>
-        <w:t xml:space="preserve">#pragma once</w:t>
-      </w:r>
-    </w:p>
-    <w:p>
-      <w:pPr>
-        <w:pStyle w:val="14"/>
-        <w:snapToGrid w:val="0"/>
-        <w:spacing w:before="0" w:after="0" w:line="240" w:lineRule="auto"/>
-        <w:jc w:val="left"/>
-        <w:rPr>
-          <w:rFonts w:ascii="Consolas" w:hAnsi="Consolas" w:eastAsia="宋体" w:cs="Consolas" w:hint="default"/>
-          <w:sz w:val="17"/>
-          <w:szCs w:val="17"/>
-          <w:lang w:val="en-US" w:eastAsia="zh-CN"/>
-        </w:rPr>
-      </w:pPr>
-    </w:p>
-    <w:p>
-      <w:pPr>
-        <w:pStyle w:val="14"/>
-        <w:snapToGrid w:val="0"/>
-        <w:spacing w:before="0" w:after="0" w:line="240" w:lineRule="auto"/>
-        <w:jc w:val="left"/>
-        <w:rPr>
-          <w:rFonts w:ascii="Consolas" w:hAnsi="Consolas" w:eastAsia="宋体" w:cs="Consolas" w:hint="default"/>
-          <w:sz w:val="17"/>
-          <w:szCs w:val="17"/>
-          <w:lang w:val="en-US" w:eastAsia="zh-CN"/>
-        </w:rPr>
-      </w:pPr>
-    </w:p>
-    <w:p>
-      <w:pPr>
-        <w:pStyle w:val="14"/>
-        <w:snapToGrid w:val="0"/>
-        <w:spacing w:before="0" w:after="0" w:line="240" w:lineRule="auto"/>
-        <w:jc w:val="left"/>
-        <w:rPr>
-          <w:rFonts w:ascii="Consolas" w:hAnsi="Consolas" w:eastAsia="宋体" w:cs="Consolas" w:hint="default"/>
-          <w:sz w:val="17"/>
-          <w:szCs w:val="17"/>
-          <w:lang w:val="en-US" w:eastAsia="zh-CN"/>
-        </w:rPr>
-      </w:pPr>
-      <w:r>
-        <w:rPr>
-          <w:rFonts w:ascii="Consolas" w:hAnsi="Consolas" w:eastAsia="宋体" w:cs="Consolas" w:hint="default"/>
-          <w:sz w:val="17"/>
-          <w:szCs w:val="17"/>
-          <w:lang w:val="en-US" w:eastAsia="zh-CN"/>
-        </w:rPr>
-        <w:t xml:space="preserve">int main();</w:t>
-      </w:r>
-    </w:p>
-    <w:p>
-      <w:pPr>
-        <w:jc w:val="left"/>
-        <w:rPr>
-          <w:rFonts w:hint="eastAsia"/>
-          <w:sz w:val="24"/>
-          <w:szCs w:val="24"/>
-          <w:lang w:val="en-US" w:eastAsia="zh-CN"/>
-        </w:rPr>
-      </w:pPr>
-      <w:r>
-        <w:rPr>
-          <w:rFonts w:hint="eastAsia"/>
-          <w:sz w:val="24"/>
-          <w:szCs w:val="24"/>
-          <w:lang w:val="en-US" w:eastAsia="zh-CN"/>
-        </w:rPr>
-        <w:t xml:space="preserve">main.cpp：</w:t>
-      </w:r>
-    </w:p>
-    <w:p>
-      <w:pPr>
-        <w:pStyle w:val="14"/>
-        <w:snapToGrid w:val="0"/>
-        <w:spacing w:before="0" w:after="0" w:line="240" w:lineRule="auto"/>
-        <w:jc w:val="left"/>
-        <w:rPr>
-          <w:rFonts w:ascii="Consolas" w:hAnsi="Consolas" w:eastAsia="宋体" w:cs="Consolas" w:hint="default"/>
-          <w:sz w:val="17"/>
-          <w:szCs w:val="17"/>
-          <w:lang w:val="en-US" w:eastAsia="zh-CN"/>
-        </w:rPr>
-      </w:pPr>
-      <w:r>
-        <w:rPr>
-          <w:rFonts w:ascii="Consolas" w:hAnsi="Consolas" w:eastAsia="宋体" w:cs="Consolas" w:hint="default"/>
-          <w:sz w:val="17"/>
-          <w:szCs w:val="17"/>
-          <w:lang w:val="en-US" w:eastAsia="zh-CN"/>
-        </w:rPr>
-        <w:t xml:space="preserve">#include "main.h"</w:t>
-      </w:r>
-    </w:p>
-    <w:p>
-      <w:pPr>
-        <w:pStyle w:val="14"/>
-        <w:snapToGrid w:val="0"/>
-        <w:spacing w:before="0" w:after="0" w:line="240" w:lineRule="auto"/>
-        <w:jc w:val="left"/>
-        <w:rPr>
-          <w:rFonts w:ascii="Consolas" w:hAnsi="Consolas" w:eastAsia="宋体" w:cs="Consolas" w:hint="default"/>
-          <w:sz w:val="17"/>
-          <w:szCs w:val="17"/>
-          <w:lang w:val="en-US" w:eastAsia="zh-CN"/>
-        </w:rPr>
-      </w:pPr>
-    </w:p>
-    <w:p>
-      <w:pPr>
-        <w:pStyle w:val="14"/>
-        <w:snapToGrid w:val="0"/>
-        <w:spacing w:before="0" w:after="0" w:line="240" w:lineRule="auto"/>
-        <w:jc w:val="left"/>
-        <w:rPr>
-          <w:rFonts w:ascii="Consolas" w:hAnsi="Consolas" w:eastAsia="宋体" w:cs="Consolas" w:hint="default"/>
-          <w:sz w:val="17"/>
-          <w:szCs w:val="17"/>
-          <w:lang w:val="en-US" w:eastAsia="zh-CN"/>
-        </w:rPr>
-      </w:pPr>
-      <w:r>
-        <w:rPr>
-          <w:rFonts w:ascii="Consolas" w:hAnsi="Consolas" w:eastAsia="宋体" w:cs="Consolas" w:hint="default"/>
-          <w:sz w:val="17"/>
-          <w:szCs w:val="17"/>
-          <w:lang w:val="en-US" w:eastAsia="zh-CN"/>
-        </w:rPr>
-        <w:t xml:space="preserve">#include &lt;iostream&gt;</w:t>
-      </w:r>
-    </w:p>
-    <w:p>
-      <w:pPr>
-        <w:pStyle w:val="14"/>
-        <w:snapToGrid w:val="0"/>
-        <w:spacing w:before="0" w:after="0" w:line="240" w:lineRule="auto"/>
-        <w:jc w:val="left"/>
-        <w:rPr>
-          <w:rFonts w:ascii="Consolas" w:hAnsi="Consolas" w:eastAsia="宋体" w:cs="Consolas" w:hint="default"/>
-          <w:sz w:val="17"/>
-          <w:szCs w:val="17"/>
-          <w:lang w:val="en-US" w:eastAsia="zh-CN"/>
-        </w:rPr>
-      </w:pPr>
-    </w:p>
-    <w:p>
-      <w:pPr>
-        <w:pStyle w:val="14"/>
-        <w:snapToGrid w:val="0"/>
-        <w:spacing w:before="0" w:after="0" w:line="240" w:lineRule="auto"/>
-        <w:jc w:val="left"/>
-        <w:rPr>
-          <w:rFonts w:ascii="Consolas" w:hAnsi="Consolas" w:eastAsia="宋体" w:cs="Consolas" w:hint="default"/>
-          <w:sz w:val="17"/>
-          <w:szCs w:val="17"/>
-          <w:lang w:val="en-US" w:eastAsia="zh-CN"/>
-        </w:rPr>
-      </w:pPr>
-      <w:r>
-        <w:rPr>
-          <w:rFonts w:ascii="Consolas" w:hAnsi="Consolas" w:eastAsia="宋体" w:cs="Consolas" w:hint="default"/>
-          <w:sz w:val="17"/>
-          <w:szCs w:val="17"/>
-          <w:lang w:val="en-US" w:eastAsia="zh-CN"/>
-        </w:rPr>
-        <w:t xml:space="preserve">using namespace std;</w:t>
-      </w:r>
-    </w:p>
-    <w:p>
-      <w:pPr>
-        <w:pStyle w:val="14"/>
-        <w:snapToGrid w:val="0"/>
-        <w:spacing w:before="0" w:after="0" w:line="240" w:lineRule="auto"/>
-        <w:jc w:val="left"/>
-        <w:rPr>
-          <w:rFonts w:ascii="Consolas" w:hAnsi="Consolas" w:eastAsia="宋体" w:cs="Consolas" w:hint="default"/>
-          <w:sz w:val="17"/>
-          <w:szCs w:val="17"/>
-          <w:lang w:val="en-US" w:eastAsia="zh-CN"/>
-        </w:rPr>
-      </w:pPr>
-    </w:p>
-    <w:p>
-      <w:pPr>
-        <w:pStyle w:val="14"/>
-        <w:snapToGrid w:val="0"/>
-        <w:spacing w:before="0" w:after="0" w:line="240" w:lineRule="auto"/>
-        <w:jc w:val="left"/>
-        <w:rPr>
-          <w:rFonts w:ascii="Consolas" w:hAnsi="Consolas" w:eastAsia="宋体" w:cs="Consolas" w:hint="default"/>
-          <w:sz w:val="17"/>
-          <w:szCs w:val="17"/>
-          <w:lang w:val="en-US" w:eastAsia="zh-CN"/>
-        </w:rPr>
-      </w:pPr>
-      <w:r>
-        <w:rPr>
-          <w:rFonts w:ascii="Consolas" w:hAnsi="Consolas" w:eastAsia="宋体" w:cs="Consolas" w:hint="default"/>
-          <w:sz w:val="17"/>
-          <w:szCs w:val="17"/>
-          <w:lang w:val="en-US" w:eastAsia="zh-CN"/>
-        </w:rPr>
-        <w:t xml:space="preserve">int main()</w:t>
-      </w:r>
-    </w:p>
-    <w:p>
-      <w:pPr>
-        <w:pStyle w:val="14"/>
-        <w:snapToGrid w:val="0"/>
-        <w:spacing w:before="0" w:after="0" w:line="240" w:lineRule="auto"/>
-        <w:jc w:val="left"/>
-        <w:rPr>
-          <w:rFonts w:ascii="Consolas" w:hAnsi="Consolas" w:eastAsia="宋体" w:cs="Consolas" w:hint="default"/>
-          <w:sz w:val="17"/>
-          <w:szCs w:val="17"/>
-          <w:lang w:val="en-US" w:eastAsia="zh-CN"/>
-        </w:rPr>
-      </w:pPr>
-      <w:r>
-        <w:rPr>
-          <w:rFonts w:ascii="Consolas" w:hAnsi="Consolas" w:eastAsia="宋体" w:cs="Consolas" w:hint="default"/>
-          <w:sz w:val="17"/>
-          <w:szCs w:val="17"/>
-          <w:lang w:val="en-US" w:eastAsia="zh-CN"/>
-        </w:rPr>
-        <w:t xml:space="preserve">{</w:t>
-      </w:r>
-    </w:p>
-    <w:p>
-      <w:pPr>
-        <w:pStyle w:val="14"/>
-        <w:snapToGrid w:val="0"/>
-        <w:spacing w:before="0" w:after="0" w:line="240" w:lineRule="auto"/>
-        <w:jc w:val="left"/>
-        <w:rPr>
-          <w:rFonts w:ascii="Consolas" w:hAnsi="Consolas" w:eastAsia="宋体" w:cs="Consolas" w:hint="default"/>
-          <w:sz w:val="17"/>
-          <w:szCs w:val="17"/>
-          <w:lang w:val="en-US" w:eastAsia="zh-CN"/>
-        </w:rPr>
-      </w:pPr>
-      <w:r>
-        <w:rPr>
-          <w:rFonts w:ascii="Consolas" w:hAnsi="Consolas" w:eastAsia="宋体" w:cs="Consolas" w:hint="default"/>
+        <w:t>使用 C++ 语言，在 Rider 中创建 Visual C++ 控制台项目 Course - Software Engineering（解决方案文件 .sln 和项目文件 .vcxproj），源文件为 main.h 和 main.cpp。</w:t>
+      </w:r>
+    </w:p>
+    <w:p>
+      <w:pPr>
+        <w:jc w:val="left"/>
+        <w:rPr>
+          <w:rFonts w:hint="eastAsia"/>
+          <w:sz w:val="24"/>
+          <w:szCs w:val="24"/>
+          <w:lang w:val="en-US" w:eastAsia="zh-CN"/>
+        </w:rPr>
+      </w:pPr>
+      <w:r>
+        <w:rPr>
+          <w:rFonts w:hint="eastAsia"/>
+          <w:sz w:val="24"/>
+          <w:szCs w:val="24"/>
+          <w:lang w:val="en-US" w:eastAsia="zh-CN"/>
+        </w:rPr>
+        <w:t>main.h：</w:t>
+      </w:r>
+    </w:p>
+    <w:p>
+      <w:pPr>
+        <w:pStyle w:val="14"/>
+        <w:snapToGrid w:val="0"/>
+        <w:spacing w:before="0" w:after="0" w:line="240" w:lineRule="auto"/>
+        <w:jc w:val="left"/>
+        <w:rPr>
+          <w:rFonts w:hint="default" w:ascii="Consolas" w:hAnsi="Consolas" w:eastAsia="宋体" w:cs="Consolas"/>
+          <w:sz w:val="17"/>
+          <w:szCs w:val="17"/>
+          <w:lang w:val="en-US" w:eastAsia="zh-CN"/>
+        </w:rPr>
+      </w:pPr>
+      <w:r>
+        <w:rPr>
+          <w:rFonts w:hint="default" w:ascii="Consolas" w:hAnsi="Consolas" w:eastAsia="宋体" w:cs="Consolas"/>
+          <w:sz w:val="17"/>
+          <w:szCs w:val="17"/>
+          <w:lang w:val="en-US" w:eastAsia="zh-CN"/>
+        </w:rPr>
+        <w:t>#pragma once</w:t>
+      </w:r>
+    </w:p>
+    <w:p>
+      <w:pPr>
+        <w:pStyle w:val="14"/>
+        <w:snapToGrid w:val="0"/>
+        <w:spacing w:before="0" w:after="0" w:line="240" w:lineRule="auto"/>
+        <w:jc w:val="left"/>
+        <w:rPr>
+          <w:rFonts w:hint="default" w:ascii="Consolas" w:hAnsi="Consolas" w:eastAsia="宋体" w:cs="Consolas"/>
+          <w:sz w:val="17"/>
+          <w:szCs w:val="17"/>
+          <w:lang w:val="en-US" w:eastAsia="zh-CN"/>
+        </w:rPr>
+      </w:pPr>
+    </w:p>
+    <w:p>
+      <w:pPr>
+        <w:pStyle w:val="14"/>
+        <w:snapToGrid w:val="0"/>
+        <w:spacing w:before="0" w:after="0" w:line="240" w:lineRule="auto"/>
+        <w:jc w:val="left"/>
+        <w:rPr>
+          <w:rFonts w:hint="default" w:ascii="Consolas" w:hAnsi="Consolas" w:eastAsia="宋体" w:cs="Consolas"/>
+          <w:sz w:val="17"/>
+          <w:szCs w:val="17"/>
+          <w:lang w:val="en-US" w:eastAsia="zh-CN"/>
+        </w:rPr>
+      </w:pPr>
+    </w:p>
+    <w:p>
+      <w:pPr>
+        <w:pStyle w:val="14"/>
+        <w:snapToGrid w:val="0"/>
+        <w:spacing w:before="0" w:after="0" w:line="240" w:lineRule="auto"/>
+        <w:jc w:val="left"/>
+        <w:rPr>
+          <w:rFonts w:hint="default" w:ascii="Consolas" w:hAnsi="Consolas" w:eastAsia="宋体" w:cs="Consolas"/>
+          <w:sz w:val="17"/>
+          <w:szCs w:val="17"/>
+          <w:lang w:val="en-US" w:eastAsia="zh-CN"/>
+        </w:rPr>
+      </w:pPr>
+      <w:r>
+        <w:rPr>
+          <w:rFonts w:hint="default" w:ascii="Consolas" w:hAnsi="Consolas" w:eastAsia="宋体" w:cs="Consolas"/>
+          <w:sz w:val="17"/>
+          <w:szCs w:val="17"/>
+          <w:lang w:val="en-US" w:eastAsia="zh-CN"/>
+        </w:rPr>
+        <w:t>int main();</w:t>
+      </w:r>
+    </w:p>
+    <w:p>
+      <w:pPr>
+        <w:jc w:val="left"/>
+        <w:rPr>
+          <w:rFonts w:hint="eastAsia"/>
+          <w:sz w:val="24"/>
+          <w:szCs w:val="24"/>
+          <w:lang w:val="en-US" w:eastAsia="zh-CN"/>
+        </w:rPr>
+      </w:pPr>
+      <w:r>
+        <w:rPr>
+          <w:rFonts w:hint="eastAsia"/>
+          <w:sz w:val="24"/>
+          <w:szCs w:val="24"/>
+          <w:lang w:val="en-US" w:eastAsia="zh-CN"/>
+        </w:rPr>
+        <w:t>main.cpp：</w:t>
+      </w:r>
+    </w:p>
+    <w:p>
+      <w:pPr>
+        <w:pStyle w:val="14"/>
+        <w:snapToGrid w:val="0"/>
+        <w:spacing w:before="0" w:after="0" w:line="240" w:lineRule="auto"/>
+        <w:jc w:val="left"/>
+        <w:rPr>
+          <w:rFonts w:hint="default" w:ascii="Consolas" w:hAnsi="Consolas" w:eastAsia="宋体" w:cs="Consolas"/>
+          <w:sz w:val="17"/>
+          <w:szCs w:val="17"/>
+          <w:lang w:val="en-US" w:eastAsia="zh-CN"/>
+        </w:rPr>
+      </w:pPr>
+      <w:r>
+        <w:rPr>
+          <w:rFonts w:hint="default" w:ascii="Consolas" w:hAnsi="Consolas" w:eastAsia="宋体" w:cs="Consolas"/>
+          <w:sz w:val="17"/>
+          <w:szCs w:val="17"/>
+          <w:lang w:val="en-US" w:eastAsia="zh-CN"/>
+        </w:rPr>
+        <w:t>#include "main.h"</w:t>
+      </w:r>
+    </w:p>
+    <w:p>
+      <w:pPr>
+        <w:pStyle w:val="14"/>
+        <w:snapToGrid w:val="0"/>
+        <w:spacing w:before="0" w:after="0" w:line="240" w:lineRule="auto"/>
+        <w:jc w:val="left"/>
+        <w:rPr>
+          <w:rFonts w:hint="default" w:ascii="Consolas" w:hAnsi="Consolas" w:eastAsia="宋体" w:cs="Consolas"/>
+          <w:sz w:val="17"/>
+          <w:szCs w:val="17"/>
+          <w:lang w:val="en-US" w:eastAsia="zh-CN"/>
+        </w:rPr>
+      </w:pPr>
+    </w:p>
+    <w:p>
+      <w:pPr>
+        <w:pStyle w:val="14"/>
+        <w:snapToGrid w:val="0"/>
+        <w:spacing w:before="0" w:after="0" w:line="240" w:lineRule="auto"/>
+        <w:jc w:val="left"/>
+        <w:rPr>
+          <w:rFonts w:hint="default" w:ascii="Consolas" w:hAnsi="Consolas" w:eastAsia="宋体" w:cs="Consolas"/>
+          <w:sz w:val="17"/>
+          <w:szCs w:val="17"/>
+          <w:lang w:val="en-US" w:eastAsia="zh-CN"/>
+        </w:rPr>
+      </w:pPr>
+      <w:r>
+        <w:rPr>
+          <w:rFonts w:hint="default" w:ascii="Consolas" w:hAnsi="Consolas" w:eastAsia="宋体" w:cs="Consolas"/>
+          <w:sz w:val="17"/>
+          <w:szCs w:val="17"/>
+          <w:lang w:val="en-US" w:eastAsia="zh-CN"/>
+        </w:rPr>
+        <w:t>#include &lt;iostream&gt;</w:t>
+      </w:r>
+    </w:p>
+    <w:p>
+      <w:pPr>
+        <w:pStyle w:val="14"/>
+        <w:snapToGrid w:val="0"/>
+        <w:spacing w:before="0" w:after="0" w:line="240" w:lineRule="auto"/>
+        <w:jc w:val="left"/>
+        <w:rPr>
+          <w:rFonts w:hint="default" w:ascii="Consolas" w:hAnsi="Consolas" w:eastAsia="宋体" w:cs="Consolas"/>
+          <w:sz w:val="17"/>
+          <w:szCs w:val="17"/>
+          <w:lang w:val="en-US" w:eastAsia="zh-CN"/>
+        </w:rPr>
+      </w:pPr>
+    </w:p>
+    <w:p>
+      <w:pPr>
+        <w:pStyle w:val="14"/>
+        <w:snapToGrid w:val="0"/>
+        <w:spacing w:before="0" w:after="0" w:line="240" w:lineRule="auto"/>
+        <w:jc w:val="left"/>
+        <w:rPr>
+          <w:rFonts w:hint="default" w:ascii="Consolas" w:hAnsi="Consolas" w:eastAsia="宋体" w:cs="Consolas"/>
+          <w:sz w:val="17"/>
+          <w:szCs w:val="17"/>
+          <w:lang w:val="en-US" w:eastAsia="zh-CN"/>
+        </w:rPr>
+      </w:pPr>
+      <w:r>
+        <w:rPr>
+          <w:rFonts w:hint="default" w:ascii="Consolas" w:hAnsi="Consolas" w:eastAsia="宋体" w:cs="Consolas"/>
+          <w:sz w:val="17"/>
+          <w:szCs w:val="17"/>
+          <w:lang w:val="en-US" w:eastAsia="zh-CN"/>
+        </w:rPr>
+        <w:t>using namespace std;</w:t>
+      </w:r>
+    </w:p>
+    <w:p>
+      <w:pPr>
+        <w:pStyle w:val="14"/>
+        <w:snapToGrid w:val="0"/>
+        <w:spacing w:before="0" w:after="0" w:line="240" w:lineRule="auto"/>
+        <w:jc w:val="left"/>
+        <w:rPr>
+          <w:rFonts w:hint="default" w:ascii="Consolas" w:hAnsi="Consolas" w:eastAsia="宋体" w:cs="Consolas"/>
+          <w:sz w:val="17"/>
+          <w:szCs w:val="17"/>
+          <w:lang w:val="en-US" w:eastAsia="zh-CN"/>
+        </w:rPr>
+      </w:pPr>
+    </w:p>
+    <w:p>
+      <w:pPr>
+        <w:pStyle w:val="14"/>
+        <w:snapToGrid w:val="0"/>
+        <w:spacing w:before="0" w:after="0" w:line="240" w:lineRule="auto"/>
+        <w:jc w:val="left"/>
+        <w:rPr>
+          <w:rFonts w:hint="default" w:ascii="Consolas" w:hAnsi="Consolas" w:eastAsia="宋体" w:cs="Consolas"/>
+          <w:sz w:val="17"/>
+          <w:szCs w:val="17"/>
+          <w:lang w:val="en-US" w:eastAsia="zh-CN"/>
+        </w:rPr>
+      </w:pPr>
+      <w:r>
+        <w:rPr>
+          <w:rFonts w:hint="default" w:ascii="Consolas" w:hAnsi="Consolas" w:eastAsia="宋体" w:cs="Consolas"/>
+          <w:sz w:val="17"/>
+          <w:szCs w:val="17"/>
+          <w:lang w:val="en-US" w:eastAsia="zh-CN"/>
+        </w:rPr>
+        <w:t>int main()</w:t>
+      </w:r>
+    </w:p>
+    <w:p>
+      <w:pPr>
+        <w:pStyle w:val="14"/>
+        <w:snapToGrid w:val="0"/>
+        <w:spacing w:before="0" w:after="0" w:line="240" w:lineRule="auto"/>
+        <w:jc w:val="left"/>
+        <w:rPr>
+          <w:rFonts w:hint="default" w:ascii="Consolas" w:hAnsi="Consolas" w:eastAsia="宋体" w:cs="Consolas"/>
+          <w:sz w:val="17"/>
+          <w:szCs w:val="17"/>
+          <w:lang w:val="en-US" w:eastAsia="zh-CN"/>
+        </w:rPr>
+      </w:pPr>
+      <w:r>
+        <w:rPr>
+          <w:rFonts w:hint="default" w:ascii="Consolas" w:hAnsi="Consolas" w:eastAsia="宋体" w:cs="Consolas"/>
+          <w:sz w:val="17"/>
+          <w:szCs w:val="17"/>
+          <w:lang w:val="en-US" w:eastAsia="zh-CN"/>
+        </w:rPr>
+        <w:t>{</w:t>
+      </w:r>
+    </w:p>
+    <w:p>
+      <w:pPr>
+        <w:pStyle w:val="14"/>
+        <w:snapToGrid w:val="0"/>
+        <w:spacing w:before="0" w:after="0" w:line="240" w:lineRule="auto"/>
+        <w:jc w:val="left"/>
+        <w:rPr>
+          <w:rFonts w:hint="default" w:ascii="Consolas" w:hAnsi="Consolas" w:eastAsia="宋体" w:cs="Consolas"/>
+          <w:sz w:val="17"/>
+          <w:szCs w:val="17"/>
+          <w:lang w:val="en-US" w:eastAsia="zh-CN"/>
+        </w:rPr>
+      </w:pPr>
+      <w:r>
+        <w:rPr>
+          <w:rFonts w:hint="default" w:ascii="Consolas" w:hAnsi="Consolas" w:eastAsia="宋体" w:cs="Consolas"/>
           <w:sz w:val="17"/>
           <w:szCs w:val="17"/>
           <w:lang w:val="en-US" w:eastAsia="zh-CN"/>
@@ -2171,15 +2171,15 @@
         <w:spacing w:before="0" w:after="0" w:line="240" w:lineRule="auto"/>
         <w:jc w:val="left"/>
         <w:rPr>
-          <w:rFonts w:ascii="Consolas" w:hAnsi="Consolas" w:eastAsia="宋体" w:cs="Consolas" w:hint="default"/>
-          <w:sz w:val="17"/>
-          <w:szCs w:val="17"/>
-          <w:lang w:val="en-US" w:eastAsia="zh-CN"/>
-        </w:rPr>
-      </w:pPr>
-      <w:r>
-        <w:rPr>
-          <w:rFonts w:ascii="Consolas" w:hAnsi="Consolas" w:eastAsia="宋体" w:cs="Consolas" w:hint="default"/>
+          <w:rFonts w:hint="default" w:ascii="Consolas" w:hAnsi="Consolas" w:eastAsia="宋体" w:cs="Consolas"/>
+          <w:sz w:val="17"/>
+          <w:szCs w:val="17"/>
+          <w:lang w:val="en-US" w:eastAsia="zh-CN"/>
+        </w:rPr>
+      </w:pPr>
+      <w:r>
+        <w:rPr>
+          <w:rFonts w:hint="default" w:ascii="Consolas" w:hAnsi="Consolas" w:eastAsia="宋体" w:cs="Consolas"/>
           <w:sz w:val="17"/>
           <w:szCs w:val="17"/>
           <w:lang w:val="en-US" w:eastAsia="zh-CN"/>
@@ -2194,20 +2194,20 @@
         <w:spacing w:before="0" w:after="0" w:line="240" w:lineRule="auto"/>
         <w:jc w:val="left"/>
         <w:rPr>
-          <w:rFonts w:ascii="Consolas" w:hAnsi="Consolas" w:eastAsia="宋体" w:cs="Consolas" w:hint="default"/>
-          <w:sz w:val="17"/>
-          <w:szCs w:val="17"/>
-          <w:lang w:val="en-US" w:eastAsia="zh-CN"/>
-        </w:rPr>
-      </w:pPr>
-      <w:r>
-        <w:rPr>
-          <w:rFonts w:ascii="Consolas" w:hAnsi="Consolas" w:eastAsia="宋体" w:cs="Consolas" w:hint="default"/>
-          <w:sz w:val="17"/>
-          <w:szCs w:val="17"/>
-          <w:lang w:val="en-US" w:eastAsia="zh-CN"/>
-        </w:rPr>
-        <w:t xml:space="preserve">}</w:t>
+          <w:rFonts w:hint="default" w:ascii="Consolas" w:hAnsi="Consolas" w:eastAsia="宋体" w:cs="Consolas"/>
+          <w:sz w:val="17"/>
+          <w:szCs w:val="17"/>
+          <w:lang w:val="en-US" w:eastAsia="zh-CN"/>
+        </w:rPr>
+      </w:pPr>
+      <w:r>
+        <w:rPr>
+          <w:rFonts w:hint="default" w:ascii="Consolas" w:hAnsi="Consolas" w:eastAsia="宋体" w:cs="Consolas"/>
+          <w:sz w:val="17"/>
+          <w:szCs w:val="17"/>
+          <w:lang w:val="en-US" w:eastAsia="zh-CN"/>
+        </w:rPr>
+        <w:t>}</w:t>
       </w:r>
     </w:p>
     <w:p>
@@ -2228,7 +2228,7 @@
           <w:szCs w:val="24"/>
           <w:lang w:val="en-US" w:eastAsia="zh-CN"/>
         </w:rPr>
-        <w:t xml:space="preserve">在 Rider 中选择 Debug | x64 配置运行，程序输出“Hello World!”，进程退出代码为 0，如图4所示。</w:t>
+        <w:t>在 Rider 中选择 Debug | x64 配置运行，程序输出“Hello World!”，进程退出代码为 0，如图4所示。</w:t>
       </w:r>
     </w:p>
     <w:p>
@@ -2240,7 +2240,7 @@
       <w:r>
         <w:drawing>
           <wp:inline distT="0" distB="0" distL="114300" distR="114300">
-            <wp:extent cx="5265420" cy="3093434"/>
+            <wp:extent cx="5265420" cy="3093085"/>
             <wp:effectExtent l="0" t="0" r="0" b="0"/>
             <wp:docPr id="104" name="图片 104"/>
             <wp:cNvGraphicFramePr>
@@ -2256,7 +2256,7 @@
                     </pic:cNvPicPr>
                   </pic:nvPicPr>
                   <pic:blipFill>
-                    <a:blip r:embed="rId104"/>
+                    <a:blip r:embed="rId7"/>
                     <a:stretch>
                       <a:fillRect/>
                     </a:stretch>
@@ -2299,7 +2299,7 @@
           <w:szCs w:val="21"/>
           <w:lang w:val="en-US" w:eastAsia="zh-CN"/>
         </w:rPr>
-        <w:t xml:space="preserve">图4 在 Rider 中运行 Hello World</w:t>
+        <w:t>图4 在 Rider 中运行 Hello World</w:t>
       </w:r>
     </w:p>
     <w:p>
@@ -2320,7 +2320,7 @@
           <w:szCs w:val="24"/>
           <w:lang w:val="en-US" w:eastAsia="zh-CN"/>
         </w:rPr>
-        <w:t xml:space="preserve">也可以在命令行中用 MSBuild 重新编译项目，再直接运行生成的可执行文件，结果如图5所示。</w:t>
+        <w:t>也可以在命令行中用 MSBuild 重新编译项目，再直接运行生成的可执行文件，结果如图5所示。</w:t>
       </w:r>
     </w:p>
     <w:p>
@@ -2332,7 +2332,7 @@
       <w:r>
         <w:drawing>
           <wp:inline distT="0" distB="0" distL="114300" distR="114300">
-            <wp:extent cx="5265420" cy="1776363"/>
+            <wp:extent cx="5265420" cy="1776095"/>
             <wp:effectExtent l="0" t="0" r="0" b="0"/>
             <wp:docPr id="105" name="图片 105"/>
             <wp:cNvGraphicFramePr>
@@ -2348,7 +2348,7 @@
                     </pic:cNvPicPr>
                   </pic:nvPicPr>
                   <pic:blipFill>
-                    <a:blip r:embed="rId105"/>
+                    <a:blip r:embed="rId8"/>
                     <a:stretch>
                       <a:fillRect/>
                     </a:stretch>
@@ -2391,7 +2391,7 @@
           <w:szCs w:val="21"/>
           <w:lang w:val="en-US" w:eastAsia="zh-CN"/>
         </w:rPr>
-        <w:t xml:space="preserve">图5 命令行编译并运行 Hello World</w:t>
+        <w:t>图5 命令行编译并运行 Hello World</w:t>
       </w:r>
     </w:p>
     <w:p>
@@ -2415,7 +2415,7 @@
           <w:szCs w:val="24"/>
           <w:lang w:val="en-US" w:eastAsia="zh-CN"/>
         </w:rPr>
-        <w:t xml:space="preserve">遇到的问题：</w:t>
+        <w:t>遇到的问题：</w:t>
       </w:r>
     </w:p>
     <w:p>
@@ -2436,7 +2436,7 @@
           <w:szCs w:val="24"/>
           <w:lang w:val="en-US" w:eastAsia="zh-CN"/>
         </w:rPr>
-        <w:t xml:space="preserve">第一次编译时报错 C1083：无法打开源文件“Course___Software_Engineering.cpp”。原因是项目模板在 .vcxproj 和 .vcxproj.filters 中引用了 Course___Software_Engineering.cpp，而磁盘上的模板文件实际名为“Course - Software Engineering.cpp”；而且这个模板文件里也定义了一个空的 main 函数，即使改对文件名，也会和 main.cpp 中的 main 重复定义。解决办法是从项目文件中去掉这个引用，并删除多余的模板文件，只保留 main.cpp，之后编译运行正常。</w:t>
+        <w:t>第一次编译时报错 C1083：无法打开源文件“Course___Software_Engineering.cpp”。原因是项目模板在 .vcxproj 和 .vcxproj.filters 中引用了 Course___Software_Engineering.cpp，而磁盘上的模板文件实际名为“Course - Software Engineering.cpp”；而且这个模板文件里也定义了一个空的 main 函数，即使改对文件名，也会和 main.cpp 中的 main 重复定义。解决办法是从项目文件中去掉这个引用，并删除多余的模板文件，只保留 main.cpp，之后编译运行正常。</w:t>
       </w:r>
     </w:p>
     <w:p>
@@ -2460,7 +2460,7 @@
           <w:szCs w:val="24"/>
           <w:lang w:val="en-US" w:eastAsia="zh-CN"/>
         </w:rPr>
-        <w:t xml:space="preserve">代码提交：</w:t>
+        <w:t>代码提交：</w:t>
       </w:r>
     </w:p>
     <w:p>
@@ -2481,7 +2481,7 @@
           <w:szCs w:val="24"/>
           <w:lang w:val="en-US" w:eastAsia="zh-CN"/>
         </w:rPr>
-        <w:t xml:space="preserve">7c3f12e Initial commit（创建项目并首次推送）；9520901 hi（编写 main.cpp 和 main.h）；28f2234 Remove unused template source file（删除多余的模板文件，修复编译错误）。</w:t>
+        <w:t>7c3f12e Initial commit（创建项目并首次推送）；9520901 hi（编写 main.cpp 和 main.h）；28f2234 Remove unused template source file（删除多余的模板文件，修复编译错误）。</w:t>
       </w:r>
     </w:p>
     <w:p>
@@ -2502,7 +2502,7 @@
           <w:szCs w:val="24"/>
           <w:lang w:val="en-US" w:eastAsia="zh-CN"/>
         </w:rPr>
-        <w:t xml:space="preserve">（2）利用 AI 辅助编程开发 HJ212-2017 报文解析类</w:t>
+        <w:t>（2）利用 AI 辅助编程开发 HJ212-2017 报文解析类</w:t>
       </w:r>
     </w:p>
     <w:p>
@@ -2526,7 +2526,7 @@
           <w:szCs w:val="24"/>
           <w:lang w:val="en-US" w:eastAsia="zh-CN"/>
         </w:rPr>
-        <w:t xml:space="preserve">描述：</w:t>
+        <w:t>描述：</w:t>
       </w:r>
     </w:p>
     <w:p>
@@ -2547,7 +2547,7 @@
           <w:szCs w:val="24"/>
           <w:lang w:val="en-US" w:eastAsia="zh-CN"/>
         </w:rPr>
-        <w:t xml:space="preserve">利用 AI 辅助编程，开发一个用于解析 HJ212-2017 环保协议报文的 Python 类库，核心实现四项功能：报文格式合法性验证、基于 ANSI 标准的 CRC16 校验、数据段的结构化解析，以及监测因子等核心数据的提取与封装。</w:t>
+        <w:t>利用 AI 辅助编程，开发一个用于解析 HJ212-2017 环保协议报文的 Python 类库，核心实现四项功能：报文格式合法性验证、基于 ANSI 标准的 CRC16 校验、数据段的结构化解析，以及监测因子等核心数据的提取与封装。</w:t>
       </w:r>
     </w:p>
     <w:p>
@@ -2571,7 +2571,7 @@
           <w:szCs w:val="24"/>
           <w:lang w:val="en-US" w:eastAsia="zh-CN"/>
         </w:rPr>
-        <w:t xml:space="preserve">AI 辅助过程：</w:t>
+        <w:t>AI 辅助过程：</w:t>
       </w:r>
     </w:p>
     <w:p>
@@ -2592,168 +2592,168 @@
           <w:szCs w:val="24"/>
           <w:lang w:val="en-US" w:eastAsia="zh-CN"/>
         </w:rPr>
-        <w:t xml:space="preserve">本题使用 Claude Code（Anthropic 公司的 AI 编程助手）完成，向它输入的指令如下：</w:t>
-      </w:r>
-    </w:p>
-    <w:p>
-      <w:pPr>
-        <w:pStyle w:val="14"/>
-        <w:snapToGrid w:val="0"/>
-        <w:spacing w:before="0" w:after="0" w:line="240" w:lineRule="auto"/>
-        <w:jc w:val="left"/>
-        <w:rPr>
-          <w:rFonts w:ascii="Consolas" w:hAnsi="Consolas" w:eastAsia="宋体" w:cs="Consolas" w:hint="default"/>
-          <w:sz w:val="17"/>
-          <w:szCs w:val="17"/>
-          <w:lang w:val="en-US" w:eastAsia="zh-CN"/>
-        </w:rPr>
-      </w:pPr>
-      <w:r>
-        <w:rPr>
-          <w:rFonts w:ascii="Consolas" w:hAnsi="Consolas" w:eastAsia="宋体" w:cs="Consolas" w:hint="default"/>
-          <w:sz w:val="17"/>
-          <w:szCs w:val="17"/>
-          <w:lang w:val="en-US" w:eastAsia="zh-CN"/>
-        </w:rPr>
-        <w:t xml:space="preserve">请用Python创建一个名为HJ212Parser的类，用于解析HJ212-2017协议报文。该类应包含以下方法：</w:t>
-      </w:r>
-    </w:p>
-    <w:p>
-      <w:pPr>
-        <w:pStyle w:val="14"/>
-        <w:snapToGrid w:val="0"/>
-        <w:spacing w:before="0" w:after="0" w:line="240" w:lineRule="auto"/>
-        <w:jc w:val="left"/>
-        <w:rPr>
-          <w:rFonts w:ascii="Consolas" w:hAnsi="Consolas" w:eastAsia="宋体" w:cs="Consolas" w:hint="default"/>
-          <w:sz w:val="17"/>
-          <w:szCs w:val="17"/>
-          <w:lang w:val="en-US" w:eastAsia="zh-CN"/>
-        </w:rPr>
-      </w:pPr>
-      <w:r>
-        <w:rPr>
-          <w:rFonts w:ascii="Consolas" w:hAnsi="Consolas" w:eastAsia="宋体" w:cs="Consolas" w:hint="default"/>
-          <w:sz w:val="17"/>
-          <w:szCs w:val="17"/>
-          <w:lang w:val="en-US" w:eastAsia="zh-CN"/>
-        </w:rPr>
-        <w:t xml:space="preserve">1. def is_valid_message(self, message): 检查报文格式是否正确。</w:t>
-      </w:r>
-    </w:p>
-    <w:p>
-      <w:pPr>
-        <w:pStyle w:val="14"/>
-        <w:snapToGrid w:val="0"/>
-        <w:spacing w:before="0" w:after="0" w:line="240" w:lineRule="auto"/>
-        <w:jc w:val="left"/>
-        <w:rPr>
-          <w:rFonts w:ascii="Consolas" w:hAnsi="Consolas" w:eastAsia="宋体" w:cs="Consolas" w:hint="default"/>
-          <w:sz w:val="17"/>
-          <w:szCs w:val="17"/>
-          <w:lang w:val="en-US" w:eastAsia="zh-CN"/>
-        </w:rPr>
-      </w:pPr>
-      <w:r>
-        <w:rPr>
-          <w:rFonts w:ascii="Consolas" w:hAnsi="Consolas" w:eastAsia="宋体" w:cs="Consolas" w:hint="default"/>
-          <w:sz w:val="17"/>
-          <w:szCs w:val="17"/>
-          <w:lang w:val="en-US" w:eastAsia="zh-CN"/>
-        </w:rPr>
-        <w:t xml:space="preserve">2. def validate_crc(self, message): 实现ANSI CRC16算法，校验报文的CRC值。</w:t>
-      </w:r>
-    </w:p>
-    <w:p>
-      <w:pPr>
-        <w:pStyle w:val="14"/>
-        <w:snapToGrid w:val="0"/>
-        <w:spacing w:before="0" w:after="0" w:line="240" w:lineRule="auto"/>
-        <w:jc w:val="left"/>
-        <w:rPr>
-          <w:rFonts w:ascii="Consolas" w:hAnsi="Consolas" w:eastAsia="宋体" w:cs="Consolas" w:hint="default"/>
-          <w:sz w:val="17"/>
-          <w:szCs w:val="17"/>
-          <w:lang w:val="en-US" w:eastAsia="zh-CN"/>
-        </w:rPr>
-      </w:pPr>
-      <w:r>
-        <w:rPr>
-          <w:rFonts w:ascii="Consolas" w:hAnsi="Consolas" w:eastAsia="宋体" w:cs="Consolas" w:hint="default"/>
-          <w:sz w:val="17"/>
-          <w:szCs w:val="17"/>
-          <w:lang w:val="en-US" w:eastAsia="zh-CN"/>
-        </w:rPr>
-        <w:t xml:space="preserve">3. def parse_data_segment(self, message): 解析数据段，返回包含所有键值对的字典。</w:t>
-      </w:r>
-    </w:p>
-    <w:p>
-      <w:pPr>
-        <w:pStyle w:val="14"/>
-        <w:snapToGrid w:val="0"/>
-        <w:spacing w:before="0" w:after="0" w:line="240" w:lineRule="auto"/>
-        <w:jc w:val="left"/>
-        <w:rPr>
-          <w:rFonts w:ascii="Consolas" w:hAnsi="Consolas" w:eastAsia="宋体" w:cs="Consolas" w:hint="default"/>
-          <w:sz w:val="17"/>
-          <w:szCs w:val="17"/>
-          <w:lang w:val="en-US" w:eastAsia="zh-CN"/>
-        </w:rPr>
-      </w:pPr>
-      <w:r>
-        <w:rPr>
-          <w:rFonts w:ascii="Consolas" w:hAnsi="Consolas" w:eastAsia="宋体" w:cs="Consolas" w:hint="default"/>
-          <w:sz w:val="17"/>
-          <w:szCs w:val="17"/>
-          <w:lang w:val="en-US" w:eastAsia="zh-CN"/>
-        </w:rPr>
-        <w:t xml:space="preserve">4. def extract_monitoring_data(self, message): 从CP字段中提取所有监测因子及其数值。</w:t>
-      </w:r>
-    </w:p>
-    <w:p>
-      <w:pPr>
-        <w:pStyle w:val="14"/>
-        <w:snapToGrid w:val="0"/>
-        <w:spacing w:before="0" w:after="0" w:line="240" w:lineRule="auto"/>
-        <w:jc w:val="left"/>
-        <w:rPr>
-          <w:rFonts w:ascii="Consolas" w:hAnsi="Consolas" w:eastAsia="宋体" w:cs="Consolas" w:hint="default"/>
-          <w:sz w:val="17"/>
-          <w:szCs w:val="17"/>
-          <w:lang w:val="en-US" w:eastAsia="zh-CN"/>
-        </w:rPr>
-      </w:pPr>
-      <w:r>
-        <w:rPr>
-          <w:rFonts w:ascii="Consolas" w:hAnsi="Consolas" w:eastAsia="宋体" w:cs="Consolas" w:hint="default"/>
-          <w:sz w:val="17"/>
-          <w:szCs w:val="17"/>
-          <w:lang w:val="en-US" w:eastAsia="zh-CN"/>
-        </w:rPr>
-        <w:t xml:space="preserve">注意：报文结构为##+4位长度+数据段+4位CRC+\r\n；CRC16初始值0xFFFF，多项式0xA001。</w:t>
-      </w:r>
-    </w:p>
-    <w:p>
-      <w:pPr>
-        <w:pStyle w:val="14"/>
-        <w:snapToGrid w:val="0"/>
-        <w:spacing w:before="0" w:after="0" w:line="240" w:lineRule="auto"/>
-        <w:jc w:val="left"/>
-        <w:rPr>
-          <w:rFonts w:ascii="Consolas" w:hAnsi="Consolas" w:eastAsia="宋体" w:cs="Consolas" w:hint="default"/>
-          <w:sz w:val="17"/>
-          <w:szCs w:val="17"/>
-          <w:lang w:val="en-US" w:eastAsia="zh-CN"/>
-        </w:rPr>
-      </w:pPr>
-      <w:r>
-        <w:rPr>
-          <w:rFonts w:ascii="Consolas" w:hAnsi="Consolas" w:eastAsia="宋体" w:cs="Consolas" w:hint="default"/>
-          <w:sz w:val="17"/>
-          <w:szCs w:val="17"/>
-          <w:lang w:val="en-US" w:eastAsia="zh-CN"/>
-        </w:rPr>
-        <w:t xml:space="preserve">创建在当前项目下，并且自动推送远程</w:t>
+        <w:t>本题使用 Claude Code（Anthropic 公司的 AI 编程助手）完成，向它输入的指令如下：</w:t>
+      </w:r>
+    </w:p>
+    <w:p>
+      <w:pPr>
+        <w:pStyle w:val="14"/>
+        <w:snapToGrid w:val="0"/>
+        <w:spacing w:before="0" w:after="0" w:line="240" w:lineRule="auto"/>
+        <w:jc w:val="left"/>
+        <w:rPr>
+          <w:rFonts w:hint="default" w:ascii="Consolas" w:hAnsi="Consolas" w:eastAsia="宋体" w:cs="Consolas"/>
+          <w:sz w:val="17"/>
+          <w:szCs w:val="17"/>
+          <w:lang w:val="en-US" w:eastAsia="zh-CN"/>
+        </w:rPr>
+      </w:pPr>
+      <w:r>
+        <w:rPr>
+          <w:rFonts w:hint="default" w:ascii="Consolas" w:hAnsi="Consolas" w:eastAsia="宋体" w:cs="Consolas"/>
+          <w:sz w:val="17"/>
+          <w:szCs w:val="17"/>
+          <w:lang w:val="en-US" w:eastAsia="zh-CN"/>
+        </w:rPr>
+        <w:t>请用Python创建一个名为HJ212Parser的类，用于解析HJ212-2017协议报文。该类应包含以下方法：</w:t>
+      </w:r>
+    </w:p>
+    <w:p>
+      <w:pPr>
+        <w:pStyle w:val="14"/>
+        <w:snapToGrid w:val="0"/>
+        <w:spacing w:before="0" w:after="0" w:line="240" w:lineRule="auto"/>
+        <w:jc w:val="left"/>
+        <w:rPr>
+          <w:rFonts w:hint="default" w:ascii="Consolas" w:hAnsi="Consolas" w:eastAsia="宋体" w:cs="Consolas"/>
+          <w:sz w:val="17"/>
+          <w:szCs w:val="17"/>
+          <w:lang w:val="en-US" w:eastAsia="zh-CN"/>
+        </w:rPr>
+      </w:pPr>
+      <w:r>
+        <w:rPr>
+          <w:rFonts w:hint="default" w:ascii="Consolas" w:hAnsi="Consolas" w:eastAsia="宋体" w:cs="Consolas"/>
+          <w:sz w:val="17"/>
+          <w:szCs w:val="17"/>
+          <w:lang w:val="en-US" w:eastAsia="zh-CN"/>
+        </w:rPr>
+        <w:t>1. def is_valid_message(self, message): 检查报文格式是否正确。</w:t>
+      </w:r>
+    </w:p>
+    <w:p>
+      <w:pPr>
+        <w:pStyle w:val="14"/>
+        <w:snapToGrid w:val="0"/>
+        <w:spacing w:before="0" w:after="0" w:line="240" w:lineRule="auto"/>
+        <w:jc w:val="left"/>
+        <w:rPr>
+          <w:rFonts w:hint="default" w:ascii="Consolas" w:hAnsi="Consolas" w:eastAsia="宋体" w:cs="Consolas"/>
+          <w:sz w:val="17"/>
+          <w:szCs w:val="17"/>
+          <w:lang w:val="en-US" w:eastAsia="zh-CN"/>
+        </w:rPr>
+      </w:pPr>
+      <w:r>
+        <w:rPr>
+          <w:rFonts w:hint="default" w:ascii="Consolas" w:hAnsi="Consolas" w:eastAsia="宋体" w:cs="Consolas"/>
+          <w:sz w:val="17"/>
+          <w:szCs w:val="17"/>
+          <w:lang w:val="en-US" w:eastAsia="zh-CN"/>
+        </w:rPr>
+        <w:t>2. def validate_crc(self, message): 实现ANSI CRC16算法，校验报文的CRC值。</w:t>
+      </w:r>
+    </w:p>
+    <w:p>
+      <w:pPr>
+        <w:pStyle w:val="14"/>
+        <w:snapToGrid w:val="0"/>
+        <w:spacing w:before="0" w:after="0" w:line="240" w:lineRule="auto"/>
+        <w:jc w:val="left"/>
+        <w:rPr>
+          <w:rFonts w:hint="default" w:ascii="Consolas" w:hAnsi="Consolas" w:eastAsia="宋体" w:cs="Consolas"/>
+          <w:sz w:val="17"/>
+          <w:szCs w:val="17"/>
+          <w:lang w:val="en-US" w:eastAsia="zh-CN"/>
+        </w:rPr>
+      </w:pPr>
+      <w:r>
+        <w:rPr>
+          <w:rFonts w:hint="default" w:ascii="Consolas" w:hAnsi="Consolas" w:eastAsia="宋体" w:cs="Consolas"/>
+          <w:sz w:val="17"/>
+          <w:szCs w:val="17"/>
+          <w:lang w:val="en-US" w:eastAsia="zh-CN"/>
+        </w:rPr>
+        <w:t>3. def parse_data_segment(self, message): 解析数据段，返回包含所有键值对的字典。</w:t>
+      </w:r>
+    </w:p>
+    <w:p>
+      <w:pPr>
+        <w:pStyle w:val="14"/>
+        <w:snapToGrid w:val="0"/>
+        <w:spacing w:before="0" w:after="0" w:line="240" w:lineRule="auto"/>
+        <w:jc w:val="left"/>
+        <w:rPr>
+          <w:rFonts w:hint="default" w:ascii="Consolas" w:hAnsi="Consolas" w:eastAsia="宋体" w:cs="Consolas"/>
+          <w:sz w:val="17"/>
+          <w:szCs w:val="17"/>
+          <w:lang w:val="en-US" w:eastAsia="zh-CN"/>
+        </w:rPr>
+      </w:pPr>
+      <w:r>
+        <w:rPr>
+          <w:rFonts w:hint="default" w:ascii="Consolas" w:hAnsi="Consolas" w:eastAsia="宋体" w:cs="Consolas"/>
+          <w:sz w:val="17"/>
+          <w:szCs w:val="17"/>
+          <w:lang w:val="en-US" w:eastAsia="zh-CN"/>
+        </w:rPr>
+        <w:t>4. def extract_monitoring_data(self, message): 从CP字段中提取所有监测因子及其数值。</w:t>
+      </w:r>
+    </w:p>
+    <w:p>
+      <w:pPr>
+        <w:pStyle w:val="14"/>
+        <w:snapToGrid w:val="0"/>
+        <w:spacing w:before="0" w:after="0" w:line="240" w:lineRule="auto"/>
+        <w:jc w:val="left"/>
+        <w:rPr>
+          <w:rFonts w:hint="default" w:ascii="Consolas" w:hAnsi="Consolas" w:eastAsia="宋体" w:cs="Consolas"/>
+          <w:sz w:val="17"/>
+          <w:szCs w:val="17"/>
+          <w:lang w:val="en-US" w:eastAsia="zh-CN"/>
+        </w:rPr>
+      </w:pPr>
+      <w:r>
+        <w:rPr>
+          <w:rFonts w:hint="default" w:ascii="Consolas" w:hAnsi="Consolas" w:eastAsia="宋体" w:cs="Consolas"/>
+          <w:sz w:val="17"/>
+          <w:szCs w:val="17"/>
+          <w:lang w:val="en-US" w:eastAsia="zh-CN"/>
+        </w:rPr>
+        <w:t>注意：报文结构为##+4位长度+数据段+4位CRC+\r\n；CRC16初始值0xFFFF，多项式0xA001。</w:t>
+      </w:r>
+    </w:p>
+    <w:p>
+      <w:pPr>
+        <w:pStyle w:val="14"/>
+        <w:snapToGrid w:val="0"/>
+        <w:spacing w:before="0" w:after="0" w:line="240" w:lineRule="auto"/>
+        <w:jc w:val="left"/>
+        <w:rPr>
+          <w:rFonts w:hint="default" w:ascii="Consolas" w:hAnsi="Consolas" w:eastAsia="宋体" w:cs="Consolas"/>
+          <w:sz w:val="17"/>
+          <w:szCs w:val="17"/>
+          <w:lang w:val="en-US" w:eastAsia="zh-CN"/>
+        </w:rPr>
+      </w:pPr>
+      <w:r>
+        <w:rPr>
+          <w:rFonts w:hint="default" w:ascii="Consolas" w:hAnsi="Consolas" w:eastAsia="宋体" w:cs="Consolas"/>
+          <w:sz w:val="17"/>
+          <w:szCs w:val="17"/>
+          <w:lang w:val="en-US" w:eastAsia="zh-CN"/>
+        </w:rPr>
+        <w:t>创建在当前项目下，并且自动推送远程</w:t>
       </w:r>
     </w:p>
     <w:p>
@@ -2774,7 +2774,7 @@
           <w:szCs w:val="24"/>
           <w:lang w:val="en-US" w:eastAsia="zh-CN"/>
         </w:rPr>
-        <w:t xml:space="preserve">Claude Code 根据指令生成了 hj212_parser.py（HJ212Parser 类），随后又生成了单元测试 test_hj212_parser.py，在本机运行测试通过后提交并推送到 GitHub。相关提交在 GitHub 上显示 claude 为共同作者（Co-Authored-By）。</w:t>
+        <w:t>Claude Code 根据指令生成了 hj212_parser.py（HJ212Parser 类），随后又生成了单元测试 test_hj212_parser.py，在本机运行测试通过后提交并推送到 GitHub。相关提交在 GitHub 上显示 claude 为共同作者（Co-Authored-By）。</w:t>
       </w:r>
     </w:p>
     <w:p>
@@ -2798,7 +2798,7 @@
           <w:szCs w:val="24"/>
           <w:lang w:val="en-US" w:eastAsia="zh-CN"/>
         </w:rPr>
-        <w:t xml:space="preserve">实现说明：</w:t>
+        <w:t>实现说明：</w:t>
       </w:r>
     </w:p>
     <w:p>
@@ -2819,7 +2819,7 @@
           <w:szCs w:val="24"/>
           <w:lang w:val="en-US" w:eastAsia="zh-CN"/>
         </w:rPr>
-        <w:t xml:space="preserve">is_valid_message：用正则表达式匹配“## + 4 位十进制长度 + 数据段 + 4 位十六进制 CRC + \r\n”，并检查声明的长度是否等于数据段的实际字节数。该方法只检查格式，不检查 CRC 的值。</w:t>
+        <w:t>is_valid_message：用正则表达式匹配“## + 4 位十进制长度 + 数据段 + 4 位十六进制 CRC + \r\n”，并检查声明的长度是否等于数据段的实际字节数。该方法只检查格式，不检查 CRC 的值。</w:t>
       </w:r>
     </w:p>
     <w:p>
@@ -2840,7 +2840,7 @@
           <w:szCs w:val="24"/>
           <w:lang w:val="en-US" w:eastAsia="zh-CN"/>
         </w:rPr>
-        <w:t xml:space="preserve">validate_crc：按 HJ212-2017 附录中的 CRC16 算法（初始值 0xFFFF，多项式 0xA001）计算数据段的 CRC，与报文中的 4 位 CRC 比较，不区分大小写；格式不正确时直接返回 False。</w:t>
+        <w:t>validate_crc：按 HJ212-2017 附录中的 CRC16 算法（初始值 0xFFFF，多项式 0xA001）计算数据段的 CRC，与报文中的 4 位 CRC 比较，不区分大小写；格式不正确时直接返回 False。</w:t>
       </w:r>
     </w:p>
     <w:p>
@@ -2861,7 +2861,7 @@
           <w:szCs w:val="24"/>
           <w:lang w:val="en-US" w:eastAsia="zh-CN"/>
         </w:rPr>
-        <w:t xml:space="preserve">parse_data_segment：先截出“CP=&amp;&amp;…&amp;&amp;”部分，其余字段按“;”拆成键值对；CP 内部按“;”和“,”拆分，结果作为嵌套字典放在“CP”键下，所有值保留为字符串。</w:t>
+        <w:t>parse_data_segment：先截出“CP=&amp;&amp;…&amp;&amp;”部分，其余字段按“;”拆成键值对；CP 内部按“;”和“,”拆分，结果作为嵌套字典放在“CP”键下，所有值保留为字符串。</w:t>
       </w:r>
     </w:p>
     <w:p>
@@ -2882,7 +2882,7 @@
           <w:szCs w:val="24"/>
           <w:lang w:val="en-US" w:eastAsia="zh-CN"/>
         </w:rPr>
-        <w:t xml:space="preserve">extract_monitoring_data：把 CP 中形如“因子编码-参数=值”的字段按因子编码分组。Rtd、Avg、Min、Max、Cou 及其折算值（ZsRtd 等）转换为数字，Flag、SampleTime 等保留为字符串，避免把时间戳当成数字；DataTime 这类不属于某个因子的字段不放入结果。</w:t>
+        <w:t>extract_monitoring_data：把 CP 中形如“因子编码-参数=值”的字段按因子编码分组。Rtd、Avg、Min、Max、Cou 及其折算值（ZsRtd 等）转换为数字，Flag、SampleTime 等保留为字符串，避免把时间戳当成数字；DataTime 这类不属于某个因子的字段不放入结果。</w:t>
       </w:r>
     </w:p>
     <w:p>
@@ -2906,7 +2906,7 @@
           <w:szCs w:val="24"/>
           <w:lang w:val="en-US" w:eastAsia="zh-CN"/>
         </w:rPr>
-        <w:t xml:space="preserve">CRC 算法的核对：</w:t>
+        <w:t>CRC 算法的核对：</w:t>
       </w:r>
     </w:p>
     <w:p>
@@ -2927,7 +2927,7 @@
           <w:szCs w:val="24"/>
           <w:lang w:val="en-US" w:eastAsia="zh-CN"/>
         </w:rPr>
-        <w:t xml:space="preserve">标准附录中的 CRC 算法每处理一个字节执行的是 crc = (crc &gt;&gt; 8) ^ byte，而常见的 Modbus CRC16 执行的是 crc ^= byte，两者初始值和多项式相同，结果却不一样。用标准正文中的示例报文（数据段长度 0101，CRC 为 1C80）验证：按标准附录的算法计算得到 1C80，与标准一致；按 Modbus 算法计算得到 0759。因此代码采用标准附录中的算法，并在注释中说明了这一差异。</w:t>
+        <w:t>标准附录中的 CRC 算法每处理一个字节执行的是 crc = (crc &gt;&gt; 8) ^ byte，而常见的 Modbus CRC16 执行的是 crc ^= byte，两者初始值和多项式相同，结果却不一样。用标准正文中的示例报文（数据段长度 0101，CRC 为 1C80）验证：按标准附录的算法计算得到 1C80，与标准一致；按 Modbus 算法计算得到 0759。因此代码采用标准附录中的算法，并在注释中说明了这一差异。</w:t>
       </w:r>
     </w:p>
     <w:p>
@@ -2951,136 +2951,136 @@
           <w:szCs w:val="24"/>
           <w:lang w:val="en-US" w:eastAsia="zh-CN"/>
         </w:rPr>
-        <w:t xml:space="preserve">代码（hj212_parser.py）：</w:t>
-      </w:r>
-    </w:p>
-    <w:p>
-      <w:pPr>
-        <w:pStyle w:val="14"/>
-        <w:snapToGrid w:val="0"/>
-        <w:spacing w:before="0" w:after="0" w:line="240" w:lineRule="auto"/>
-        <w:jc w:val="left"/>
-        <w:rPr>
-          <w:rFonts w:ascii="Consolas" w:hAnsi="Consolas" w:eastAsia="宋体" w:cs="Consolas" w:hint="default"/>
-          <w:sz w:val="17"/>
-          <w:szCs w:val="17"/>
-          <w:lang w:val="en-US" w:eastAsia="zh-CN"/>
-        </w:rPr>
-      </w:pPr>
-      <w:r>
-        <w:rPr>
-          <w:rFonts w:ascii="Consolas" w:hAnsi="Consolas" w:eastAsia="宋体" w:cs="Consolas" w:hint="default"/>
-          <w:sz w:val="17"/>
-          <w:szCs w:val="17"/>
-          <w:lang w:val="en-US" w:eastAsia="zh-CN"/>
-        </w:rPr>
-        <w:t xml:space="preserve">"""HJ212-2017《污染物在线监控（监测）系统数据传输标准》报文解析。"""</w:t>
-      </w:r>
-    </w:p>
-    <w:p>
-      <w:pPr>
-        <w:pStyle w:val="14"/>
-        <w:snapToGrid w:val="0"/>
-        <w:spacing w:before="0" w:after="0" w:line="240" w:lineRule="auto"/>
-        <w:jc w:val="left"/>
-        <w:rPr>
-          <w:rFonts w:ascii="Consolas" w:hAnsi="Consolas" w:eastAsia="宋体" w:cs="Consolas" w:hint="default"/>
-          <w:sz w:val="17"/>
-          <w:szCs w:val="17"/>
-          <w:lang w:val="en-US" w:eastAsia="zh-CN"/>
-        </w:rPr>
-      </w:pPr>
-    </w:p>
-    <w:p>
-      <w:pPr>
-        <w:pStyle w:val="14"/>
-        <w:snapToGrid w:val="0"/>
-        <w:spacing w:before="0" w:after="0" w:line="240" w:lineRule="auto"/>
-        <w:jc w:val="left"/>
-        <w:rPr>
-          <w:rFonts w:ascii="Consolas" w:hAnsi="Consolas" w:eastAsia="宋体" w:cs="Consolas" w:hint="default"/>
-          <w:sz w:val="17"/>
-          <w:szCs w:val="17"/>
-          <w:lang w:val="en-US" w:eastAsia="zh-CN"/>
-        </w:rPr>
-      </w:pPr>
-      <w:r>
-        <w:rPr>
-          <w:rFonts w:ascii="Consolas" w:hAnsi="Consolas" w:eastAsia="宋体" w:cs="Consolas" w:hint="default"/>
-          <w:sz w:val="17"/>
-          <w:szCs w:val="17"/>
-          <w:lang w:val="en-US" w:eastAsia="zh-CN"/>
-        </w:rPr>
-        <w:t xml:space="preserve">import re</w:t>
-      </w:r>
-    </w:p>
-    <w:p>
-      <w:pPr>
-        <w:pStyle w:val="14"/>
-        <w:snapToGrid w:val="0"/>
-        <w:spacing w:before="0" w:after="0" w:line="240" w:lineRule="auto"/>
-        <w:jc w:val="left"/>
-        <w:rPr>
-          <w:rFonts w:ascii="Consolas" w:hAnsi="Consolas" w:eastAsia="宋体" w:cs="Consolas" w:hint="default"/>
-          <w:sz w:val="17"/>
-          <w:szCs w:val="17"/>
-          <w:lang w:val="en-US" w:eastAsia="zh-CN"/>
-        </w:rPr>
-      </w:pPr>
-    </w:p>
-    <w:p>
-      <w:pPr>
-        <w:pStyle w:val="14"/>
-        <w:snapToGrid w:val="0"/>
-        <w:spacing w:before="0" w:after="0" w:line="240" w:lineRule="auto"/>
-        <w:jc w:val="left"/>
-        <w:rPr>
-          <w:rFonts w:ascii="Consolas" w:hAnsi="Consolas" w:eastAsia="宋体" w:cs="Consolas" w:hint="default"/>
-          <w:sz w:val="17"/>
-          <w:szCs w:val="17"/>
-          <w:lang w:val="en-US" w:eastAsia="zh-CN"/>
-        </w:rPr>
-      </w:pPr>
-    </w:p>
-    <w:p>
-      <w:pPr>
-        <w:pStyle w:val="14"/>
-        <w:snapToGrid w:val="0"/>
-        <w:spacing w:before="0" w:after="0" w:line="240" w:lineRule="auto"/>
-        <w:jc w:val="left"/>
-        <w:rPr>
-          <w:rFonts w:ascii="Consolas" w:hAnsi="Consolas" w:eastAsia="宋体" w:cs="Consolas" w:hint="default"/>
-          <w:sz w:val="17"/>
-          <w:szCs w:val="17"/>
-          <w:lang w:val="en-US" w:eastAsia="zh-CN"/>
-        </w:rPr>
-      </w:pPr>
-      <w:r>
-        <w:rPr>
-          <w:rFonts w:ascii="Consolas" w:hAnsi="Consolas" w:eastAsia="宋体" w:cs="Consolas" w:hint="default"/>
-          <w:sz w:val="17"/>
-          <w:szCs w:val="17"/>
-          <w:lang w:val="en-US" w:eastAsia="zh-CN"/>
-        </w:rPr>
-        <w:t xml:space="preserve">class HJ212Parser:</w:t>
-      </w:r>
-    </w:p>
-    <w:p>
-      <w:pPr>
-        <w:pStyle w:val="14"/>
-        <w:snapToGrid w:val="0"/>
-        <w:spacing w:before="0" w:after="0" w:line="240" w:lineRule="auto"/>
-        <w:jc w:val="left"/>
-        <w:rPr>
-          <w:rFonts w:ascii="Consolas" w:hAnsi="Consolas" w:eastAsia="宋体" w:cs="Consolas" w:hint="default"/>
-          <w:sz w:val="17"/>
-          <w:szCs w:val="17"/>
-          <w:lang w:val="en-US" w:eastAsia="zh-CN"/>
-        </w:rPr>
-      </w:pPr>
-      <w:r>
-        <w:rPr>
-          <w:rFonts w:ascii="Consolas" w:hAnsi="Consolas" w:eastAsia="宋体" w:cs="Consolas" w:hint="default"/>
+        <w:t>代码（hj212_parser.py）：</w:t>
+      </w:r>
+    </w:p>
+    <w:p>
+      <w:pPr>
+        <w:pStyle w:val="14"/>
+        <w:snapToGrid w:val="0"/>
+        <w:spacing w:before="0" w:after="0" w:line="240" w:lineRule="auto"/>
+        <w:jc w:val="left"/>
+        <w:rPr>
+          <w:rFonts w:hint="default" w:ascii="Consolas" w:hAnsi="Consolas" w:eastAsia="宋体" w:cs="Consolas"/>
+          <w:sz w:val="17"/>
+          <w:szCs w:val="17"/>
+          <w:lang w:val="en-US" w:eastAsia="zh-CN"/>
+        </w:rPr>
+      </w:pPr>
+      <w:r>
+        <w:rPr>
+          <w:rFonts w:hint="default" w:ascii="Consolas" w:hAnsi="Consolas" w:eastAsia="宋体" w:cs="Consolas"/>
+          <w:sz w:val="17"/>
+          <w:szCs w:val="17"/>
+          <w:lang w:val="en-US" w:eastAsia="zh-CN"/>
+        </w:rPr>
+        <w:t>"""HJ212-2017《污染物在线监控（监测）系统数据传输标准》报文解析。"""</w:t>
+      </w:r>
+    </w:p>
+    <w:p>
+      <w:pPr>
+        <w:pStyle w:val="14"/>
+        <w:snapToGrid w:val="0"/>
+        <w:spacing w:before="0" w:after="0" w:line="240" w:lineRule="auto"/>
+        <w:jc w:val="left"/>
+        <w:rPr>
+          <w:rFonts w:hint="default" w:ascii="Consolas" w:hAnsi="Consolas" w:eastAsia="宋体" w:cs="Consolas"/>
+          <w:sz w:val="17"/>
+          <w:szCs w:val="17"/>
+          <w:lang w:val="en-US" w:eastAsia="zh-CN"/>
+        </w:rPr>
+      </w:pPr>
+    </w:p>
+    <w:p>
+      <w:pPr>
+        <w:pStyle w:val="14"/>
+        <w:snapToGrid w:val="0"/>
+        <w:spacing w:before="0" w:after="0" w:line="240" w:lineRule="auto"/>
+        <w:jc w:val="left"/>
+        <w:rPr>
+          <w:rFonts w:hint="default" w:ascii="Consolas" w:hAnsi="Consolas" w:eastAsia="宋体" w:cs="Consolas"/>
+          <w:sz w:val="17"/>
+          <w:szCs w:val="17"/>
+          <w:lang w:val="en-US" w:eastAsia="zh-CN"/>
+        </w:rPr>
+      </w:pPr>
+      <w:r>
+        <w:rPr>
+          <w:rFonts w:hint="default" w:ascii="Consolas" w:hAnsi="Consolas" w:eastAsia="宋体" w:cs="Consolas"/>
+          <w:sz w:val="17"/>
+          <w:szCs w:val="17"/>
+          <w:lang w:val="en-US" w:eastAsia="zh-CN"/>
+        </w:rPr>
+        <w:t>import re</w:t>
+      </w:r>
+    </w:p>
+    <w:p>
+      <w:pPr>
+        <w:pStyle w:val="14"/>
+        <w:snapToGrid w:val="0"/>
+        <w:spacing w:before="0" w:after="0" w:line="240" w:lineRule="auto"/>
+        <w:jc w:val="left"/>
+        <w:rPr>
+          <w:rFonts w:hint="default" w:ascii="Consolas" w:hAnsi="Consolas" w:eastAsia="宋体" w:cs="Consolas"/>
+          <w:sz w:val="17"/>
+          <w:szCs w:val="17"/>
+          <w:lang w:val="en-US" w:eastAsia="zh-CN"/>
+        </w:rPr>
+      </w:pPr>
+    </w:p>
+    <w:p>
+      <w:pPr>
+        <w:pStyle w:val="14"/>
+        <w:snapToGrid w:val="0"/>
+        <w:spacing w:before="0" w:after="0" w:line="240" w:lineRule="auto"/>
+        <w:jc w:val="left"/>
+        <w:rPr>
+          <w:rFonts w:hint="default" w:ascii="Consolas" w:hAnsi="Consolas" w:eastAsia="宋体" w:cs="Consolas"/>
+          <w:sz w:val="17"/>
+          <w:szCs w:val="17"/>
+          <w:lang w:val="en-US" w:eastAsia="zh-CN"/>
+        </w:rPr>
+      </w:pPr>
+    </w:p>
+    <w:p>
+      <w:pPr>
+        <w:pStyle w:val="14"/>
+        <w:snapToGrid w:val="0"/>
+        <w:spacing w:before="0" w:after="0" w:line="240" w:lineRule="auto"/>
+        <w:jc w:val="left"/>
+        <w:rPr>
+          <w:rFonts w:hint="default" w:ascii="Consolas" w:hAnsi="Consolas" w:eastAsia="宋体" w:cs="Consolas"/>
+          <w:sz w:val="17"/>
+          <w:szCs w:val="17"/>
+          <w:lang w:val="en-US" w:eastAsia="zh-CN"/>
+        </w:rPr>
+      </w:pPr>
+      <w:r>
+        <w:rPr>
+          <w:rFonts w:hint="default" w:ascii="Consolas" w:hAnsi="Consolas" w:eastAsia="宋体" w:cs="Consolas"/>
+          <w:sz w:val="17"/>
+          <w:szCs w:val="17"/>
+          <w:lang w:val="en-US" w:eastAsia="zh-CN"/>
+        </w:rPr>
+        <w:t>class HJ212Parser:</w:t>
+      </w:r>
+    </w:p>
+    <w:p>
+      <w:pPr>
+        <w:pStyle w:val="14"/>
+        <w:snapToGrid w:val="0"/>
+        <w:spacing w:before="0" w:after="0" w:line="240" w:lineRule="auto"/>
+        <w:jc w:val="left"/>
+        <w:rPr>
+          <w:rFonts w:hint="default" w:ascii="Consolas" w:hAnsi="Consolas" w:eastAsia="宋体" w:cs="Consolas"/>
+          <w:sz w:val="17"/>
+          <w:szCs w:val="17"/>
+          <w:lang w:val="en-US" w:eastAsia="zh-CN"/>
+        </w:rPr>
+      </w:pPr>
+      <w:r>
+        <w:rPr>
+          <w:rFonts w:hint="default" w:ascii="Consolas" w:hAnsi="Consolas" w:eastAsia="宋体" w:cs="Consolas"/>
           <w:sz w:val="17"/>
           <w:szCs w:val="17"/>
           <w:lang w:val="en-US" w:eastAsia="zh-CN"/>
@@ -3095,29 +3095,29 @@
         <w:spacing w:before="0" w:after="0" w:line="240" w:lineRule="auto"/>
         <w:jc w:val="left"/>
         <w:rPr>
-          <w:rFonts w:ascii="Consolas" w:hAnsi="Consolas" w:eastAsia="宋体" w:cs="Consolas" w:hint="default"/>
-          <w:sz w:val="17"/>
-          <w:szCs w:val="17"/>
-          <w:lang w:val="en-US" w:eastAsia="zh-CN"/>
-        </w:rPr>
-      </w:pPr>
-    </w:p>
-    <w:p>
-      <w:pPr>
-        <w:pStyle w:val="14"/>
-        <w:snapToGrid w:val="0"/>
-        <w:spacing w:before="0" w:after="0" w:line="240" w:lineRule="auto"/>
-        <w:jc w:val="left"/>
-        <w:rPr>
-          <w:rFonts w:ascii="Consolas" w:hAnsi="Consolas" w:eastAsia="宋体" w:cs="Consolas" w:hint="default"/>
-          <w:sz w:val="17"/>
-          <w:szCs w:val="17"/>
-          <w:lang w:val="en-US" w:eastAsia="zh-CN"/>
-        </w:rPr>
-      </w:pPr>
-      <w:r>
-        <w:rPr>
-          <w:rFonts w:ascii="Consolas" w:hAnsi="Consolas" w:eastAsia="宋体" w:cs="Consolas" w:hint="default"/>
+          <w:rFonts w:hint="default" w:ascii="Consolas" w:hAnsi="Consolas" w:eastAsia="宋体" w:cs="Consolas"/>
+          <w:sz w:val="17"/>
+          <w:szCs w:val="17"/>
+          <w:lang w:val="en-US" w:eastAsia="zh-CN"/>
+        </w:rPr>
+      </w:pPr>
+    </w:p>
+    <w:p>
+      <w:pPr>
+        <w:pStyle w:val="14"/>
+        <w:snapToGrid w:val="0"/>
+        <w:spacing w:before="0" w:after="0" w:line="240" w:lineRule="auto"/>
+        <w:jc w:val="left"/>
+        <w:rPr>
+          <w:rFonts w:hint="default" w:ascii="Consolas" w:hAnsi="Consolas" w:eastAsia="宋体" w:cs="Consolas"/>
+          <w:sz w:val="17"/>
+          <w:szCs w:val="17"/>
+          <w:lang w:val="en-US" w:eastAsia="zh-CN"/>
+        </w:rPr>
+      </w:pPr>
+      <w:r>
+        <w:rPr>
+          <w:rFonts w:hint="default" w:ascii="Consolas" w:hAnsi="Consolas" w:eastAsia="宋体" w:cs="Consolas"/>
           <w:sz w:val="17"/>
           <w:szCs w:val="17"/>
           <w:lang w:val="en-US" w:eastAsia="zh-CN"/>
@@ -3132,15 +3132,15 @@
         <w:spacing w:before="0" w:after="0" w:line="240" w:lineRule="auto"/>
         <w:jc w:val="left"/>
         <w:rPr>
-          <w:rFonts w:ascii="Consolas" w:hAnsi="Consolas" w:eastAsia="宋体" w:cs="Consolas" w:hint="default"/>
-          <w:sz w:val="17"/>
-          <w:szCs w:val="17"/>
-          <w:lang w:val="en-US" w:eastAsia="zh-CN"/>
-        </w:rPr>
-      </w:pPr>
-      <w:r>
-        <w:rPr>
-          <w:rFonts w:ascii="Consolas" w:hAnsi="Consolas" w:eastAsia="宋体" w:cs="Consolas" w:hint="default"/>
+          <w:rFonts w:hint="default" w:ascii="Consolas" w:hAnsi="Consolas" w:eastAsia="宋体" w:cs="Consolas"/>
+          <w:sz w:val="17"/>
+          <w:szCs w:val="17"/>
+          <w:lang w:val="en-US" w:eastAsia="zh-CN"/>
+        </w:rPr>
+      </w:pPr>
+      <w:r>
+        <w:rPr>
+          <w:rFonts w:hint="default" w:ascii="Consolas" w:hAnsi="Consolas" w:eastAsia="宋体" w:cs="Consolas"/>
           <w:sz w:val="17"/>
           <w:szCs w:val="17"/>
           <w:lang w:val="en-US" w:eastAsia="zh-CN"/>
@@ -3155,15 +3155,15 @@
         <w:spacing w:before="0" w:after="0" w:line="240" w:lineRule="auto"/>
         <w:jc w:val="left"/>
         <w:rPr>
-          <w:rFonts w:ascii="Consolas" w:hAnsi="Consolas" w:eastAsia="宋体" w:cs="Consolas" w:hint="default"/>
-          <w:sz w:val="17"/>
-          <w:szCs w:val="17"/>
-          <w:lang w:val="en-US" w:eastAsia="zh-CN"/>
-        </w:rPr>
-      </w:pPr>
-      <w:r>
-        <w:rPr>
-          <w:rFonts w:ascii="Consolas" w:hAnsi="Consolas" w:eastAsia="宋体" w:cs="Consolas" w:hint="default"/>
+          <w:rFonts w:hint="default" w:ascii="Consolas" w:hAnsi="Consolas" w:eastAsia="宋体" w:cs="Consolas"/>
+          <w:sz w:val="17"/>
+          <w:szCs w:val="17"/>
+          <w:lang w:val="en-US" w:eastAsia="zh-CN"/>
+        </w:rPr>
+      </w:pPr>
+      <w:r>
+        <w:rPr>
+          <w:rFonts w:hint="default" w:ascii="Consolas" w:hAnsi="Consolas" w:eastAsia="宋体" w:cs="Consolas"/>
           <w:sz w:val="17"/>
           <w:szCs w:val="17"/>
           <w:lang w:val="en-US" w:eastAsia="zh-CN"/>
@@ -3178,29 +3178,29 @@
         <w:spacing w:before="0" w:after="0" w:line="240" w:lineRule="auto"/>
         <w:jc w:val="left"/>
         <w:rPr>
-          <w:rFonts w:ascii="Consolas" w:hAnsi="Consolas" w:eastAsia="宋体" w:cs="Consolas" w:hint="default"/>
-          <w:sz w:val="17"/>
-          <w:szCs w:val="17"/>
-          <w:lang w:val="en-US" w:eastAsia="zh-CN"/>
-        </w:rPr>
-      </w:pPr>
-    </w:p>
-    <w:p>
-      <w:pPr>
-        <w:pStyle w:val="14"/>
-        <w:snapToGrid w:val="0"/>
-        <w:spacing w:before="0" w:after="0" w:line="240" w:lineRule="auto"/>
-        <w:jc w:val="left"/>
-        <w:rPr>
-          <w:rFonts w:ascii="Consolas" w:hAnsi="Consolas" w:eastAsia="宋体" w:cs="Consolas" w:hint="default"/>
-          <w:sz w:val="17"/>
-          <w:szCs w:val="17"/>
-          <w:lang w:val="en-US" w:eastAsia="zh-CN"/>
-        </w:rPr>
-      </w:pPr>
-      <w:r>
-        <w:rPr>
-          <w:rFonts w:ascii="Consolas" w:hAnsi="Consolas" w:eastAsia="宋体" w:cs="Consolas" w:hint="default"/>
+          <w:rFonts w:hint="default" w:ascii="Consolas" w:hAnsi="Consolas" w:eastAsia="宋体" w:cs="Consolas"/>
+          <w:sz w:val="17"/>
+          <w:szCs w:val="17"/>
+          <w:lang w:val="en-US" w:eastAsia="zh-CN"/>
+        </w:rPr>
+      </w:pPr>
+    </w:p>
+    <w:p>
+      <w:pPr>
+        <w:pStyle w:val="14"/>
+        <w:snapToGrid w:val="0"/>
+        <w:spacing w:before="0" w:after="0" w:line="240" w:lineRule="auto"/>
+        <w:jc w:val="left"/>
+        <w:rPr>
+          <w:rFonts w:hint="default" w:ascii="Consolas" w:hAnsi="Consolas" w:eastAsia="宋体" w:cs="Consolas"/>
+          <w:sz w:val="17"/>
+          <w:szCs w:val="17"/>
+          <w:lang w:val="en-US" w:eastAsia="zh-CN"/>
+        </w:rPr>
+      </w:pPr>
+      <w:r>
+        <w:rPr>
+          <w:rFonts w:hint="default" w:ascii="Consolas" w:hAnsi="Consolas" w:eastAsia="宋体" w:cs="Consolas"/>
           <w:sz w:val="17"/>
           <w:szCs w:val="17"/>
           <w:lang w:val="en-US" w:eastAsia="zh-CN"/>
@@ -3215,29 +3215,29 @@
         <w:spacing w:before="0" w:after="0" w:line="240" w:lineRule="auto"/>
         <w:jc w:val="left"/>
         <w:rPr>
-          <w:rFonts w:ascii="Consolas" w:hAnsi="Consolas" w:eastAsia="宋体" w:cs="Consolas" w:hint="default"/>
-          <w:sz w:val="17"/>
-          <w:szCs w:val="17"/>
-          <w:lang w:val="en-US" w:eastAsia="zh-CN"/>
-        </w:rPr>
-      </w:pPr>
-    </w:p>
-    <w:p>
-      <w:pPr>
-        <w:pStyle w:val="14"/>
-        <w:snapToGrid w:val="0"/>
-        <w:spacing w:before="0" w:after="0" w:line="240" w:lineRule="auto"/>
-        <w:jc w:val="left"/>
-        <w:rPr>
-          <w:rFonts w:ascii="Consolas" w:hAnsi="Consolas" w:eastAsia="宋体" w:cs="Consolas" w:hint="default"/>
-          <w:sz w:val="17"/>
-          <w:szCs w:val="17"/>
-          <w:lang w:val="en-US" w:eastAsia="zh-CN"/>
-        </w:rPr>
-      </w:pPr>
-      <w:r>
-        <w:rPr>
-          <w:rFonts w:ascii="Consolas" w:hAnsi="Consolas" w:eastAsia="宋体" w:cs="Consolas" w:hint="default"/>
+          <w:rFonts w:hint="default" w:ascii="Consolas" w:hAnsi="Consolas" w:eastAsia="宋体" w:cs="Consolas"/>
+          <w:sz w:val="17"/>
+          <w:szCs w:val="17"/>
+          <w:lang w:val="en-US" w:eastAsia="zh-CN"/>
+        </w:rPr>
+      </w:pPr>
+    </w:p>
+    <w:p>
+      <w:pPr>
+        <w:pStyle w:val="14"/>
+        <w:snapToGrid w:val="0"/>
+        <w:spacing w:before="0" w:after="0" w:line="240" w:lineRule="auto"/>
+        <w:jc w:val="left"/>
+        <w:rPr>
+          <w:rFonts w:hint="default" w:ascii="Consolas" w:hAnsi="Consolas" w:eastAsia="宋体" w:cs="Consolas"/>
+          <w:sz w:val="17"/>
+          <w:szCs w:val="17"/>
+          <w:lang w:val="en-US" w:eastAsia="zh-CN"/>
+        </w:rPr>
+      </w:pPr>
+      <w:r>
+        <w:rPr>
+          <w:rFonts w:hint="default" w:ascii="Consolas" w:hAnsi="Consolas" w:eastAsia="宋体" w:cs="Consolas"/>
           <w:sz w:val="17"/>
           <w:szCs w:val="17"/>
           <w:lang w:val="en-US" w:eastAsia="zh-CN"/>
@@ -3252,15 +3252,15 @@
         <w:spacing w:before="0" w:after="0" w:line="240" w:lineRule="auto"/>
         <w:jc w:val="left"/>
         <w:rPr>
-          <w:rFonts w:ascii="Consolas" w:hAnsi="Consolas" w:eastAsia="宋体" w:cs="Consolas" w:hint="default"/>
-          <w:sz w:val="17"/>
-          <w:szCs w:val="17"/>
-          <w:lang w:val="en-US" w:eastAsia="zh-CN"/>
-        </w:rPr>
-      </w:pPr>
-      <w:r>
-        <w:rPr>
-          <w:rFonts w:ascii="Consolas" w:hAnsi="Consolas" w:eastAsia="宋体" w:cs="Consolas" w:hint="default"/>
+          <w:rFonts w:hint="default" w:ascii="Consolas" w:hAnsi="Consolas" w:eastAsia="宋体" w:cs="Consolas"/>
+          <w:sz w:val="17"/>
+          <w:szCs w:val="17"/>
+          <w:lang w:val="en-US" w:eastAsia="zh-CN"/>
+        </w:rPr>
+      </w:pPr>
+      <w:r>
+        <w:rPr>
+          <w:rFonts w:hint="default" w:ascii="Consolas" w:hAnsi="Consolas" w:eastAsia="宋体" w:cs="Consolas"/>
           <w:sz w:val="17"/>
           <w:szCs w:val="17"/>
           <w:lang w:val="en-US" w:eastAsia="zh-CN"/>
@@ -3275,29 +3275,29 @@
         <w:spacing w:before="0" w:after="0" w:line="240" w:lineRule="auto"/>
         <w:jc w:val="left"/>
         <w:rPr>
-          <w:rFonts w:ascii="Consolas" w:hAnsi="Consolas" w:eastAsia="宋体" w:cs="Consolas" w:hint="default"/>
-          <w:sz w:val="17"/>
-          <w:szCs w:val="17"/>
-          <w:lang w:val="en-US" w:eastAsia="zh-CN"/>
-        </w:rPr>
-      </w:pPr>
-    </w:p>
-    <w:p>
-      <w:pPr>
-        <w:pStyle w:val="14"/>
-        <w:snapToGrid w:val="0"/>
-        <w:spacing w:before="0" w:after="0" w:line="240" w:lineRule="auto"/>
-        <w:jc w:val="left"/>
-        <w:rPr>
-          <w:rFonts w:ascii="Consolas" w:hAnsi="Consolas" w:eastAsia="宋体" w:cs="Consolas" w:hint="default"/>
-          <w:sz w:val="17"/>
-          <w:szCs w:val="17"/>
-          <w:lang w:val="en-US" w:eastAsia="zh-CN"/>
-        </w:rPr>
-      </w:pPr>
-      <w:r>
-        <w:rPr>
-          <w:rFonts w:ascii="Consolas" w:hAnsi="Consolas" w:eastAsia="宋体" w:cs="Consolas" w:hint="default"/>
+          <w:rFonts w:hint="default" w:ascii="Consolas" w:hAnsi="Consolas" w:eastAsia="宋体" w:cs="Consolas"/>
+          <w:sz w:val="17"/>
+          <w:szCs w:val="17"/>
+          <w:lang w:val="en-US" w:eastAsia="zh-CN"/>
+        </w:rPr>
+      </w:pPr>
+    </w:p>
+    <w:p>
+      <w:pPr>
+        <w:pStyle w:val="14"/>
+        <w:snapToGrid w:val="0"/>
+        <w:spacing w:before="0" w:after="0" w:line="240" w:lineRule="auto"/>
+        <w:jc w:val="left"/>
+        <w:rPr>
+          <w:rFonts w:hint="default" w:ascii="Consolas" w:hAnsi="Consolas" w:eastAsia="宋体" w:cs="Consolas"/>
+          <w:sz w:val="17"/>
+          <w:szCs w:val="17"/>
+          <w:lang w:val="en-US" w:eastAsia="zh-CN"/>
+        </w:rPr>
+      </w:pPr>
+      <w:r>
+        <w:rPr>
+          <w:rFonts w:hint="default" w:ascii="Consolas" w:hAnsi="Consolas" w:eastAsia="宋体" w:cs="Consolas"/>
           <w:sz w:val="17"/>
           <w:szCs w:val="17"/>
           <w:lang w:val="en-US" w:eastAsia="zh-CN"/>
@@ -3312,15 +3312,15 @@
         <w:spacing w:before="0" w:after="0" w:line="240" w:lineRule="auto"/>
         <w:jc w:val="left"/>
         <w:rPr>
-          <w:rFonts w:ascii="Consolas" w:hAnsi="Consolas" w:eastAsia="宋体" w:cs="Consolas" w:hint="default"/>
-          <w:sz w:val="17"/>
-          <w:szCs w:val="17"/>
-          <w:lang w:val="en-US" w:eastAsia="zh-CN"/>
-        </w:rPr>
-      </w:pPr>
-      <w:r>
-        <w:rPr>
-          <w:rFonts w:ascii="Consolas" w:hAnsi="Consolas" w:eastAsia="宋体" w:cs="Consolas" w:hint="default"/>
+          <w:rFonts w:hint="default" w:ascii="Consolas" w:hAnsi="Consolas" w:eastAsia="宋体" w:cs="Consolas"/>
+          <w:sz w:val="17"/>
+          <w:szCs w:val="17"/>
+          <w:lang w:val="en-US" w:eastAsia="zh-CN"/>
+        </w:rPr>
+      </w:pPr>
+      <w:r>
+        <w:rPr>
+          <w:rFonts w:hint="default" w:ascii="Consolas" w:hAnsi="Consolas" w:eastAsia="宋体" w:cs="Consolas"/>
           <w:sz w:val="17"/>
           <w:szCs w:val="17"/>
           <w:lang w:val="en-US" w:eastAsia="zh-CN"/>
@@ -3335,29 +3335,29 @@
         <w:spacing w:before="0" w:after="0" w:line="240" w:lineRule="auto"/>
         <w:jc w:val="left"/>
         <w:rPr>
-          <w:rFonts w:ascii="Consolas" w:hAnsi="Consolas" w:eastAsia="宋体" w:cs="Consolas" w:hint="default"/>
-          <w:sz w:val="17"/>
-          <w:szCs w:val="17"/>
-          <w:lang w:val="en-US" w:eastAsia="zh-CN"/>
-        </w:rPr>
-      </w:pPr>
-    </w:p>
-    <w:p>
-      <w:pPr>
-        <w:pStyle w:val="14"/>
-        <w:snapToGrid w:val="0"/>
-        <w:spacing w:before="0" w:after="0" w:line="240" w:lineRule="auto"/>
-        <w:jc w:val="left"/>
-        <w:rPr>
-          <w:rFonts w:ascii="Consolas" w:hAnsi="Consolas" w:eastAsia="宋体" w:cs="Consolas" w:hint="default"/>
-          <w:sz w:val="17"/>
-          <w:szCs w:val="17"/>
-          <w:lang w:val="en-US" w:eastAsia="zh-CN"/>
-        </w:rPr>
-      </w:pPr>
-      <w:r>
-        <w:rPr>
-          <w:rFonts w:ascii="Consolas" w:hAnsi="Consolas" w:eastAsia="宋体" w:cs="Consolas" w:hint="default"/>
+          <w:rFonts w:hint="default" w:ascii="Consolas" w:hAnsi="Consolas" w:eastAsia="宋体" w:cs="Consolas"/>
+          <w:sz w:val="17"/>
+          <w:szCs w:val="17"/>
+          <w:lang w:val="en-US" w:eastAsia="zh-CN"/>
+        </w:rPr>
+      </w:pPr>
+    </w:p>
+    <w:p>
+      <w:pPr>
+        <w:pStyle w:val="14"/>
+        <w:snapToGrid w:val="0"/>
+        <w:spacing w:before="0" w:after="0" w:line="240" w:lineRule="auto"/>
+        <w:jc w:val="left"/>
+        <w:rPr>
+          <w:rFonts w:hint="default" w:ascii="Consolas" w:hAnsi="Consolas" w:eastAsia="宋体" w:cs="Consolas"/>
+          <w:sz w:val="17"/>
+          <w:szCs w:val="17"/>
+          <w:lang w:val="en-US" w:eastAsia="zh-CN"/>
+        </w:rPr>
+      </w:pPr>
+      <w:r>
+        <w:rPr>
+          <w:rFonts w:hint="default" w:ascii="Consolas" w:hAnsi="Consolas" w:eastAsia="宋体" w:cs="Consolas"/>
           <w:sz w:val="17"/>
           <w:szCs w:val="17"/>
           <w:lang w:val="en-US" w:eastAsia="zh-CN"/>
@@ -3372,15 +3372,15 @@
         <w:spacing w:before="0" w:after="0" w:line="240" w:lineRule="auto"/>
         <w:jc w:val="left"/>
         <w:rPr>
-          <w:rFonts w:ascii="Consolas" w:hAnsi="Consolas" w:eastAsia="宋体" w:cs="Consolas" w:hint="default"/>
-          <w:sz w:val="17"/>
-          <w:szCs w:val="17"/>
-          <w:lang w:val="en-US" w:eastAsia="zh-CN"/>
-        </w:rPr>
-      </w:pPr>
-      <w:r>
-        <w:rPr>
-          <w:rFonts w:ascii="Consolas" w:hAnsi="Consolas" w:eastAsia="宋体" w:cs="Consolas" w:hint="default"/>
+          <w:rFonts w:hint="default" w:ascii="Consolas" w:hAnsi="Consolas" w:eastAsia="宋体" w:cs="Consolas"/>
+          <w:sz w:val="17"/>
+          <w:szCs w:val="17"/>
+          <w:lang w:val="en-US" w:eastAsia="zh-CN"/>
+        </w:rPr>
+      </w:pPr>
+      <w:r>
+        <w:rPr>
+          <w:rFonts w:hint="default" w:ascii="Consolas" w:hAnsi="Consolas" w:eastAsia="宋体" w:cs="Consolas"/>
           <w:sz w:val="17"/>
           <w:szCs w:val="17"/>
           <w:lang w:val="en-US" w:eastAsia="zh-CN"/>
@@ -3395,15 +3395,15 @@
         <w:spacing w:before="0" w:after="0" w:line="240" w:lineRule="auto"/>
         <w:jc w:val="left"/>
         <w:rPr>
-          <w:rFonts w:ascii="Consolas" w:hAnsi="Consolas" w:eastAsia="宋体" w:cs="Consolas" w:hint="default"/>
-          <w:sz w:val="17"/>
-          <w:szCs w:val="17"/>
-          <w:lang w:val="en-US" w:eastAsia="zh-CN"/>
-        </w:rPr>
-      </w:pPr>
-      <w:r>
-        <w:rPr>
-          <w:rFonts w:ascii="Consolas" w:hAnsi="Consolas" w:eastAsia="宋体" w:cs="Consolas" w:hint="default"/>
+          <w:rFonts w:hint="default" w:ascii="Consolas" w:hAnsi="Consolas" w:eastAsia="宋体" w:cs="Consolas"/>
+          <w:sz w:val="17"/>
+          <w:szCs w:val="17"/>
+          <w:lang w:val="en-US" w:eastAsia="zh-CN"/>
+        </w:rPr>
+      </w:pPr>
+      <w:r>
+        <w:rPr>
+          <w:rFonts w:hint="default" w:ascii="Consolas" w:hAnsi="Consolas" w:eastAsia="宋体" w:cs="Consolas"/>
           <w:sz w:val="17"/>
           <w:szCs w:val="17"/>
           <w:lang w:val="en-US" w:eastAsia="zh-CN"/>
@@ -3418,15 +3418,15 @@
         <w:spacing w:before="0" w:after="0" w:line="240" w:lineRule="auto"/>
         <w:jc w:val="left"/>
         <w:rPr>
-          <w:rFonts w:ascii="Consolas" w:hAnsi="Consolas" w:eastAsia="宋体" w:cs="Consolas" w:hint="default"/>
-          <w:sz w:val="17"/>
-          <w:szCs w:val="17"/>
-          <w:lang w:val="en-US" w:eastAsia="zh-CN"/>
-        </w:rPr>
-      </w:pPr>
-      <w:r>
-        <w:rPr>
-          <w:rFonts w:ascii="Consolas" w:hAnsi="Consolas" w:eastAsia="宋体" w:cs="Consolas" w:hint="default"/>
+          <w:rFonts w:hint="default" w:ascii="Consolas" w:hAnsi="Consolas" w:eastAsia="宋体" w:cs="Consolas"/>
+          <w:sz w:val="17"/>
+          <w:szCs w:val="17"/>
+          <w:lang w:val="en-US" w:eastAsia="zh-CN"/>
+        </w:rPr>
+      </w:pPr>
+      <w:r>
+        <w:rPr>
+          <w:rFonts w:hint="default" w:ascii="Consolas" w:hAnsi="Consolas" w:eastAsia="宋体" w:cs="Consolas"/>
           <w:sz w:val="17"/>
           <w:szCs w:val="17"/>
           <w:lang w:val="en-US" w:eastAsia="zh-CN"/>
@@ -3441,15 +3441,15 @@
         <w:spacing w:before="0" w:after="0" w:line="240" w:lineRule="auto"/>
         <w:jc w:val="left"/>
         <w:rPr>
-          <w:rFonts w:ascii="Consolas" w:hAnsi="Consolas" w:eastAsia="宋体" w:cs="Consolas" w:hint="default"/>
-          <w:sz w:val="17"/>
-          <w:szCs w:val="17"/>
-          <w:lang w:val="en-US" w:eastAsia="zh-CN"/>
-        </w:rPr>
-      </w:pPr>
-      <w:r>
-        <w:rPr>
-          <w:rFonts w:ascii="Consolas" w:hAnsi="Consolas" w:eastAsia="宋体" w:cs="Consolas" w:hint="default"/>
+          <w:rFonts w:hint="default" w:ascii="Consolas" w:hAnsi="Consolas" w:eastAsia="宋体" w:cs="Consolas"/>
+          <w:sz w:val="17"/>
+          <w:szCs w:val="17"/>
+          <w:lang w:val="en-US" w:eastAsia="zh-CN"/>
+        </w:rPr>
+      </w:pPr>
+      <w:r>
+        <w:rPr>
+          <w:rFonts w:hint="default" w:ascii="Consolas" w:hAnsi="Consolas" w:eastAsia="宋体" w:cs="Consolas"/>
           <w:sz w:val="17"/>
           <w:szCs w:val="17"/>
           <w:lang w:val="en-US" w:eastAsia="zh-CN"/>
@@ -3464,15 +3464,15 @@
         <w:spacing w:before="0" w:after="0" w:line="240" w:lineRule="auto"/>
         <w:jc w:val="left"/>
         <w:rPr>
-          <w:rFonts w:ascii="Consolas" w:hAnsi="Consolas" w:eastAsia="宋体" w:cs="Consolas" w:hint="default"/>
-          <w:sz w:val="17"/>
-          <w:szCs w:val="17"/>
-          <w:lang w:val="en-US" w:eastAsia="zh-CN"/>
-        </w:rPr>
-      </w:pPr>
-      <w:r>
-        <w:rPr>
-          <w:rFonts w:ascii="Consolas" w:hAnsi="Consolas" w:eastAsia="宋体" w:cs="Consolas" w:hint="default"/>
+          <w:rFonts w:hint="default" w:ascii="Consolas" w:hAnsi="Consolas" w:eastAsia="宋体" w:cs="Consolas"/>
+          <w:sz w:val="17"/>
+          <w:szCs w:val="17"/>
+          <w:lang w:val="en-US" w:eastAsia="zh-CN"/>
+        </w:rPr>
+      </w:pPr>
+      <w:r>
+        <w:rPr>
+          <w:rFonts w:hint="default" w:ascii="Consolas" w:hAnsi="Consolas" w:eastAsia="宋体" w:cs="Consolas"/>
           <w:sz w:val="17"/>
           <w:szCs w:val="17"/>
           <w:lang w:val="en-US" w:eastAsia="zh-CN"/>
@@ -3487,15 +3487,15 @@
         <w:spacing w:before="0" w:after="0" w:line="240" w:lineRule="auto"/>
         <w:jc w:val="left"/>
         <w:rPr>
-          <w:rFonts w:ascii="Consolas" w:hAnsi="Consolas" w:eastAsia="宋体" w:cs="Consolas" w:hint="default"/>
-          <w:sz w:val="17"/>
-          <w:szCs w:val="17"/>
-          <w:lang w:val="en-US" w:eastAsia="zh-CN"/>
-        </w:rPr>
-      </w:pPr>
-      <w:r>
-        <w:rPr>
-          <w:rFonts w:ascii="Consolas" w:hAnsi="Consolas" w:eastAsia="宋体" w:cs="Consolas" w:hint="default"/>
+          <w:rFonts w:hint="default" w:ascii="Consolas" w:hAnsi="Consolas" w:eastAsia="宋体" w:cs="Consolas"/>
+          <w:sz w:val="17"/>
+          <w:szCs w:val="17"/>
+          <w:lang w:val="en-US" w:eastAsia="zh-CN"/>
+        </w:rPr>
+      </w:pPr>
+      <w:r>
+        <w:rPr>
+          <w:rFonts w:hint="default" w:ascii="Consolas" w:hAnsi="Consolas" w:eastAsia="宋体" w:cs="Consolas"/>
           <w:sz w:val="17"/>
           <w:szCs w:val="17"/>
           <w:lang w:val="en-US" w:eastAsia="zh-CN"/>
@@ -3510,29 +3510,29 @@
         <w:spacing w:before="0" w:after="0" w:line="240" w:lineRule="auto"/>
         <w:jc w:val="left"/>
         <w:rPr>
-          <w:rFonts w:ascii="Consolas" w:hAnsi="Consolas" w:eastAsia="宋体" w:cs="Consolas" w:hint="default"/>
-          <w:sz w:val="17"/>
-          <w:szCs w:val="17"/>
-          <w:lang w:val="en-US" w:eastAsia="zh-CN"/>
-        </w:rPr>
-      </w:pPr>
-    </w:p>
-    <w:p>
-      <w:pPr>
-        <w:pStyle w:val="14"/>
-        <w:snapToGrid w:val="0"/>
-        <w:spacing w:before="0" w:after="0" w:line="240" w:lineRule="auto"/>
-        <w:jc w:val="left"/>
-        <w:rPr>
-          <w:rFonts w:ascii="Consolas" w:hAnsi="Consolas" w:eastAsia="宋体" w:cs="Consolas" w:hint="default"/>
-          <w:sz w:val="17"/>
-          <w:szCs w:val="17"/>
-          <w:lang w:val="en-US" w:eastAsia="zh-CN"/>
-        </w:rPr>
-      </w:pPr>
-      <w:r>
-        <w:rPr>
-          <w:rFonts w:ascii="Consolas" w:hAnsi="Consolas" w:eastAsia="宋体" w:cs="Consolas" w:hint="default"/>
+          <w:rFonts w:hint="default" w:ascii="Consolas" w:hAnsi="Consolas" w:eastAsia="宋体" w:cs="Consolas"/>
+          <w:sz w:val="17"/>
+          <w:szCs w:val="17"/>
+          <w:lang w:val="en-US" w:eastAsia="zh-CN"/>
+        </w:rPr>
+      </w:pPr>
+    </w:p>
+    <w:p>
+      <w:pPr>
+        <w:pStyle w:val="14"/>
+        <w:snapToGrid w:val="0"/>
+        <w:spacing w:before="0" w:after="0" w:line="240" w:lineRule="auto"/>
+        <w:jc w:val="left"/>
+        <w:rPr>
+          <w:rFonts w:hint="default" w:ascii="Consolas" w:hAnsi="Consolas" w:eastAsia="宋体" w:cs="Consolas"/>
+          <w:sz w:val="17"/>
+          <w:szCs w:val="17"/>
+          <w:lang w:val="en-US" w:eastAsia="zh-CN"/>
+        </w:rPr>
+      </w:pPr>
+      <w:r>
+        <w:rPr>
+          <w:rFonts w:hint="default" w:ascii="Consolas" w:hAnsi="Consolas" w:eastAsia="宋体" w:cs="Consolas"/>
           <w:sz w:val="17"/>
           <w:szCs w:val="17"/>
           <w:lang w:val="en-US" w:eastAsia="zh-CN"/>
@@ -3547,15 +3547,15 @@
         <w:spacing w:before="0" w:after="0" w:line="240" w:lineRule="auto"/>
         <w:jc w:val="left"/>
         <w:rPr>
-          <w:rFonts w:ascii="Consolas" w:hAnsi="Consolas" w:eastAsia="宋体" w:cs="Consolas" w:hint="default"/>
-          <w:sz w:val="17"/>
-          <w:szCs w:val="17"/>
-          <w:lang w:val="en-US" w:eastAsia="zh-CN"/>
-        </w:rPr>
-      </w:pPr>
-      <w:r>
-        <w:rPr>
-          <w:rFonts w:ascii="Consolas" w:hAnsi="Consolas" w:eastAsia="宋体" w:cs="Consolas" w:hint="default"/>
+          <w:rFonts w:hint="default" w:ascii="Consolas" w:hAnsi="Consolas" w:eastAsia="宋体" w:cs="Consolas"/>
+          <w:sz w:val="17"/>
+          <w:szCs w:val="17"/>
+          <w:lang w:val="en-US" w:eastAsia="zh-CN"/>
+        </w:rPr>
+      </w:pPr>
+      <w:r>
+        <w:rPr>
+          <w:rFonts w:hint="default" w:ascii="Consolas" w:hAnsi="Consolas" w:eastAsia="宋体" w:cs="Consolas"/>
           <w:sz w:val="17"/>
           <w:szCs w:val="17"/>
           <w:lang w:val="en-US" w:eastAsia="zh-CN"/>
@@ -3570,15 +3570,15 @@
         <w:spacing w:before="0" w:after="0" w:line="240" w:lineRule="auto"/>
         <w:jc w:val="left"/>
         <w:rPr>
-          <w:rFonts w:ascii="Consolas" w:hAnsi="Consolas" w:eastAsia="宋体" w:cs="Consolas" w:hint="default"/>
-          <w:sz w:val="17"/>
-          <w:szCs w:val="17"/>
-          <w:lang w:val="en-US" w:eastAsia="zh-CN"/>
-        </w:rPr>
-      </w:pPr>
-      <w:r>
-        <w:rPr>
-          <w:rFonts w:ascii="Consolas" w:hAnsi="Consolas" w:eastAsia="宋体" w:cs="Consolas" w:hint="default"/>
+          <w:rFonts w:hint="default" w:ascii="Consolas" w:hAnsi="Consolas" w:eastAsia="宋体" w:cs="Consolas"/>
+          <w:sz w:val="17"/>
+          <w:szCs w:val="17"/>
+          <w:lang w:val="en-US" w:eastAsia="zh-CN"/>
+        </w:rPr>
+      </w:pPr>
+      <w:r>
+        <w:rPr>
+          <w:rFonts w:hint="default" w:ascii="Consolas" w:hAnsi="Consolas" w:eastAsia="宋体" w:cs="Consolas"/>
           <w:sz w:val="17"/>
           <w:szCs w:val="17"/>
           <w:lang w:val="en-US" w:eastAsia="zh-CN"/>
@@ -3593,15 +3593,15 @@
         <w:spacing w:before="0" w:after="0" w:line="240" w:lineRule="auto"/>
         <w:jc w:val="left"/>
         <w:rPr>
-          <w:rFonts w:ascii="Consolas" w:hAnsi="Consolas" w:eastAsia="宋体" w:cs="Consolas" w:hint="default"/>
-          <w:sz w:val="17"/>
-          <w:szCs w:val="17"/>
-          <w:lang w:val="en-US" w:eastAsia="zh-CN"/>
-        </w:rPr>
-      </w:pPr>
-      <w:r>
-        <w:rPr>
-          <w:rFonts w:ascii="Consolas" w:hAnsi="Consolas" w:eastAsia="宋体" w:cs="Consolas" w:hint="default"/>
+          <w:rFonts w:hint="default" w:ascii="Consolas" w:hAnsi="Consolas" w:eastAsia="宋体" w:cs="Consolas"/>
+          <w:sz w:val="17"/>
+          <w:szCs w:val="17"/>
+          <w:lang w:val="en-US" w:eastAsia="zh-CN"/>
+        </w:rPr>
+      </w:pPr>
+      <w:r>
+        <w:rPr>
+          <w:rFonts w:hint="default" w:ascii="Consolas" w:hAnsi="Consolas" w:eastAsia="宋体" w:cs="Consolas"/>
           <w:sz w:val="17"/>
           <w:szCs w:val="17"/>
           <w:lang w:val="en-US" w:eastAsia="zh-CN"/>
@@ -3616,15 +3616,15 @@
         <w:spacing w:before="0" w:after="0" w:line="240" w:lineRule="auto"/>
         <w:jc w:val="left"/>
         <w:rPr>
-          <w:rFonts w:ascii="Consolas" w:hAnsi="Consolas" w:eastAsia="宋体" w:cs="Consolas" w:hint="default"/>
-          <w:sz w:val="17"/>
-          <w:szCs w:val="17"/>
-          <w:lang w:val="en-US" w:eastAsia="zh-CN"/>
-        </w:rPr>
-      </w:pPr>
-      <w:r>
-        <w:rPr>
-          <w:rFonts w:ascii="Consolas" w:hAnsi="Consolas" w:eastAsia="宋体" w:cs="Consolas" w:hint="default"/>
+          <w:rFonts w:hint="default" w:ascii="Consolas" w:hAnsi="Consolas" w:eastAsia="宋体" w:cs="Consolas"/>
+          <w:sz w:val="17"/>
+          <w:szCs w:val="17"/>
+          <w:lang w:val="en-US" w:eastAsia="zh-CN"/>
+        </w:rPr>
+      </w:pPr>
+      <w:r>
+        <w:rPr>
+          <w:rFonts w:hint="default" w:ascii="Consolas" w:hAnsi="Consolas" w:eastAsia="宋体" w:cs="Consolas"/>
           <w:sz w:val="17"/>
           <w:szCs w:val="17"/>
           <w:lang w:val="en-US" w:eastAsia="zh-CN"/>
@@ -3639,15 +3639,15 @@
         <w:spacing w:before="0" w:after="0" w:line="240" w:lineRule="auto"/>
         <w:jc w:val="left"/>
         <w:rPr>
-          <w:rFonts w:ascii="Consolas" w:hAnsi="Consolas" w:eastAsia="宋体" w:cs="Consolas" w:hint="default"/>
-          <w:sz w:val="17"/>
-          <w:szCs w:val="17"/>
-          <w:lang w:val="en-US" w:eastAsia="zh-CN"/>
-        </w:rPr>
-      </w:pPr>
-      <w:r>
-        <w:rPr>
-          <w:rFonts w:ascii="Consolas" w:hAnsi="Consolas" w:eastAsia="宋体" w:cs="Consolas" w:hint="default"/>
+          <w:rFonts w:hint="default" w:ascii="Consolas" w:hAnsi="Consolas" w:eastAsia="宋体" w:cs="Consolas"/>
+          <w:sz w:val="17"/>
+          <w:szCs w:val="17"/>
+          <w:lang w:val="en-US" w:eastAsia="zh-CN"/>
+        </w:rPr>
+      </w:pPr>
+      <w:r>
+        <w:rPr>
+          <w:rFonts w:hint="default" w:ascii="Consolas" w:hAnsi="Consolas" w:eastAsia="宋体" w:cs="Consolas"/>
           <w:sz w:val="17"/>
           <w:szCs w:val="17"/>
           <w:lang w:val="en-US" w:eastAsia="zh-CN"/>
@@ -3662,15 +3662,15 @@
         <w:spacing w:before="0" w:after="0" w:line="240" w:lineRule="auto"/>
         <w:jc w:val="left"/>
         <w:rPr>
-          <w:rFonts w:ascii="Consolas" w:hAnsi="Consolas" w:eastAsia="宋体" w:cs="Consolas" w:hint="default"/>
-          <w:sz w:val="17"/>
-          <w:szCs w:val="17"/>
-          <w:lang w:val="en-US" w:eastAsia="zh-CN"/>
-        </w:rPr>
-      </w:pPr>
-      <w:r>
-        <w:rPr>
-          <w:rFonts w:ascii="Consolas" w:hAnsi="Consolas" w:eastAsia="宋体" w:cs="Consolas" w:hint="default"/>
+          <w:rFonts w:hint="default" w:ascii="Consolas" w:hAnsi="Consolas" w:eastAsia="宋体" w:cs="Consolas"/>
+          <w:sz w:val="17"/>
+          <w:szCs w:val="17"/>
+          <w:lang w:val="en-US" w:eastAsia="zh-CN"/>
+        </w:rPr>
+      </w:pPr>
+      <w:r>
+        <w:rPr>
+          <w:rFonts w:hint="default" w:ascii="Consolas" w:hAnsi="Consolas" w:eastAsia="宋体" w:cs="Consolas"/>
           <w:sz w:val="17"/>
           <w:szCs w:val="17"/>
           <w:lang w:val="en-US" w:eastAsia="zh-CN"/>
@@ -3685,29 +3685,29 @@
         <w:spacing w:before="0" w:after="0" w:line="240" w:lineRule="auto"/>
         <w:jc w:val="left"/>
         <w:rPr>
-          <w:rFonts w:ascii="Consolas" w:hAnsi="Consolas" w:eastAsia="宋体" w:cs="Consolas" w:hint="default"/>
-          <w:sz w:val="17"/>
-          <w:szCs w:val="17"/>
-          <w:lang w:val="en-US" w:eastAsia="zh-CN"/>
-        </w:rPr>
-      </w:pPr>
-    </w:p>
-    <w:p>
-      <w:pPr>
-        <w:pStyle w:val="14"/>
-        <w:snapToGrid w:val="0"/>
-        <w:spacing w:before="0" w:after="0" w:line="240" w:lineRule="auto"/>
-        <w:jc w:val="left"/>
-        <w:rPr>
-          <w:rFonts w:ascii="Consolas" w:hAnsi="Consolas" w:eastAsia="宋体" w:cs="Consolas" w:hint="default"/>
-          <w:sz w:val="17"/>
-          <w:szCs w:val="17"/>
-          <w:lang w:val="en-US" w:eastAsia="zh-CN"/>
-        </w:rPr>
-      </w:pPr>
-      <w:r>
-        <w:rPr>
-          <w:rFonts w:ascii="Consolas" w:hAnsi="Consolas" w:eastAsia="宋体" w:cs="Consolas" w:hint="default"/>
+          <w:rFonts w:hint="default" w:ascii="Consolas" w:hAnsi="Consolas" w:eastAsia="宋体" w:cs="Consolas"/>
+          <w:sz w:val="17"/>
+          <w:szCs w:val="17"/>
+          <w:lang w:val="en-US" w:eastAsia="zh-CN"/>
+        </w:rPr>
+      </w:pPr>
+    </w:p>
+    <w:p>
+      <w:pPr>
+        <w:pStyle w:val="14"/>
+        <w:snapToGrid w:val="0"/>
+        <w:spacing w:before="0" w:after="0" w:line="240" w:lineRule="auto"/>
+        <w:jc w:val="left"/>
+        <w:rPr>
+          <w:rFonts w:hint="default" w:ascii="Consolas" w:hAnsi="Consolas" w:eastAsia="宋体" w:cs="Consolas"/>
+          <w:sz w:val="17"/>
+          <w:szCs w:val="17"/>
+          <w:lang w:val="en-US" w:eastAsia="zh-CN"/>
+        </w:rPr>
+      </w:pPr>
+      <w:r>
+        <w:rPr>
+          <w:rFonts w:hint="default" w:ascii="Consolas" w:hAnsi="Consolas" w:eastAsia="宋体" w:cs="Consolas"/>
           <w:sz w:val="17"/>
           <w:szCs w:val="17"/>
           <w:lang w:val="en-US" w:eastAsia="zh-CN"/>
@@ -3722,15 +3722,15 @@
         <w:spacing w:before="0" w:after="0" w:line="240" w:lineRule="auto"/>
         <w:jc w:val="left"/>
         <w:rPr>
-          <w:rFonts w:ascii="Consolas" w:hAnsi="Consolas" w:eastAsia="宋体" w:cs="Consolas" w:hint="default"/>
-          <w:sz w:val="17"/>
-          <w:szCs w:val="17"/>
-          <w:lang w:val="en-US" w:eastAsia="zh-CN"/>
-        </w:rPr>
-      </w:pPr>
-      <w:r>
-        <w:rPr>
-          <w:rFonts w:ascii="Consolas" w:hAnsi="Consolas" w:eastAsia="宋体" w:cs="Consolas" w:hint="default"/>
+          <w:rFonts w:hint="default" w:ascii="Consolas" w:hAnsi="Consolas" w:eastAsia="宋体" w:cs="Consolas"/>
+          <w:sz w:val="17"/>
+          <w:szCs w:val="17"/>
+          <w:lang w:val="en-US" w:eastAsia="zh-CN"/>
+        </w:rPr>
+      </w:pPr>
+      <w:r>
+        <w:rPr>
+          <w:rFonts w:hint="default" w:ascii="Consolas" w:hAnsi="Consolas" w:eastAsia="宋体" w:cs="Consolas"/>
           <w:sz w:val="17"/>
           <w:szCs w:val="17"/>
           <w:lang w:val="en-US" w:eastAsia="zh-CN"/>
@@ -3745,15 +3745,15 @@
         <w:spacing w:before="0" w:after="0" w:line="240" w:lineRule="auto"/>
         <w:jc w:val="left"/>
         <w:rPr>
-          <w:rFonts w:ascii="Consolas" w:hAnsi="Consolas" w:eastAsia="宋体" w:cs="Consolas" w:hint="default"/>
-          <w:sz w:val="17"/>
-          <w:szCs w:val="17"/>
-          <w:lang w:val="en-US" w:eastAsia="zh-CN"/>
-        </w:rPr>
-      </w:pPr>
-      <w:r>
-        <w:rPr>
-          <w:rFonts w:ascii="Consolas" w:hAnsi="Consolas" w:eastAsia="宋体" w:cs="Consolas" w:hint="default"/>
+          <w:rFonts w:hint="default" w:ascii="Consolas" w:hAnsi="Consolas" w:eastAsia="宋体" w:cs="Consolas"/>
+          <w:sz w:val="17"/>
+          <w:szCs w:val="17"/>
+          <w:lang w:val="en-US" w:eastAsia="zh-CN"/>
+        </w:rPr>
+      </w:pPr>
+      <w:r>
+        <w:rPr>
+          <w:rFonts w:hint="default" w:ascii="Consolas" w:hAnsi="Consolas" w:eastAsia="宋体" w:cs="Consolas"/>
           <w:sz w:val="17"/>
           <w:szCs w:val="17"/>
           <w:lang w:val="en-US" w:eastAsia="zh-CN"/>
@@ -3768,15 +3768,15 @@
         <w:spacing w:before="0" w:after="0" w:line="240" w:lineRule="auto"/>
         <w:jc w:val="left"/>
         <w:rPr>
-          <w:rFonts w:ascii="Consolas" w:hAnsi="Consolas" w:eastAsia="宋体" w:cs="Consolas" w:hint="default"/>
-          <w:sz w:val="17"/>
-          <w:szCs w:val="17"/>
-          <w:lang w:val="en-US" w:eastAsia="zh-CN"/>
-        </w:rPr>
-      </w:pPr>
-      <w:r>
-        <w:rPr>
-          <w:rFonts w:ascii="Consolas" w:hAnsi="Consolas" w:eastAsia="宋体" w:cs="Consolas" w:hint="default"/>
+          <w:rFonts w:hint="default" w:ascii="Consolas" w:hAnsi="Consolas" w:eastAsia="宋体" w:cs="Consolas"/>
+          <w:sz w:val="17"/>
+          <w:szCs w:val="17"/>
+          <w:lang w:val="en-US" w:eastAsia="zh-CN"/>
+        </w:rPr>
+      </w:pPr>
+      <w:r>
+        <w:rPr>
+          <w:rFonts w:hint="default" w:ascii="Consolas" w:hAnsi="Consolas" w:eastAsia="宋体" w:cs="Consolas"/>
           <w:sz w:val="17"/>
           <w:szCs w:val="17"/>
           <w:lang w:val="en-US" w:eastAsia="zh-CN"/>
@@ -3791,15 +3791,15 @@
         <w:spacing w:before="0" w:after="0" w:line="240" w:lineRule="auto"/>
         <w:jc w:val="left"/>
         <w:rPr>
-          <w:rFonts w:ascii="Consolas" w:hAnsi="Consolas" w:eastAsia="宋体" w:cs="Consolas" w:hint="default"/>
-          <w:sz w:val="17"/>
-          <w:szCs w:val="17"/>
-          <w:lang w:val="en-US" w:eastAsia="zh-CN"/>
-        </w:rPr>
-      </w:pPr>
-      <w:r>
-        <w:rPr>
-          <w:rFonts w:ascii="Consolas" w:hAnsi="Consolas" w:eastAsia="宋体" w:cs="Consolas" w:hint="default"/>
+          <w:rFonts w:hint="default" w:ascii="Consolas" w:hAnsi="Consolas" w:eastAsia="宋体" w:cs="Consolas"/>
+          <w:sz w:val="17"/>
+          <w:szCs w:val="17"/>
+          <w:lang w:val="en-US" w:eastAsia="zh-CN"/>
+        </w:rPr>
+      </w:pPr>
+      <w:r>
+        <w:rPr>
+          <w:rFonts w:hint="default" w:ascii="Consolas" w:hAnsi="Consolas" w:eastAsia="宋体" w:cs="Consolas"/>
           <w:sz w:val="17"/>
           <w:szCs w:val="17"/>
           <w:lang w:val="en-US" w:eastAsia="zh-CN"/>
@@ -3814,15 +3814,15 @@
         <w:spacing w:before="0" w:after="0" w:line="240" w:lineRule="auto"/>
         <w:jc w:val="left"/>
         <w:rPr>
-          <w:rFonts w:ascii="Consolas" w:hAnsi="Consolas" w:eastAsia="宋体" w:cs="Consolas" w:hint="default"/>
-          <w:sz w:val="17"/>
-          <w:szCs w:val="17"/>
-          <w:lang w:val="en-US" w:eastAsia="zh-CN"/>
-        </w:rPr>
-      </w:pPr>
-      <w:r>
-        <w:rPr>
-          <w:rFonts w:ascii="Consolas" w:hAnsi="Consolas" w:eastAsia="宋体" w:cs="Consolas" w:hint="default"/>
+          <w:rFonts w:hint="default" w:ascii="Consolas" w:hAnsi="Consolas" w:eastAsia="宋体" w:cs="Consolas"/>
+          <w:sz w:val="17"/>
+          <w:szCs w:val="17"/>
+          <w:lang w:val="en-US" w:eastAsia="zh-CN"/>
+        </w:rPr>
+      </w:pPr>
+      <w:r>
+        <w:rPr>
+          <w:rFonts w:hint="default" w:ascii="Consolas" w:hAnsi="Consolas" w:eastAsia="宋体" w:cs="Consolas"/>
           <w:sz w:val="17"/>
           <w:szCs w:val="17"/>
           <w:lang w:val="en-US" w:eastAsia="zh-CN"/>
@@ -3837,15 +3837,15 @@
         <w:spacing w:before="0" w:after="0" w:line="240" w:lineRule="auto"/>
         <w:jc w:val="left"/>
         <w:rPr>
-          <w:rFonts w:ascii="Consolas" w:hAnsi="Consolas" w:eastAsia="宋体" w:cs="Consolas" w:hint="default"/>
-          <w:sz w:val="17"/>
-          <w:szCs w:val="17"/>
-          <w:lang w:val="en-US" w:eastAsia="zh-CN"/>
-        </w:rPr>
-      </w:pPr>
-      <w:r>
-        <w:rPr>
-          <w:rFonts w:ascii="Consolas" w:hAnsi="Consolas" w:eastAsia="宋体" w:cs="Consolas" w:hint="default"/>
+          <w:rFonts w:hint="default" w:ascii="Consolas" w:hAnsi="Consolas" w:eastAsia="宋体" w:cs="Consolas"/>
+          <w:sz w:val="17"/>
+          <w:szCs w:val="17"/>
+          <w:lang w:val="en-US" w:eastAsia="zh-CN"/>
+        </w:rPr>
+      </w:pPr>
+      <w:r>
+        <w:rPr>
+          <w:rFonts w:hint="default" w:ascii="Consolas" w:hAnsi="Consolas" w:eastAsia="宋体" w:cs="Consolas"/>
           <w:sz w:val="17"/>
           <w:szCs w:val="17"/>
           <w:lang w:val="en-US" w:eastAsia="zh-CN"/>
@@ -3860,15 +3860,15 @@
         <w:spacing w:before="0" w:after="0" w:line="240" w:lineRule="auto"/>
         <w:jc w:val="left"/>
         <w:rPr>
-          <w:rFonts w:ascii="Consolas" w:hAnsi="Consolas" w:eastAsia="宋体" w:cs="Consolas" w:hint="default"/>
-          <w:sz w:val="17"/>
-          <w:szCs w:val="17"/>
-          <w:lang w:val="en-US" w:eastAsia="zh-CN"/>
-        </w:rPr>
-      </w:pPr>
-      <w:r>
-        <w:rPr>
-          <w:rFonts w:ascii="Consolas" w:hAnsi="Consolas" w:eastAsia="宋体" w:cs="Consolas" w:hint="default"/>
+          <w:rFonts w:hint="default" w:ascii="Consolas" w:hAnsi="Consolas" w:eastAsia="宋体" w:cs="Consolas"/>
+          <w:sz w:val="17"/>
+          <w:szCs w:val="17"/>
+          <w:lang w:val="en-US" w:eastAsia="zh-CN"/>
+        </w:rPr>
+      </w:pPr>
+      <w:r>
+        <w:rPr>
+          <w:rFonts w:hint="default" w:ascii="Consolas" w:hAnsi="Consolas" w:eastAsia="宋体" w:cs="Consolas"/>
           <w:sz w:val="17"/>
           <w:szCs w:val="17"/>
           <w:lang w:val="en-US" w:eastAsia="zh-CN"/>
@@ -3883,15 +3883,15 @@
         <w:spacing w:before="0" w:after="0" w:line="240" w:lineRule="auto"/>
         <w:jc w:val="left"/>
         <w:rPr>
-          <w:rFonts w:ascii="Consolas" w:hAnsi="Consolas" w:eastAsia="宋体" w:cs="Consolas" w:hint="default"/>
-          <w:sz w:val="17"/>
-          <w:szCs w:val="17"/>
-          <w:lang w:val="en-US" w:eastAsia="zh-CN"/>
-        </w:rPr>
-      </w:pPr>
-      <w:r>
-        <w:rPr>
-          <w:rFonts w:ascii="Consolas" w:hAnsi="Consolas" w:eastAsia="宋体" w:cs="Consolas" w:hint="default"/>
+          <w:rFonts w:hint="default" w:ascii="Consolas" w:hAnsi="Consolas" w:eastAsia="宋体" w:cs="Consolas"/>
+          <w:sz w:val="17"/>
+          <w:szCs w:val="17"/>
+          <w:lang w:val="en-US" w:eastAsia="zh-CN"/>
+        </w:rPr>
+      </w:pPr>
+      <w:r>
+        <w:rPr>
+          <w:rFonts w:hint="default" w:ascii="Consolas" w:hAnsi="Consolas" w:eastAsia="宋体" w:cs="Consolas"/>
           <w:sz w:val="17"/>
           <w:szCs w:val="17"/>
           <w:lang w:val="en-US" w:eastAsia="zh-CN"/>
@@ -3906,15 +3906,15 @@
         <w:spacing w:before="0" w:after="0" w:line="240" w:lineRule="auto"/>
         <w:jc w:val="left"/>
         <w:rPr>
-          <w:rFonts w:ascii="Consolas" w:hAnsi="Consolas" w:eastAsia="宋体" w:cs="Consolas" w:hint="default"/>
-          <w:sz w:val="17"/>
-          <w:szCs w:val="17"/>
-          <w:lang w:val="en-US" w:eastAsia="zh-CN"/>
-        </w:rPr>
-      </w:pPr>
-      <w:r>
-        <w:rPr>
-          <w:rFonts w:ascii="Consolas" w:hAnsi="Consolas" w:eastAsia="宋体" w:cs="Consolas" w:hint="default"/>
+          <w:rFonts w:hint="default" w:ascii="Consolas" w:hAnsi="Consolas" w:eastAsia="宋体" w:cs="Consolas"/>
+          <w:sz w:val="17"/>
+          <w:szCs w:val="17"/>
+          <w:lang w:val="en-US" w:eastAsia="zh-CN"/>
+        </w:rPr>
+      </w:pPr>
+      <w:r>
+        <w:rPr>
+          <w:rFonts w:hint="default" w:ascii="Consolas" w:hAnsi="Consolas" w:eastAsia="宋体" w:cs="Consolas"/>
           <w:sz w:val="17"/>
           <w:szCs w:val="17"/>
           <w:lang w:val="en-US" w:eastAsia="zh-CN"/>
@@ -3929,15 +3929,15 @@
         <w:spacing w:before="0" w:after="0" w:line="240" w:lineRule="auto"/>
         <w:jc w:val="left"/>
         <w:rPr>
-          <w:rFonts w:ascii="Consolas" w:hAnsi="Consolas" w:eastAsia="宋体" w:cs="Consolas" w:hint="default"/>
-          <w:sz w:val="17"/>
-          <w:szCs w:val="17"/>
-          <w:lang w:val="en-US" w:eastAsia="zh-CN"/>
-        </w:rPr>
-      </w:pPr>
-      <w:r>
-        <w:rPr>
-          <w:rFonts w:ascii="Consolas" w:hAnsi="Consolas" w:eastAsia="宋体" w:cs="Consolas" w:hint="default"/>
+          <w:rFonts w:hint="default" w:ascii="Consolas" w:hAnsi="Consolas" w:eastAsia="宋体" w:cs="Consolas"/>
+          <w:sz w:val="17"/>
+          <w:szCs w:val="17"/>
+          <w:lang w:val="en-US" w:eastAsia="zh-CN"/>
+        </w:rPr>
+      </w:pPr>
+      <w:r>
+        <w:rPr>
+          <w:rFonts w:hint="default" w:ascii="Consolas" w:hAnsi="Consolas" w:eastAsia="宋体" w:cs="Consolas"/>
           <w:sz w:val="17"/>
           <w:szCs w:val="17"/>
           <w:lang w:val="en-US" w:eastAsia="zh-CN"/>
@@ -3952,15 +3952,15 @@
         <w:spacing w:before="0" w:after="0" w:line="240" w:lineRule="auto"/>
         <w:jc w:val="left"/>
         <w:rPr>
-          <w:rFonts w:ascii="Consolas" w:hAnsi="Consolas" w:eastAsia="宋体" w:cs="Consolas" w:hint="default"/>
-          <w:sz w:val="17"/>
-          <w:szCs w:val="17"/>
-          <w:lang w:val="en-US" w:eastAsia="zh-CN"/>
-        </w:rPr>
-      </w:pPr>
-      <w:r>
-        <w:rPr>
-          <w:rFonts w:ascii="Consolas" w:hAnsi="Consolas" w:eastAsia="宋体" w:cs="Consolas" w:hint="default"/>
+          <w:rFonts w:hint="default" w:ascii="Consolas" w:hAnsi="Consolas" w:eastAsia="宋体" w:cs="Consolas"/>
+          <w:sz w:val="17"/>
+          <w:szCs w:val="17"/>
+          <w:lang w:val="en-US" w:eastAsia="zh-CN"/>
+        </w:rPr>
+      </w:pPr>
+      <w:r>
+        <w:rPr>
+          <w:rFonts w:hint="default" w:ascii="Consolas" w:hAnsi="Consolas" w:eastAsia="宋体" w:cs="Consolas"/>
           <w:sz w:val="17"/>
           <w:szCs w:val="17"/>
           <w:lang w:val="en-US" w:eastAsia="zh-CN"/>
@@ -3975,15 +3975,15 @@
         <w:spacing w:before="0" w:after="0" w:line="240" w:lineRule="auto"/>
         <w:jc w:val="left"/>
         <w:rPr>
-          <w:rFonts w:ascii="Consolas" w:hAnsi="Consolas" w:eastAsia="宋体" w:cs="Consolas" w:hint="default"/>
-          <w:sz w:val="17"/>
-          <w:szCs w:val="17"/>
-          <w:lang w:val="en-US" w:eastAsia="zh-CN"/>
-        </w:rPr>
-      </w:pPr>
-      <w:r>
-        <w:rPr>
-          <w:rFonts w:ascii="Consolas" w:hAnsi="Consolas" w:eastAsia="宋体" w:cs="Consolas" w:hint="default"/>
+          <w:rFonts w:hint="default" w:ascii="Consolas" w:hAnsi="Consolas" w:eastAsia="宋体" w:cs="Consolas"/>
+          <w:sz w:val="17"/>
+          <w:szCs w:val="17"/>
+          <w:lang w:val="en-US" w:eastAsia="zh-CN"/>
+        </w:rPr>
+      </w:pPr>
+      <w:r>
+        <w:rPr>
+          <w:rFonts w:hint="default" w:ascii="Consolas" w:hAnsi="Consolas" w:eastAsia="宋体" w:cs="Consolas"/>
           <w:sz w:val="17"/>
           <w:szCs w:val="17"/>
           <w:lang w:val="en-US" w:eastAsia="zh-CN"/>
@@ -3998,15 +3998,15 @@
         <w:spacing w:before="0" w:after="0" w:line="240" w:lineRule="auto"/>
         <w:jc w:val="left"/>
         <w:rPr>
-          <w:rFonts w:ascii="Consolas" w:hAnsi="Consolas" w:eastAsia="宋体" w:cs="Consolas" w:hint="default"/>
-          <w:sz w:val="17"/>
-          <w:szCs w:val="17"/>
-          <w:lang w:val="en-US" w:eastAsia="zh-CN"/>
-        </w:rPr>
-      </w:pPr>
-      <w:r>
-        <w:rPr>
-          <w:rFonts w:ascii="Consolas" w:hAnsi="Consolas" w:eastAsia="宋体" w:cs="Consolas" w:hint="default"/>
+          <w:rFonts w:hint="default" w:ascii="Consolas" w:hAnsi="Consolas" w:eastAsia="宋体" w:cs="Consolas"/>
+          <w:sz w:val="17"/>
+          <w:szCs w:val="17"/>
+          <w:lang w:val="en-US" w:eastAsia="zh-CN"/>
+        </w:rPr>
+      </w:pPr>
+      <w:r>
+        <w:rPr>
+          <w:rFonts w:hint="default" w:ascii="Consolas" w:hAnsi="Consolas" w:eastAsia="宋体" w:cs="Consolas"/>
           <w:sz w:val="17"/>
           <w:szCs w:val="17"/>
           <w:lang w:val="en-US" w:eastAsia="zh-CN"/>
@@ -4021,29 +4021,29 @@
         <w:spacing w:before="0" w:after="0" w:line="240" w:lineRule="auto"/>
         <w:jc w:val="left"/>
         <w:rPr>
-          <w:rFonts w:ascii="Consolas" w:hAnsi="Consolas" w:eastAsia="宋体" w:cs="Consolas" w:hint="default"/>
-          <w:sz w:val="17"/>
-          <w:szCs w:val="17"/>
-          <w:lang w:val="en-US" w:eastAsia="zh-CN"/>
-        </w:rPr>
-      </w:pPr>
-    </w:p>
-    <w:p>
-      <w:pPr>
-        <w:pStyle w:val="14"/>
-        <w:snapToGrid w:val="0"/>
-        <w:spacing w:before="0" w:after="0" w:line="240" w:lineRule="auto"/>
-        <w:jc w:val="left"/>
-        <w:rPr>
-          <w:rFonts w:ascii="Consolas" w:hAnsi="Consolas" w:eastAsia="宋体" w:cs="Consolas" w:hint="default"/>
-          <w:sz w:val="17"/>
-          <w:szCs w:val="17"/>
-          <w:lang w:val="en-US" w:eastAsia="zh-CN"/>
-        </w:rPr>
-      </w:pPr>
-      <w:r>
-        <w:rPr>
-          <w:rFonts w:ascii="Consolas" w:hAnsi="Consolas" w:eastAsia="宋体" w:cs="Consolas" w:hint="default"/>
+          <w:rFonts w:hint="default" w:ascii="Consolas" w:hAnsi="Consolas" w:eastAsia="宋体" w:cs="Consolas"/>
+          <w:sz w:val="17"/>
+          <w:szCs w:val="17"/>
+          <w:lang w:val="en-US" w:eastAsia="zh-CN"/>
+        </w:rPr>
+      </w:pPr>
+    </w:p>
+    <w:p>
+      <w:pPr>
+        <w:pStyle w:val="14"/>
+        <w:snapToGrid w:val="0"/>
+        <w:spacing w:before="0" w:after="0" w:line="240" w:lineRule="auto"/>
+        <w:jc w:val="left"/>
+        <w:rPr>
+          <w:rFonts w:hint="default" w:ascii="Consolas" w:hAnsi="Consolas" w:eastAsia="宋体" w:cs="Consolas"/>
+          <w:sz w:val="17"/>
+          <w:szCs w:val="17"/>
+          <w:lang w:val="en-US" w:eastAsia="zh-CN"/>
+        </w:rPr>
+      </w:pPr>
+      <w:r>
+        <w:rPr>
+          <w:rFonts w:hint="default" w:ascii="Consolas" w:hAnsi="Consolas" w:eastAsia="宋体" w:cs="Consolas"/>
           <w:sz w:val="17"/>
           <w:szCs w:val="17"/>
           <w:lang w:val="en-US" w:eastAsia="zh-CN"/>
@@ -4058,15 +4058,15 @@
         <w:spacing w:before="0" w:after="0" w:line="240" w:lineRule="auto"/>
         <w:jc w:val="left"/>
         <w:rPr>
-          <w:rFonts w:ascii="Consolas" w:hAnsi="Consolas" w:eastAsia="宋体" w:cs="Consolas" w:hint="default"/>
-          <w:sz w:val="17"/>
-          <w:szCs w:val="17"/>
-          <w:lang w:val="en-US" w:eastAsia="zh-CN"/>
-        </w:rPr>
-      </w:pPr>
-      <w:r>
-        <w:rPr>
-          <w:rFonts w:ascii="Consolas" w:hAnsi="Consolas" w:eastAsia="宋体" w:cs="Consolas" w:hint="default"/>
+          <w:rFonts w:hint="default" w:ascii="Consolas" w:hAnsi="Consolas" w:eastAsia="宋体" w:cs="Consolas"/>
+          <w:sz w:val="17"/>
+          <w:szCs w:val="17"/>
+          <w:lang w:val="en-US" w:eastAsia="zh-CN"/>
+        </w:rPr>
+      </w:pPr>
+      <w:r>
+        <w:rPr>
+          <w:rFonts w:hint="default" w:ascii="Consolas" w:hAnsi="Consolas" w:eastAsia="宋体" w:cs="Consolas"/>
           <w:sz w:val="17"/>
           <w:szCs w:val="17"/>
           <w:lang w:val="en-US" w:eastAsia="zh-CN"/>
@@ -4081,29 +4081,29 @@
         <w:spacing w:before="0" w:after="0" w:line="240" w:lineRule="auto"/>
         <w:jc w:val="left"/>
         <w:rPr>
-          <w:rFonts w:ascii="Consolas" w:hAnsi="Consolas" w:eastAsia="宋体" w:cs="Consolas" w:hint="default"/>
-          <w:sz w:val="17"/>
-          <w:szCs w:val="17"/>
-          <w:lang w:val="en-US" w:eastAsia="zh-CN"/>
-        </w:rPr>
-      </w:pPr>
-    </w:p>
-    <w:p>
-      <w:pPr>
-        <w:pStyle w:val="14"/>
-        <w:snapToGrid w:val="0"/>
-        <w:spacing w:before="0" w:after="0" w:line="240" w:lineRule="auto"/>
-        <w:jc w:val="left"/>
-        <w:rPr>
-          <w:rFonts w:ascii="Consolas" w:hAnsi="Consolas" w:eastAsia="宋体" w:cs="Consolas" w:hint="default"/>
-          <w:sz w:val="17"/>
-          <w:szCs w:val="17"/>
-          <w:lang w:val="en-US" w:eastAsia="zh-CN"/>
-        </w:rPr>
-      </w:pPr>
-      <w:r>
-        <w:rPr>
-          <w:rFonts w:ascii="Consolas" w:hAnsi="Consolas" w:eastAsia="宋体" w:cs="Consolas" w:hint="default"/>
+          <w:rFonts w:hint="default" w:ascii="Consolas" w:hAnsi="Consolas" w:eastAsia="宋体" w:cs="Consolas"/>
+          <w:sz w:val="17"/>
+          <w:szCs w:val="17"/>
+          <w:lang w:val="en-US" w:eastAsia="zh-CN"/>
+        </w:rPr>
+      </w:pPr>
+    </w:p>
+    <w:p>
+      <w:pPr>
+        <w:pStyle w:val="14"/>
+        <w:snapToGrid w:val="0"/>
+        <w:spacing w:before="0" w:after="0" w:line="240" w:lineRule="auto"/>
+        <w:jc w:val="left"/>
+        <w:rPr>
+          <w:rFonts w:hint="default" w:ascii="Consolas" w:hAnsi="Consolas" w:eastAsia="宋体" w:cs="Consolas"/>
+          <w:sz w:val="17"/>
+          <w:szCs w:val="17"/>
+          <w:lang w:val="en-US" w:eastAsia="zh-CN"/>
+        </w:rPr>
+      </w:pPr>
+      <w:r>
+        <w:rPr>
+          <w:rFonts w:hint="default" w:ascii="Consolas" w:hAnsi="Consolas" w:eastAsia="宋体" w:cs="Consolas"/>
           <w:sz w:val="17"/>
           <w:szCs w:val="17"/>
           <w:lang w:val="en-US" w:eastAsia="zh-CN"/>
@@ -4118,15 +4118,15 @@
         <w:spacing w:before="0" w:after="0" w:line="240" w:lineRule="auto"/>
         <w:jc w:val="left"/>
         <w:rPr>
-          <w:rFonts w:ascii="Consolas" w:hAnsi="Consolas" w:eastAsia="宋体" w:cs="Consolas" w:hint="default"/>
-          <w:sz w:val="17"/>
-          <w:szCs w:val="17"/>
-          <w:lang w:val="en-US" w:eastAsia="zh-CN"/>
-        </w:rPr>
-      </w:pPr>
-      <w:r>
-        <w:rPr>
-          <w:rFonts w:ascii="Consolas" w:hAnsi="Consolas" w:eastAsia="宋体" w:cs="Consolas" w:hint="default"/>
+          <w:rFonts w:hint="default" w:ascii="Consolas" w:hAnsi="Consolas" w:eastAsia="宋体" w:cs="Consolas"/>
+          <w:sz w:val="17"/>
+          <w:szCs w:val="17"/>
+          <w:lang w:val="en-US" w:eastAsia="zh-CN"/>
+        </w:rPr>
+      </w:pPr>
+      <w:r>
+        <w:rPr>
+          <w:rFonts w:hint="default" w:ascii="Consolas" w:hAnsi="Consolas" w:eastAsia="宋体" w:cs="Consolas"/>
           <w:sz w:val="17"/>
           <w:szCs w:val="17"/>
           <w:lang w:val="en-US" w:eastAsia="zh-CN"/>
@@ -4141,15 +4141,15 @@
         <w:spacing w:before="0" w:after="0" w:line="240" w:lineRule="auto"/>
         <w:jc w:val="left"/>
         <w:rPr>
-          <w:rFonts w:ascii="Consolas" w:hAnsi="Consolas" w:eastAsia="宋体" w:cs="Consolas" w:hint="default"/>
-          <w:sz w:val="17"/>
-          <w:szCs w:val="17"/>
-          <w:lang w:val="en-US" w:eastAsia="zh-CN"/>
-        </w:rPr>
-      </w:pPr>
-      <w:r>
-        <w:rPr>
-          <w:rFonts w:ascii="Consolas" w:hAnsi="Consolas" w:eastAsia="宋体" w:cs="Consolas" w:hint="default"/>
+          <w:rFonts w:hint="default" w:ascii="Consolas" w:hAnsi="Consolas" w:eastAsia="宋体" w:cs="Consolas"/>
+          <w:sz w:val="17"/>
+          <w:szCs w:val="17"/>
+          <w:lang w:val="en-US" w:eastAsia="zh-CN"/>
+        </w:rPr>
+      </w:pPr>
+      <w:r>
+        <w:rPr>
+          <w:rFonts w:hint="default" w:ascii="Consolas" w:hAnsi="Consolas" w:eastAsia="宋体" w:cs="Consolas"/>
           <w:sz w:val="17"/>
           <w:szCs w:val="17"/>
           <w:lang w:val="en-US" w:eastAsia="zh-CN"/>
@@ -4164,15 +4164,15 @@
         <w:spacing w:before="0" w:after="0" w:line="240" w:lineRule="auto"/>
         <w:jc w:val="left"/>
         <w:rPr>
-          <w:rFonts w:ascii="Consolas" w:hAnsi="Consolas" w:eastAsia="宋体" w:cs="Consolas" w:hint="default"/>
-          <w:sz w:val="17"/>
-          <w:szCs w:val="17"/>
-          <w:lang w:val="en-US" w:eastAsia="zh-CN"/>
-        </w:rPr>
-      </w:pPr>
-      <w:r>
-        <w:rPr>
-          <w:rFonts w:ascii="Consolas" w:hAnsi="Consolas" w:eastAsia="宋体" w:cs="Consolas" w:hint="default"/>
+          <w:rFonts w:hint="default" w:ascii="Consolas" w:hAnsi="Consolas" w:eastAsia="宋体" w:cs="Consolas"/>
+          <w:sz w:val="17"/>
+          <w:szCs w:val="17"/>
+          <w:lang w:val="en-US" w:eastAsia="zh-CN"/>
+        </w:rPr>
+      </w:pPr>
+      <w:r>
+        <w:rPr>
+          <w:rFonts w:hint="default" w:ascii="Consolas" w:hAnsi="Consolas" w:eastAsia="宋体" w:cs="Consolas"/>
           <w:sz w:val="17"/>
           <w:szCs w:val="17"/>
           <w:lang w:val="en-US" w:eastAsia="zh-CN"/>
@@ -4187,15 +4187,15 @@
         <w:spacing w:before="0" w:after="0" w:line="240" w:lineRule="auto"/>
         <w:jc w:val="left"/>
         <w:rPr>
-          <w:rFonts w:ascii="Consolas" w:hAnsi="Consolas" w:eastAsia="宋体" w:cs="Consolas" w:hint="default"/>
-          <w:sz w:val="17"/>
-          <w:szCs w:val="17"/>
-          <w:lang w:val="en-US" w:eastAsia="zh-CN"/>
-        </w:rPr>
-      </w:pPr>
-      <w:r>
-        <w:rPr>
-          <w:rFonts w:ascii="Consolas" w:hAnsi="Consolas" w:eastAsia="宋体" w:cs="Consolas" w:hint="default"/>
+          <w:rFonts w:hint="default" w:ascii="Consolas" w:hAnsi="Consolas" w:eastAsia="宋体" w:cs="Consolas"/>
+          <w:sz w:val="17"/>
+          <w:szCs w:val="17"/>
+          <w:lang w:val="en-US" w:eastAsia="zh-CN"/>
+        </w:rPr>
+      </w:pPr>
+      <w:r>
+        <w:rPr>
+          <w:rFonts w:hint="default" w:ascii="Consolas" w:hAnsi="Consolas" w:eastAsia="宋体" w:cs="Consolas"/>
           <w:sz w:val="17"/>
           <w:szCs w:val="17"/>
           <w:lang w:val="en-US" w:eastAsia="zh-CN"/>
@@ -4210,15 +4210,15 @@
         <w:spacing w:before="0" w:after="0" w:line="240" w:lineRule="auto"/>
         <w:jc w:val="left"/>
         <w:rPr>
-          <w:rFonts w:ascii="Consolas" w:hAnsi="Consolas" w:eastAsia="宋体" w:cs="Consolas" w:hint="default"/>
-          <w:sz w:val="17"/>
-          <w:szCs w:val="17"/>
-          <w:lang w:val="en-US" w:eastAsia="zh-CN"/>
-        </w:rPr>
-      </w:pPr>
-      <w:r>
-        <w:rPr>
-          <w:rFonts w:ascii="Consolas" w:hAnsi="Consolas" w:eastAsia="宋体" w:cs="Consolas" w:hint="default"/>
+          <w:rFonts w:hint="default" w:ascii="Consolas" w:hAnsi="Consolas" w:eastAsia="宋体" w:cs="Consolas"/>
+          <w:sz w:val="17"/>
+          <w:szCs w:val="17"/>
+          <w:lang w:val="en-US" w:eastAsia="zh-CN"/>
+        </w:rPr>
+      </w:pPr>
+      <w:r>
+        <w:rPr>
+          <w:rFonts w:hint="default" w:ascii="Consolas" w:hAnsi="Consolas" w:eastAsia="宋体" w:cs="Consolas"/>
           <w:sz w:val="17"/>
           <w:szCs w:val="17"/>
           <w:lang w:val="en-US" w:eastAsia="zh-CN"/>
@@ -4233,15 +4233,15 @@
         <w:spacing w:before="0" w:after="0" w:line="240" w:lineRule="auto"/>
         <w:jc w:val="left"/>
         <w:rPr>
-          <w:rFonts w:ascii="Consolas" w:hAnsi="Consolas" w:eastAsia="宋体" w:cs="Consolas" w:hint="default"/>
-          <w:sz w:val="17"/>
-          <w:szCs w:val="17"/>
-          <w:lang w:val="en-US" w:eastAsia="zh-CN"/>
-        </w:rPr>
-      </w:pPr>
-      <w:r>
-        <w:rPr>
-          <w:rFonts w:ascii="Consolas" w:hAnsi="Consolas" w:eastAsia="宋体" w:cs="Consolas" w:hint="default"/>
+          <w:rFonts w:hint="default" w:ascii="Consolas" w:hAnsi="Consolas" w:eastAsia="宋体" w:cs="Consolas"/>
+          <w:sz w:val="17"/>
+          <w:szCs w:val="17"/>
+          <w:lang w:val="en-US" w:eastAsia="zh-CN"/>
+        </w:rPr>
+      </w:pPr>
+      <w:r>
+        <w:rPr>
+          <w:rFonts w:hint="default" w:ascii="Consolas" w:hAnsi="Consolas" w:eastAsia="宋体" w:cs="Consolas"/>
           <w:sz w:val="17"/>
           <w:szCs w:val="17"/>
           <w:lang w:val="en-US" w:eastAsia="zh-CN"/>
@@ -4256,15 +4256,15 @@
         <w:spacing w:before="0" w:after="0" w:line="240" w:lineRule="auto"/>
         <w:jc w:val="left"/>
         <w:rPr>
-          <w:rFonts w:ascii="Consolas" w:hAnsi="Consolas" w:eastAsia="宋体" w:cs="Consolas" w:hint="default"/>
-          <w:sz w:val="17"/>
-          <w:szCs w:val="17"/>
-          <w:lang w:val="en-US" w:eastAsia="zh-CN"/>
-        </w:rPr>
-      </w:pPr>
-      <w:r>
-        <w:rPr>
-          <w:rFonts w:ascii="Consolas" w:hAnsi="Consolas" w:eastAsia="宋体" w:cs="Consolas" w:hint="default"/>
+          <w:rFonts w:hint="default" w:ascii="Consolas" w:hAnsi="Consolas" w:eastAsia="宋体" w:cs="Consolas"/>
+          <w:sz w:val="17"/>
+          <w:szCs w:val="17"/>
+          <w:lang w:val="en-US" w:eastAsia="zh-CN"/>
+        </w:rPr>
+      </w:pPr>
+      <w:r>
+        <w:rPr>
+          <w:rFonts w:hint="default" w:ascii="Consolas" w:hAnsi="Consolas" w:eastAsia="宋体" w:cs="Consolas"/>
           <w:sz w:val="17"/>
           <w:szCs w:val="17"/>
           <w:lang w:val="en-US" w:eastAsia="zh-CN"/>
@@ -4279,15 +4279,15 @@
         <w:spacing w:before="0" w:after="0" w:line="240" w:lineRule="auto"/>
         <w:jc w:val="left"/>
         <w:rPr>
-          <w:rFonts w:ascii="Consolas" w:hAnsi="Consolas" w:eastAsia="宋体" w:cs="Consolas" w:hint="default"/>
-          <w:sz w:val="17"/>
-          <w:szCs w:val="17"/>
-          <w:lang w:val="en-US" w:eastAsia="zh-CN"/>
-        </w:rPr>
-      </w:pPr>
-      <w:r>
-        <w:rPr>
-          <w:rFonts w:ascii="Consolas" w:hAnsi="Consolas" w:eastAsia="宋体" w:cs="Consolas" w:hint="default"/>
+          <w:rFonts w:hint="default" w:ascii="Consolas" w:hAnsi="Consolas" w:eastAsia="宋体" w:cs="Consolas"/>
+          <w:sz w:val="17"/>
+          <w:szCs w:val="17"/>
+          <w:lang w:val="en-US" w:eastAsia="zh-CN"/>
+        </w:rPr>
+      </w:pPr>
+      <w:r>
+        <w:rPr>
+          <w:rFonts w:hint="default" w:ascii="Consolas" w:hAnsi="Consolas" w:eastAsia="宋体" w:cs="Consolas"/>
           <w:sz w:val="17"/>
           <w:szCs w:val="17"/>
           <w:lang w:val="en-US" w:eastAsia="zh-CN"/>
@@ -4302,15 +4302,15 @@
         <w:spacing w:before="0" w:after="0" w:line="240" w:lineRule="auto"/>
         <w:jc w:val="left"/>
         <w:rPr>
-          <w:rFonts w:ascii="Consolas" w:hAnsi="Consolas" w:eastAsia="宋体" w:cs="Consolas" w:hint="default"/>
-          <w:sz w:val="17"/>
-          <w:szCs w:val="17"/>
-          <w:lang w:val="en-US" w:eastAsia="zh-CN"/>
-        </w:rPr>
-      </w:pPr>
-      <w:r>
-        <w:rPr>
-          <w:rFonts w:ascii="Consolas" w:hAnsi="Consolas" w:eastAsia="宋体" w:cs="Consolas" w:hint="default"/>
+          <w:rFonts w:hint="default" w:ascii="Consolas" w:hAnsi="Consolas" w:eastAsia="宋体" w:cs="Consolas"/>
+          <w:sz w:val="17"/>
+          <w:szCs w:val="17"/>
+          <w:lang w:val="en-US" w:eastAsia="zh-CN"/>
+        </w:rPr>
+      </w:pPr>
+      <w:r>
+        <w:rPr>
+          <w:rFonts w:hint="default" w:ascii="Consolas" w:hAnsi="Consolas" w:eastAsia="宋体" w:cs="Consolas"/>
           <w:sz w:val="17"/>
           <w:szCs w:val="17"/>
           <w:lang w:val="en-US" w:eastAsia="zh-CN"/>
@@ -4325,29 +4325,29 @@
         <w:spacing w:before="0" w:after="0" w:line="240" w:lineRule="auto"/>
         <w:jc w:val="left"/>
         <w:rPr>
-          <w:rFonts w:ascii="Consolas" w:hAnsi="Consolas" w:eastAsia="宋体" w:cs="Consolas" w:hint="default"/>
-          <w:sz w:val="17"/>
-          <w:szCs w:val="17"/>
-          <w:lang w:val="en-US" w:eastAsia="zh-CN"/>
-        </w:rPr>
-      </w:pPr>
-    </w:p>
-    <w:p>
-      <w:pPr>
-        <w:pStyle w:val="14"/>
-        <w:snapToGrid w:val="0"/>
-        <w:spacing w:before="0" w:after="0" w:line="240" w:lineRule="auto"/>
-        <w:jc w:val="left"/>
-        <w:rPr>
-          <w:rFonts w:ascii="Consolas" w:hAnsi="Consolas" w:eastAsia="宋体" w:cs="Consolas" w:hint="default"/>
-          <w:sz w:val="17"/>
-          <w:szCs w:val="17"/>
-          <w:lang w:val="en-US" w:eastAsia="zh-CN"/>
-        </w:rPr>
-      </w:pPr>
-      <w:r>
-        <w:rPr>
-          <w:rFonts w:ascii="Consolas" w:hAnsi="Consolas" w:eastAsia="宋体" w:cs="Consolas" w:hint="default"/>
+          <w:rFonts w:hint="default" w:ascii="Consolas" w:hAnsi="Consolas" w:eastAsia="宋体" w:cs="Consolas"/>
+          <w:sz w:val="17"/>
+          <w:szCs w:val="17"/>
+          <w:lang w:val="en-US" w:eastAsia="zh-CN"/>
+        </w:rPr>
+      </w:pPr>
+    </w:p>
+    <w:p>
+      <w:pPr>
+        <w:pStyle w:val="14"/>
+        <w:snapToGrid w:val="0"/>
+        <w:spacing w:before="0" w:after="0" w:line="240" w:lineRule="auto"/>
+        <w:jc w:val="left"/>
+        <w:rPr>
+          <w:rFonts w:hint="default" w:ascii="Consolas" w:hAnsi="Consolas" w:eastAsia="宋体" w:cs="Consolas"/>
+          <w:sz w:val="17"/>
+          <w:szCs w:val="17"/>
+          <w:lang w:val="en-US" w:eastAsia="zh-CN"/>
+        </w:rPr>
+      </w:pPr>
+      <w:r>
+        <w:rPr>
+          <w:rFonts w:hint="default" w:ascii="Consolas" w:hAnsi="Consolas" w:eastAsia="宋体" w:cs="Consolas"/>
           <w:sz w:val="17"/>
           <w:szCs w:val="17"/>
           <w:lang w:val="en-US" w:eastAsia="zh-CN"/>
@@ -4362,15 +4362,15 @@
         <w:spacing w:before="0" w:after="0" w:line="240" w:lineRule="auto"/>
         <w:jc w:val="left"/>
         <w:rPr>
-          <w:rFonts w:ascii="Consolas" w:hAnsi="Consolas" w:eastAsia="宋体" w:cs="Consolas" w:hint="default"/>
-          <w:sz w:val="17"/>
-          <w:szCs w:val="17"/>
-          <w:lang w:val="en-US" w:eastAsia="zh-CN"/>
-        </w:rPr>
-      </w:pPr>
-      <w:r>
-        <w:rPr>
-          <w:rFonts w:ascii="Consolas" w:hAnsi="Consolas" w:eastAsia="宋体" w:cs="Consolas" w:hint="default"/>
+          <w:rFonts w:hint="default" w:ascii="Consolas" w:hAnsi="Consolas" w:eastAsia="宋体" w:cs="Consolas"/>
+          <w:sz w:val="17"/>
+          <w:szCs w:val="17"/>
+          <w:lang w:val="en-US" w:eastAsia="zh-CN"/>
+        </w:rPr>
+      </w:pPr>
+      <w:r>
+        <w:rPr>
+          <w:rFonts w:hint="default" w:ascii="Consolas" w:hAnsi="Consolas" w:eastAsia="宋体" w:cs="Consolas"/>
           <w:sz w:val="17"/>
           <w:szCs w:val="17"/>
           <w:lang w:val="en-US" w:eastAsia="zh-CN"/>
@@ -4385,29 +4385,29 @@
         <w:spacing w:before="0" w:after="0" w:line="240" w:lineRule="auto"/>
         <w:jc w:val="left"/>
         <w:rPr>
-          <w:rFonts w:ascii="Consolas" w:hAnsi="Consolas" w:eastAsia="宋体" w:cs="Consolas" w:hint="default"/>
-          <w:sz w:val="17"/>
-          <w:szCs w:val="17"/>
-          <w:lang w:val="en-US" w:eastAsia="zh-CN"/>
-        </w:rPr>
-      </w:pPr>
-    </w:p>
-    <w:p>
-      <w:pPr>
-        <w:pStyle w:val="14"/>
-        <w:snapToGrid w:val="0"/>
-        <w:spacing w:before="0" w:after="0" w:line="240" w:lineRule="auto"/>
-        <w:jc w:val="left"/>
-        <w:rPr>
-          <w:rFonts w:ascii="Consolas" w:hAnsi="Consolas" w:eastAsia="宋体" w:cs="Consolas" w:hint="default"/>
-          <w:sz w:val="17"/>
-          <w:szCs w:val="17"/>
-          <w:lang w:val="en-US" w:eastAsia="zh-CN"/>
-        </w:rPr>
-      </w:pPr>
-      <w:r>
-        <w:rPr>
-          <w:rFonts w:ascii="Consolas" w:hAnsi="Consolas" w:eastAsia="宋体" w:cs="Consolas" w:hint="default"/>
+          <w:rFonts w:hint="default" w:ascii="Consolas" w:hAnsi="Consolas" w:eastAsia="宋体" w:cs="Consolas"/>
+          <w:sz w:val="17"/>
+          <w:szCs w:val="17"/>
+          <w:lang w:val="en-US" w:eastAsia="zh-CN"/>
+        </w:rPr>
+      </w:pPr>
+    </w:p>
+    <w:p>
+      <w:pPr>
+        <w:pStyle w:val="14"/>
+        <w:snapToGrid w:val="0"/>
+        <w:spacing w:before="0" w:after="0" w:line="240" w:lineRule="auto"/>
+        <w:jc w:val="left"/>
+        <w:rPr>
+          <w:rFonts w:hint="default" w:ascii="Consolas" w:hAnsi="Consolas" w:eastAsia="宋体" w:cs="Consolas"/>
+          <w:sz w:val="17"/>
+          <w:szCs w:val="17"/>
+          <w:lang w:val="en-US" w:eastAsia="zh-CN"/>
+        </w:rPr>
+      </w:pPr>
+      <w:r>
+        <w:rPr>
+          <w:rFonts w:hint="default" w:ascii="Consolas" w:hAnsi="Consolas" w:eastAsia="宋体" w:cs="Consolas"/>
           <w:sz w:val="17"/>
           <w:szCs w:val="17"/>
           <w:lang w:val="en-US" w:eastAsia="zh-CN"/>
@@ -4422,15 +4422,15 @@
         <w:spacing w:before="0" w:after="0" w:line="240" w:lineRule="auto"/>
         <w:jc w:val="left"/>
         <w:rPr>
-          <w:rFonts w:ascii="Consolas" w:hAnsi="Consolas" w:eastAsia="宋体" w:cs="Consolas" w:hint="default"/>
-          <w:sz w:val="17"/>
-          <w:szCs w:val="17"/>
-          <w:lang w:val="en-US" w:eastAsia="zh-CN"/>
-        </w:rPr>
-      </w:pPr>
-      <w:r>
-        <w:rPr>
-          <w:rFonts w:ascii="Consolas" w:hAnsi="Consolas" w:eastAsia="宋体" w:cs="Consolas" w:hint="default"/>
+          <w:rFonts w:hint="default" w:ascii="Consolas" w:hAnsi="Consolas" w:eastAsia="宋体" w:cs="Consolas"/>
+          <w:sz w:val="17"/>
+          <w:szCs w:val="17"/>
+          <w:lang w:val="en-US" w:eastAsia="zh-CN"/>
+        </w:rPr>
+      </w:pPr>
+      <w:r>
+        <w:rPr>
+          <w:rFonts w:hint="default" w:ascii="Consolas" w:hAnsi="Consolas" w:eastAsia="宋体" w:cs="Consolas"/>
           <w:sz w:val="17"/>
           <w:szCs w:val="17"/>
           <w:lang w:val="en-US" w:eastAsia="zh-CN"/>
@@ -4445,15 +4445,15 @@
         <w:spacing w:before="0" w:after="0" w:line="240" w:lineRule="auto"/>
         <w:jc w:val="left"/>
         <w:rPr>
-          <w:rFonts w:ascii="Consolas" w:hAnsi="Consolas" w:eastAsia="宋体" w:cs="Consolas" w:hint="default"/>
-          <w:sz w:val="17"/>
-          <w:szCs w:val="17"/>
-          <w:lang w:val="en-US" w:eastAsia="zh-CN"/>
-        </w:rPr>
-      </w:pPr>
-      <w:r>
-        <w:rPr>
-          <w:rFonts w:ascii="Consolas" w:hAnsi="Consolas" w:eastAsia="宋体" w:cs="Consolas" w:hint="default"/>
+          <w:rFonts w:hint="default" w:ascii="Consolas" w:hAnsi="Consolas" w:eastAsia="宋体" w:cs="Consolas"/>
+          <w:sz w:val="17"/>
+          <w:szCs w:val="17"/>
+          <w:lang w:val="en-US" w:eastAsia="zh-CN"/>
+        </w:rPr>
+      </w:pPr>
+      <w:r>
+        <w:rPr>
+          <w:rFonts w:hint="default" w:ascii="Consolas" w:hAnsi="Consolas" w:eastAsia="宋体" w:cs="Consolas"/>
           <w:sz w:val="17"/>
           <w:szCs w:val="17"/>
           <w:lang w:val="en-US" w:eastAsia="zh-CN"/>
@@ -4468,15 +4468,15 @@
         <w:spacing w:before="0" w:after="0" w:line="240" w:lineRule="auto"/>
         <w:jc w:val="left"/>
         <w:rPr>
-          <w:rFonts w:ascii="Consolas" w:hAnsi="Consolas" w:eastAsia="宋体" w:cs="Consolas" w:hint="default"/>
-          <w:sz w:val="17"/>
-          <w:szCs w:val="17"/>
-          <w:lang w:val="en-US" w:eastAsia="zh-CN"/>
-        </w:rPr>
-      </w:pPr>
-      <w:r>
-        <w:rPr>
-          <w:rFonts w:ascii="Consolas" w:hAnsi="Consolas" w:eastAsia="宋体" w:cs="Consolas" w:hint="default"/>
+          <w:rFonts w:hint="default" w:ascii="Consolas" w:hAnsi="Consolas" w:eastAsia="宋体" w:cs="Consolas"/>
+          <w:sz w:val="17"/>
+          <w:szCs w:val="17"/>
+          <w:lang w:val="en-US" w:eastAsia="zh-CN"/>
+        </w:rPr>
+      </w:pPr>
+      <w:r>
+        <w:rPr>
+          <w:rFonts w:hint="default" w:ascii="Consolas" w:hAnsi="Consolas" w:eastAsia="宋体" w:cs="Consolas"/>
           <w:sz w:val="17"/>
           <w:szCs w:val="17"/>
           <w:lang w:val="en-US" w:eastAsia="zh-CN"/>
@@ -4491,15 +4491,15 @@
         <w:spacing w:before="0" w:after="0" w:line="240" w:lineRule="auto"/>
         <w:jc w:val="left"/>
         <w:rPr>
-          <w:rFonts w:ascii="Consolas" w:hAnsi="Consolas" w:eastAsia="宋体" w:cs="Consolas" w:hint="default"/>
-          <w:sz w:val="17"/>
-          <w:szCs w:val="17"/>
-          <w:lang w:val="en-US" w:eastAsia="zh-CN"/>
-        </w:rPr>
-      </w:pPr>
-      <w:r>
-        <w:rPr>
-          <w:rFonts w:ascii="Consolas" w:hAnsi="Consolas" w:eastAsia="宋体" w:cs="Consolas" w:hint="default"/>
+          <w:rFonts w:hint="default" w:ascii="Consolas" w:hAnsi="Consolas" w:eastAsia="宋体" w:cs="Consolas"/>
+          <w:sz w:val="17"/>
+          <w:szCs w:val="17"/>
+          <w:lang w:val="en-US" w:eastAsia="zh-CN"/>
+        </w:rPr>
+      </w:pPr>
+      <w:r>
+        <w:rPr>
+          <w:rFonts w:hint="default" w:ascii="Consolas" w:hAnsi="Consolas" w:eastAsia="宋体" w:cs="Consolas"/>
           <w:sz w:val="17"/>
           <w:szCs w:val="17"/>
           <w:lang w:val="en-US" w:eastAsia="zh-CN"/>
@@ -4514,15 +4514,15 @@
         <w:spacing w:before="0" w:after="0" w:line="240" w:lineRule="auto"/>
         <w:jc w:val="left"/>
         <w:rPr>
-          <w:rFonts w:ascii="Consolas" w:hAnsi="Consolas" w:eastAsia="宋体" w:cs="Consolas" w:hint="default"/>
-          <w:sz w:val="17"/>
-          <w:szCs w:val="17"/>
-          <w:lang w:val="en-US" w:eastAsia="zh-CN"/>
-        </w:rPr>
-      </w:pPr>
-      <w:r>
-        <w:rPr>
-          <w:rFonts w:ascii="Consolas" w:hAnsi="Consolas" w:eastAsia="宋体" w:cs="Consolas" w:hint="default"/>
+          <w:rFonts w:hint="default" w:ascii="Consolas" w:hAnsi="Consolas" w:eastAsia="宋体" w:cs="Consolas"/>
+          <w:sz w:val="17"/>
+          <w:szCs w:val="17"/>
+          <w:lang w:val="en-US" w:eastAsia="zh-CN"/>
+        </w:rPr>
+      </w:pPr>
+      <w:r>
+        <w:rPr>
+          <w:rFonts w:hint="default" w:ascii="Consolas" w:hAnsi="Consolas" w:eastAsia="宋体" w:cs="Consolas"/>
           <w:sz w:val="17"/>
           <w:szCs w:val="17"/>
           <w:lang w:val="en-US" w:eastAsia="zh-CN"/>
@@ -4537,15 +4537,15 @@
         <w:spacing w:before="0" w:after="0" w:line="240" w:lineRule="auto"/>
         <w:jc w:val="left"/>
         <w:rPr>
-          <w:rFonts w:ascii="Consolas" w:hAnsi="Consolas" w:eastAsia="宋体" w:cs="Consolas" w:hint="default"/>
-          <w:sz w:val="17"/>
-          <w:szCs w:val="17"/>
-          <w:lang w:val="en-US" w:eastAsia="zh-CN"/>
-        </w:rPr>
-      </w:pPr>
-      <w:r>
-        <w:rPr>
-          <w:rFonts w:ascii="Consolas" w:hAnsi="Consolas" w:eastAsia="宋体" w:cs="Consolas" w:hint="default"/>
+          <w:rFonts w:hint="default" w:ascii="Consolas" w:hAnsi="Consolas" w:eastAsia="宋体" w:cs="Consolas"/>
+          <w:sz w:val="17"/>
+          <w:szCs w:val="17"/>
+          <w:lang w:val="en-US" w:eastAsia="zh-CN"/>
+        </w:rPr>
+      </w:pPr>
+      <w:r>
+        <w:rPr>
+          <w:rFonts w:hint="default" w:ascii="Consolas" w:hAnsi="Consolas" w:eastAsia="宋体" w:cs="Consolas"/>
           <w:sz w:val="17"/>
           <w:szCs w:val="17"/>
           <w:lang w:val="en-US" w:eastAsia="zh-CN"/>
@@ -4560,15 +4560,15 @@
         <w:spacing w:before="0" w:after="0" w:line="240" w:lineRule="auto"/>
         <w:jc w:val="left"/>
         <w:rPr>
-          <w:rFonts w:ascii="Consolas" w:hAnsi="Consolas" w:eastAsia="宋体" w:cs="Consolas" w:hint="default"/>
-          <w:sz w:val="17"/>
-          <w:szCs w:val="17"/>
-          <w:lang w:val="en-US" w:eastAsia="zh-CN"/>
-        </w:rPr>
-      </w:pPr>
-      <w:r>
-        <w:rPr>
-          <w:rFonts w:ascii="Consolas" w:hAnsi="Consolas" w:eastAsia="宋体" w:cs="Consolas" w:hint="default"/>
+          <w:rFonts w:hint="default" w:ascii="Consolas" w:hAnsi="Consolas" w:eastAsia="宋体" w:cs="Consolas"/>
+          <w:sz w:val="17"/>
+          <w:szCs w:val="17"/>
+          <w:lang w:val="en-US" w:eastAsia="zh-CN"/>
+        </w:rPr>
+      </w:pPr>
+      <w:r>
+        <w:rPr>
+          <w:rFonts w:hint="default" w:ascii="Consolas" w:hAnsi="Consolas" w:eastAsia="宋体" w:cs="Consolas"/>
           <w:sz w:val="17"/>
           <w:szCs w:val="17"/>
           <w:lang w:val="en-US" w:eastAsia="zh-CN"/>
@@ -4583,15 +4583,15 @@
         <w:spacing w:before="0" w:after="0" w:line="240" w:lineRule="auto"/>
         <w:jc w:val="left"/>
         <w:rPr>
-          <w:rFonts w:ascii="Consolas" w:hAnsi="Consolas" w:eastAsia="宋体" w:cs="Consolas" w:hint="default"/>
-          <w:sz w:val="17"/>
-          <w:szCs w:val="17"/>
-          <w:lang w:val="en-US" w:eastAsia="zh-CN"/>
-        </w:rPr>
-      </w:pPr>
-      <w:r>
-        <w:rPr>
-          <w:rFonts w:ascii="Consolas" w:hAnsi="Consolas" w:eastAsia="宋体" w:cs="Consolas" w:hint="default"/>
+          <w:rFonts w:hint="default" w:ascii="Consolas" w:hAnsi="Consolas" w:eastAsia="宋体" w:cs="Consolas"/>
+          <w:sz w:val="17"/>
+          <w:szCs w:val="17"/>
+          <w:lang w:val="en-US" w:eastAsia="zh-CN"/>
+        </w:rPr>
+      </w:pPr>
+      <w:r>
+        <w:rPr>
+          <w:rFonts w:hint="default" w:ascii="Consolas" w:hAnsi="Consolas" w:eastAsia="宋体" w:cs="Consolas"/>
           <w:sz w:val="17"/>
           <w:szCs w:val="17"/>
           <w:lang w:val="en-US" w:eastAsia="zh-CN"/>
@@ -4606,15 +4606,15 @@
         <w:spacing w:before="0" w:after="0" w:line="240" w:lineRule="auto"/>
         <w:jc w:val="left"/>
         <w:rPr>
-          <w:rFonts w:ascii="Consolas" w:hAnsi="Consolas" w:eastAsia="宋体" w:cs="Consolas" w:hint="default"/>
-          <w:sz w:val="17"/>
-          <w:szCs w:val="17"/>
-          <w:lang w:val="en-US" w:eastAsia="zh-CN"/>
-        </w:rPr>
-      </w:pPr>
-      <w:r>
-        <w:rPr>
-          <w:rFonts w:ascii="Consolas" w:hAnsi="Consolas" w:eastAsia="宋体" w:cs="Consolas" w:hint="default"/>
+          <w:rFonts w:hint="default" w:ascii="Consolas" w:hAnsi="Consolas" w:eastAsia="宋体" w:cs="Consolas"/>
+          <w:sz w:val="17"/>
+          <w:szCs w:val="17"/>
+          <w:lang w:val="en-US" w:eastAsia="zh-CN"/>
+        </w:rPr>
+      </w:pPr>
+      <w:r>
+        <w:rPr>
+          <w:rFonts w:hint="default" w:ascii="Consolas" w:hAnsi="Consolas" w:eastAsia="宋体" w:cs="Consolas"/>
           <w:sz w:val="17"/>
           <w:szCs w:val="17"/>
           <w:lang w:val="en-US" w:eastAsia="zh-CN"/>
@@ -4629,15 +4629,15 @@
         <w:spacing w:before="0" w:after="0" w:line="240" w:lineRule="auto"/>
         <w:jc w:val="left"/>
         <w:rPr>
-          <w:rFonts w:ascii="Consolas" w:hAnsi="Consolas" w:eastAsia="宋体" w:cs="Consolas" w:hint="default"/>
-          <w:sz w:val="17"/>
-          <w:szCs w:val="17"/>
-          <w:lang w:val="en-US" w:eastAsia="zh-CN"/>
-        </w:rPr>
-      </w:pPr>
-      <w:r>
-        <w:rPr>
-          <w:rFonts w:ascii="Consolas" w:hAnsi="Consolas" w:eastAsia="宋体" w:cs="Consolas" w:hint="default"/>
+          <w:rFonts w:hint="default" w:ascii="Consolas" w:hAnsi="Consolas" w:eastAsia="宋体" w:cs="Consolas"/>
+          <w:sz w:val="17"/>
+          <w:szCs w:val="17"/>
+          <w:lang w:val="en-US" w:eastAsia="zh-CN"/>
+        </w:rPr>
+      </w:pPr>
+      <w:r>
+        <w:rPr>
+          <w:rFonts w:hint="default" w:ascii="Consolas" w:hAnsi="Consolas" w:eastAsia="宋体" w:cs="Consolas"/>
           <w:sz w:val="17"/>
           <w:szCs w:val="17"/>
           <w:lang w:val="en-US" w:eastAsia="zh-CN"/>
@@ -4652,15 +4652,15 @@
         <w:spacing w:before="0" w:after="0" w:line="240" w:lineRule="auto"/>
         <w:jc w:val="left"/>
         <w:rPr>
-          <w:rFonts w:ascii="Consolas" w:hAnsi="Consolas" w:eastAsia="宋体" w:cs="Consolas" w:hint="default"/>
-          <w:sz w:val="17"/>
-          <w:szCs w:val="17"/>
-          <w:lang w:val="en-US" w:eastAsia="zh-CN"/>
-        </w:rPr>
-      </w:pPr>
-      <w:r>
-        <w:rPr>
-          <w:rFonts w:ascii="Consolas" w:hAnsi="Consolas" w:eastAsia="宋体" w:cs="Consolas" w:hint="default"/>
+          <w:rFonts w:hint="default" w:ascii="Consolas" w:hAnsi="Consolas" w:eastAsia="宋体" w:cs="Consolas"/>
+          <w:sz w:val="17"/>
+          <w:szCs w:val="17"/>
+          <w:lang w:val="en-US" w:eastAsia="zh-CN"/>
+        </w:rPr>
+      </w:pPr>
+      <w:r>
+        <w:rPr>
+          <w:rFonts w:hint="default" w:ascii="Consolas" w:hAnsi="Consolas" w:eastAsia="宋体" w:cs="Consolas"/>
           <w:sz w:val="17"/>
           <w:szCs w:val="17"/>
           <w:lang w:val="en-US" w:eastAsia="zh-CN"/>
@@ -4675,15 +4675,15 @@
         <w:spacing w:before="0" w:after="0" w:line="240" w:lineRule="auto"/>
         <w:jc w:val="left"/>
         <w:rPr>
-          <w:rFonts w:ascii="Consolas" w:hAnsi="Consolas" w:eastAsia="宋体" w:cs="Consolas" w:hint="default"/>
-          <w:sz w:val="17"/>
-          <w:szCs w:val="17"/>
-          <w:lang w:val="en-US" w:eastAsia="zh-CN"/>
-        </w:rPr>
-      </w:pPr>
-      <w:r>
-        <w:rPr>
-          <w:rFonts w:ascii="Consolas" w:hAnsi="Consolas" w:eastAsia="宋体" w:cs="Consolas" w:hint="default"/>
+          <w:rFonts w:hint="default" w:ascii="Consolas" w:hAnsi="Consolas" w:eastAsia="宋体" w:cs="Consolas"/>
+          <w:sz w:val="17"/>
+          <w:szCs w:val="17"/>
+          <w:lang w:val="en-US" w:eastAsia="zh-CN"/>
+        </w:rPr>
+      </w:pPr>
+      <w:r>
+        <w:rPr>
+          <w:rFonts w:hint="default" w:ascii="Consolas" w:hAnsi="Consolas" w:eastAsia="宋体" w:cs="Consolas"/>
           <w:sz w:val="17"/>
           <w:szCs w:val="17"/>
           <w:lang w:val="en-US" w:eastAsia="zh-CN"/>
@@ -4698,29 +4698,29 @@
         <w:spacing w:before="0" w:after="0" w:line="240" w:lineRule="auto"/>
         <w:jc w:val="left"/>
         <w:rPr>
-          <w:rFonts w:ascii="Consolas" w:hAnsi="Consolas" w:eastAsia="宋体" w:cs="Consolas" w:hint="default"/>
-          <w:sz w:val="17"/>
-          <w:szCs w:val="17"/>
-          <w:lang w:val="en-US" w:eastAsia="zh-CN"/>
-        </w:rPr>
-      </w:pPr>
-    </w:p>
-    <w:p>
-      <w:pPr>
-        <w:pStyle w:val="14"/>
-        <w:snapToGrid w:val="0"/>
-        <w:spacing w:before="0" w:after="0" w:line="240" w:lineRule="auto"/>
-        <w:jc w:val="left"/>
-        <w:rPr>
-          <w:rFonts w:ascii="Consolas" w:hAnsi="Consolas" w:eastAsia="宋体" w:cs="Consolas" w:hint="default"/>
-          <w:sz w:val="17"/>
-          <w:szCs w:val="17"/>
-          <w:lang w:val="en-US" w:eastAsia="zh-CN"/>
-        </w:rPr>
-      </w:pPr>
-      <w:r>
-        <w:rPr>
-          <w:rFonts w:ascii="Consolas" w:hAnsi="Consolas" w:eastAsia="宋体" w:cs="Consolas" w:hint="default"/>
+          <w:rFonts w:hint="default" w:ascii="Consolas" w:hAnsi="Consolas" w:eastAsia="宋体" w:cs="Consolas"/>
+          <w:sz w:val="17"/>
+          <w:szCs w:val="17"/>
+          <w:lang w:val="en-US" w:eastAsia="zh-CN"/>
+        </w:rPr>
+      </w:pPr>
+    </w:p>
+    <w:p>
+      <w:pPr>
+        <w:pStyle w:val="14"/>
+        <w:snapToGrid w:val="0"/>
+        <w:spacing w:before="0" w:after="0" w:line="240" w:lineRule="auto"/>
+        <w:jc w:val="left"/>
+        <w:rPr>
+          <w:rFonts w:hint="default" w:ascii="Consolas" w:hAnsi="Consolas" w:eastAsia="宋体" w:cs="Consolas"/>
+          <w:sz w:val="17"/>
+          <w:szCs w:val="17"/>
+          <w:lang w:val="en-US" w:eastAsia="zh-CN"/>
+        </w:rPr>
+      </w:pPr>
+      <w:r>
+        <w:rPr>
+          <w:rFonts w:hint="default" w:ascii="Consolas" w:hAnsi="Consolas" w:eastAsia="宋体" w:cs="Consolas"/>
           <w:sz w:val="17"/>
           <w:szCs w:val="17"/>
           <w:lang w:val="en-US" w:eastAsia="zh-CN"/>
@@ -4735,15 +4735,15 @@
         <w:spacing w:before="0" w:after="0" w:line="240" w:lineRule="auto"/>
         <w:jc w:val="left"/>
         <w:rPr>
-          <w:rFonts w:ascii="Consolas" w:hAnsi="Consolas" w:eastAsia="宋体" w:cs="Consolas" w:hint="default"/>
-          <w:sz w:val="17"/>
-          <w:szCs w:val="17"/>
-          <w:lang w:val="en-US" w:eastAsia="zh-CN"/>
-        </w:rPr>
-      </w:pPr>
-      <w:r>
-        <w:rPr>
-          <w:rFonts w:ascii="Consolas" w:hAnsi="Consolas" w:eastAsia="宋体" w:cs="Consolas" w:hint="default"/>
+          <w:rFonts w:hint="default" w:ascii="Consolas" w:hAnsi="Consolas" w:eastAsia="宋体" w:cs="Consolas"/>
+          <w:sz w:val="17"/>
+          <w:szCs w:val="17"/>
+          <w:lang w:val="en-US" w:eastAsia="zh-CN"/>
+        </w:rPr>
+      </w:pPr>
+      <w:r>
+        <w:rPr>
+          <w:rFonts w:hint="default" w:ascii="Consolas" w:hAnsi="Consolas" w:eastAsia="宋体" w:cs="Consolas"/>
           <w:sz w:val="17"/>
           <w:szCs w:val="17"/>
           <w:lang w:val="en-US" w:eastAsia="zh-CN"/>
@@ -4758,15 +4758,15 @@
         <w:spacing w:before="0" w:after="0" w:line="240" w:lineRule="auto"/>
         <w:jc w:val="left"/>
         <w:rPr>
-          <w:rFonts w:ascii="Consolas" w:hAnsi="Consolas" w:eastAsia="宋体" w:cs="Consolas" w:hint="default"/>
-          <w:sz w:val="17"/>
-          <w:szCs w:val="17"/>
-          <w:lang w:val="en-US" w:eastAsia="zh-CN"/>
-        </w:rPr>
-      </w:pPr>
-      <w:r>
-        <w:rPr>
-          <w:rFonts w:ascii="Consolas" w:hAnsi="Consolas" w:eastAsia="宋体" w:cs="Consolas" w:hint="default"/>
+          <w:rFonts w:hint="default" w:ascii="Consolas" w:hAnsi="Consolas" w:eastAsia="宋体" w:cs="Consolas"/>
+          <w:sz w:val="17"/>
+          <w:szCs w:val="17"/>
+          <w:lang w:val="en-US" w:eastAsia="zh-CN"/>
+        </w:rPr>
+      </w:pPr>
+      <w:r>
+        <w:rPr>
+          <w:rFonts w:hint="default" w:ascii="Consolas" w:hAnsi="Consolas" w:eastAsia="宋体" w:cs="Consolas"/>
           <w:sz w:val="17"/>
           <w:szCs w:val="17"/>
           <w:lang w:val="en-US" w:eastAsia="zh-CN"/>
@@ -4781,15 +4781,15 @@
         <w:spacing w:before="0" w:after="0" w:line="240" w:lineRule="auto"/>
         <w:jc w:val="left"/>
         <w:rPr>
-          <w:rFonts w:ascii="Consolas" w:hAnsi="Consolas" w:eastAsia="宋体" w:cs="Consolas" w:hint="default"/>
-          <w:sz w:val="17"/>
-          <w:szCs w:val="17"/>
-          <w:lang w:val="en-US" w:eastAsia="zh-CN"/>
-        </w:rPr>
-      </w:pPr>
-      <w:r>
-        <w:rPr>
-          <w:rFonts w:ascii="Consolas" w:hAnsi="Consolas" w:eastAsia="宋体" w:cs="Consolas" w:hint="default"/>
+          <w:rFonts w:hint="default" w:ascii="Consolas" w:hAnsi="Consolas" w:eastAsia="宋体" w:cs="Consolas"/>
+          <w:sz w:val="17"/>
+          <w:szCs w:val="17"/>
+          <w:lang w:val="en-US" w:eastAsia="zh-CN"/>
+        </w:rPr>
+      </w:pPr>
+      <w:r>
+        <w:rPr>
+          <w:rFonts w:hint="default" w:ascii="Consolas" w:hAnsi="Consolas" w:eastAsia="宋体" w:cs="Consolas"/>
           <w:sz w:val="17"/>
           <w:szCs w:val="17"/>
           <w:lang w:val="en-US" w:eastAsia="zh-CN"/>
@@ -4804,15 +4804,15 @@
         <w:spacing w:before="0" w:after="0" w:line="240" w:lineRule="auto"/>
         <w:jc w:val="left"/>
         <w:rPr>
-          <w:rFonts w:ascii="Consolas" w:hAnsi="Consolas" w:eastAsia="宋体" w:cs="Consolas" w:hint="default"/>
-          <w:sz w:val="17"/>
-          <w:szCs w:val="17"/>
-          <w:lang w:val="en-US" w:eastAsia="zh-CN"/>
-        </w:rPr>
-      </w:pPr>
-      <w:r>
-        <w:rPr>
-          <w:rFonts w:ascii="Consolas" w:hAnsi="Consolas" w:eastAsia="宋体" w:cs="Consolas" w:hint="default"/>
+          <w:rFonts w:hint="default" w:ascii="Consolas" w:hAnsi="Consolas" w:eastAsia="宋体" w:cs="Consolas"/>
+          <w:sz w:val="17"/>
+          <w:szCs w:val="17"/>
+          <w:lang w:val="en-US" w:eastAsia="zh-CN"/>
+        </w:rPr>
+      </w:pPr>
+      <w:r>
+        <w:rPr>
+          <w:rFonts w:hint="default" w:ascii="Consolas" w:hAnsi="Consolas" w:eastAsia="宋体" w:cs="Consolas"/>
           <w:sz w:val="17"/>
           <w:szCs w:val="17"/>
           <w:lang w:val="en-US" w:eastAsia="zh-CN"/>
@@ -4827,15 +4827,15 @@
         <w:spacing w:before="0" w:after="0" w:line="240" w:lineRule="auto"/>
         <w:jc w:val="left"/>
         <w:rPr>
-          <w:rFonts w:ascii="Consolas" w:hAnsi="Consolas" w:eastAsia="宋体" w:cs="Consolas" w:hint="default"/>
-          <w:sz w:val="17"/>
-          <w:szCs w:val="17"/>
-          <w:lang w:val="en-US" w:eastAsia="zh-CN"/>
-        </w:rPr>
-      </w:pPr>
-      <w:r>
-        <w:rPr>
-          <w:rFonts w:ascii="Consolas" w:hAnsi="Consolas" w:eastAsia="宋体" w:cs="Consolas" w:hint="default"/>
+          <w:rFonts w:hint="default" w:ascii="Consolas" w:hAnsi="Consolas" w:eastAsia="宋体" w:cs="Consolas"/>
+          <w:sz w:val="17"/>
+          <w:szCs w:val="17"/>
+          <w:lang w:val="en-US" w:eastAsia="zh-CN"/>
+        </w:rPr>
+      </w:pPr>
+      <w:r>
+        <w:rPr>
+          <w:rFonts w:hint="default" w:ascii="Consolas" w:hAnsi="Consolas" w:eastAsia="宋体" w:cs="Consolas"/>
           <w:sz w:val="17"/>
           <w:szCs w:val="17"/>
           <w:lang w:val="en-US" w:eastAsia="zh-CN"/>
@@ -4850,15 +4850,15 @@
         <w:spacing w:before="0" w:after="0" w:line="240" w:lineRule="auto"/>
         <w:jc w:val="left"/>
         <w:rPr>
-          <w:rFonts w:ascii="Consolas" w:hAnsi="Consolas" w:eastAsia="宋体" w:cs="Consolas" w:hint="default"/>
-          <w:sz w:val="17"/>
-          <w:szCs w:val="17"/>
-          <w:lang w:val="en-US" w:eastAsia="zh-CN"/>
-        </w:rPr>
-      </w:pPr>
-      <w:r>
-        <w:rPr>
-          <w:rFonts w:ascii="Consolas" w:hAnsi="Consolas" w:eastAsia="宋体" w:cs="Consolas" w:hint="default"/>
+          <w:rFonts w:hint="default" w:ascii="Consolas" w:hAnsi="Consolas" w:eastAsia="宋体" w:cs="Consolas"/>
+          <w:sz w:val="17"/>
+          <w:szCs w:val="17"/>
+          <w:lang w:val="en-US" w:eastAsia="zh-CN"/>
+        </w:rPr>
+      </w:pPr>
+      <w:r>
+        <w:rPr>
+          <w:rFonts w:hint="default" w:ascii="Consolas" w:hAnsi="Consolas" w:eastAsia="宋体" w:cs="Consolas"/>
           <w:sz w:val="17"/>
           <w:szCs w:val="17"/>
           <w:lang w:val="en-US" w:eastAsia="zh-CN"/>
@@ -4873,15 +4873,15 @@
         <w:spacing w:before="0" w:after="0" w:line="240" w:lineRule="auto"/>
         <w:jc w:val="left"/>
         <w:rPr>
-          <w:rFonts w:ascii="Consolas" w:hAnsi="Consolas" w:eastAsia="宋体" w:cs="Consolas" w:hint="default"/>
-          <w:sz w:val="17"/>
-          <w:szCs w:val="17"/>
-          <w:lang w:val="en-US" w:eastAsia="zh-CN"/>
-        </w:rPr>
-      </w:pPr>
-      <w:r>
-        <w:rPr>
-          <w:rFonts w:ascii="Consolas" w:hAnsi="Consolas" w:eastAsia="宋体" w:cs="Consolas" w:hint="default"/>
+          <w:rFonts w:hint="default" w:ascii="Consolas" w:hAnsi="Consolas" w:eastAsia="宋体" w:cs="Consolas"/>
+          <w:sz w:val="17"/>
+          <w:szCs w:val="17"/>
+          <w:lang w:val="en-US" w:eastAsia="zh-CN"/>
+        </w:rPr>
+      </w:pPr>
+      <w:r>
+        <w:rPr>
+          <w:rFonts w:hint="default" w:ascii="Consolas" w:hAnsi="Consolas" w:eastAsia="宋体" w:cs="Consolas"/>
           <w:sz w:val="17"/>
           <w:szCs w:val="17"/>
           <w:lang w:val="en-US" w:eastAsia="zh-CN"/>
@@ -4896,15 +4896,15 @@
         <w:spacing w:before="0" w:after="0" w:line="240" w:lineRule="auto"/>
         <w:jc w:val="left"/>
         <w:rPr>
-          <w:rFonts w:ascii="Consolas" w:hAnsi="Consolas" w:eastAsia="宋体" w:cs="Consolas" w:hint="default"/>
-          <w:sz w:val="17"/>
-          <w:szCs w:val="17"/>
-          <w:lang w:val="en-US" w:eastAsia="zh-CN"/>
-        </w:rPr>
-      </w:pPr>
-      <w:r>
-        <w:rPr>
-          <w:rFonts w:ascii="Consolas" w:hAnsi="Consolas" w:eastAsia="宋体" w:cs="Consolas" w:hint="default"/>
+          <w:rFonts w:hint="default" w:ascii="Consolas" w:hAnsi="Consolas" w:eastAsia="宋体" w:cs="Consolas"/>
+          <w:sz w:val="17"/>
+          <w:szCs w:val="17"/>
+          <w:lang w:val="en-US" w:eastAsia="zh-CN"/>
+        </w:rPr>
+      </w:pPr>
+      <w:r>
+        <w:rPr>
+          <w:rFonts w:hint="default" w:ascii="Consolas" w:hAnsi="Consolas" w:eastAsia="宋体" w:cs="Consolas"/>
           <w:sz w:val="17"/>
           <w:szCs w:val="17"/>
           <w:lang w:val="en-US" w:eastAsia="zh-CN"/>
@@ -4919,15 +4919,15 @@
         <w:spacing w:before="0" w:after="0" w:line="240" w:lineRule="auto"/>
         <w:jc w:val="left"/>
         <w:rPr>
-          <w:rFonts w:ascii="Consolas" w:hAnsi="Consolas" w:eastAsia="宋体" w:cs="Consolas" w:hint="default"/>
-          <w:sz w:val="17"/>
-          <w:szCs w:val="17"/>
-          <w:lang w:val="en-US" w:eastAsia="zh-CN"/>
-        </w:rPr>
-      </w:pPr>
-      <w:r>
-        <w:rPr>
-          <w:rFonts w:ascii="Consolas" w:hAnsi="Consolas" w:eastAsia="宋体" w:cs="Consolas" w:hint="default"/>
+          <w:rFonts w:hint="default" w:ascii="Consolas" w:hAnsi="Consolas" w:eastAsia="宋体" w:cs="Consolas"/>
+          <w:sz w:val="17"/>
+          <w:szCs w:val="17"/>
+          <w:lang w:val="en-US" w:eastAsia="zh-CN"/>
+        </w:rPr>
+      </w:pPr>
+      <w:r>
+        <w:rPr>
+          <w:rFonts w:hint="default" w:ascii="Consolas" w:hAnsi="Consolas" w:eastAsia="宋体" w:cs="Consolas"/>
           <w:sz w:val="17"/>
           <w:szCs w:val="17"/>
           <w:lang w:val="en-US" w:eastAsia="zh-CN"/>
@@ -4942,15 +4942,15 @@
         <w:spacing w:before="0" w:after="0" w:line="240" w:lineRule="auto"/>
         <w:jc w:val="left"/>
         <w:rPr>
-          <w:rFonts w:ascii="Consolas" w:hAnsi="Consolas" w:eastAsia="宋体" w:cs="Consolas" w:hint="default"/>
-          <w:sz w:val="17"/>
-          <w:szCs w:val="17"/>
-          <w:lang w:val="en-US" w:eastAsia="zh-CN"/>
-        </w:rPr>
-      </w:pPr>
-      <w:r>
-        <w:rPr>
-          <w:rFonts w:ascii="Consolas" w:hAnsi="Consolas" w:eastAsia="宋体" w:cs="Consolas" w:hint="default"/>
+          <w:rFonts w:hint="default" w:ascii="Consolas" w:hAnsi="Consolas" w:eastAsia="宋体" w:cs="Consolas"/>
+          <w:sz w:val="17"/>
+          <w:szCs w:val="17"/>
+          <w:lang w:val="en-US" w:eastAsia="zh-CN"/>
+        </w:rPr>
+      </w:pPr>
+      <w:r>
+        <w:rPr>
+          <w:rFonts w:hint="default" w:ascii="Consolas" w:hAnsi="Consolas" w:eastAsia="宋体" w:cs="Consolas"/>
           <w:sz w:val="17"/>
           <w:szCs w:val="17"/>
           <w:lang w:val="en-US" w:eastAsia="zh-CN"/>
@@ -4965,15 +4965,15 @@
         <w:spacing w:before="0" w:after="0" w:line="240" w:lineRule="auto"/>
         <w:jc w:val="left"/>
         <w:rPr>
-          <w:rFonts w:ascii="Consolas" w:hAnsi="Consolas" w:eastAsia="宋体" w:cs="Consolas" w:hint="default"/>
-          <w:sz w:val="17"/>
-          <w:szCs w:val="17"/>
-          <w:lang w:val="en-US" w:eastAsia="zh-CN"/>
-        </w:rPr>
-      </w:pPr>
-      <w:r>
-        <w:rPr>
-          <w:rFonts w:ascii="Consolas" w:hAnsi="Consolas" w:eastAsia="宋体" w:cs="Consolas" w:hint="default"/>
+          <w:rFonts w:hint="default" w:ascii="Consolas" w:hAnsi="Consolas" w:eastAsia="宋体" w:cs="Consolas"/>
+          <w:sz w:val="17"/>
+          <w:szCs w:val="17"/>
+          <w:lang w:val="en-US" w:eastAsia="zh-CN"/>
+        </w:rPr>
+      </w:pPr>
+      <w:r>
+        <w:rPr>
+          <w:rFonts w:hint="default" w:ascii="Consolas" w:hAnsi="Consolas" w:eastAsia="宋体" w:cs="Consolas"/>
           <w:sz w:val="17"/>
           <w:szCs w:val="17"/>
           <w:lang w:val="en-US" w:eastAsia="zh-CN"/>
@@ -4988,15 +4988,15 @@
         <w:spacing w:before="0" w:after="0" w:line="240" w:lineRule="auto"/>
         <w:jc w:val="left"/>
         <w:rPr>
-          <w:rFonts w:ascii="Consolas" w:hAnsi="Consolas" w:eastAsia="宋体" w:cs="Consolas" w:hint="default"/>
-          <w:sz w:val="17"/>
-          <w:szCs w:val="17"/>
-          <w:lang w:val="en-US" w:eastAsia="zh-CN"/>
-        </w:rPr>
-      </w:pPr>
-      <w:r>
-        <w:rPr>
-          <w:rFonts w:ascii="Consolas" w:hAnsi="Consolas" w:eastAsia="宋体" w:cs="Consolas" w:hint="default"/>
+          <w:rFonts w:hint="default" w:ascii="Consolas" w:hAnsi="Consolas" w:eastAsia="宋体" w:cs="Consolas"/>
+          <w:sz w:val="17"/>
+          <w:szCs w:val="17"/>
+          <w:lang w:val="en-US" w:eastAsia="zh-CN"/>
+        </w:rPr>
+      </w:pPr>
+      <w:r>
+        <w:rPr>
+          <w:rFonts w:hint="default" w:ascii="Consolas" w:hAnsi="Consolas" w:eastAsia="宋体" w:cs="Consolas"/>
           <w:sz w:val="17"/>
           <w:szCs w:val="17"/>
           <w:lang w:val="en-US" w:eastAsia="zh-CN"/>
@@ -5011,29 +5011,29 @@
         <w:spacing w:before="0" w:after="0" w:line="240" w:lineRule="auto"/>
         <w:jc w:val="left"/>
         <w:rPr>
-          <w:rFonts w:ascii="Consolas" w:hAnsi="Consolas" w:eastAsia="宋体" w:cs="Consolas" w:hint="default"/>
-          <w:sz w:val="17"/>
-          <w:szCs w:val="17"/>
-          <w:lang w:val="en-US" w:eastAsia="zh-CN"/>
-        </w:rPr>
-      </w:pPr>
-    </w:p>
-    <w:p>
-      <w:pPr>
-        <w:pStyle w:val="14"/>
-        <w:snapToGrid w:val="0"/>
-        <w:spacing w:before="0" w:after="0" w:line="240" w:lineRule="auto"/>
-        <w:jc w:val="left"/>
-        <w:rPr>
-          <w:rFonts w:ascii="Consolas" w:hAnsi="Consolas" w:eastAsia="宋体" w:cs="Consolas" w:hint="default"/>
-          <w:sz w:val="17"/>
-          <w:szCs w:val="17"/>
-          <w:lang w:val="en-US" w:eastAsia="zh-CN"/>
-        </w:rPr>
-      </w:pPr>
-      <w:r>
-        <w:rPr>
-          <w:rFonts w:ascii="Consolas" w:hAnsi="Consolas" w:eastAsia="宋体" w:cs="Consolas" w:hint="default"/>
+          <w:rFonts w:hint="default" w:ascii="Consolas" w:hAnsi="Consolas" w:eastAsia="宋体" w:cs="Consolas"/>
+          <w:sz w:val="17"/>
+          <w:szCs w:val="17"/>
+          <w:lang w:val="en-US" w:eastAsia="zh-CN"/>
+        </w:rPr>
+      </w:pPr>
+    </w:p>
+    <w:p>
+      <w:pPr>
+        <w:pStyle w:val="14"/>
+        <w:snapToGrid w:val="0"/>
+        <w:spacing w:before="0" w:after="0" w:line="240" w:lineRule="auto"/>
+        <w:jc w:val="left"/>
+        <w:rPr>
+          <w:rFonts w:hint="default" w:ascii="Consolas" w:hAnsi="Consolas" w:eastAsia="宋体" w:cs="Consolas"/>
+          <w:sz w:val="17"/>
+          <w:szCs w:val="17"/>
+          <w:lang w:val="en-US" w:eastAsia="zh-CN"/>
+        </w:rPr>
+      </w:pPr>
+      <w:r>
+        <w:rPr>
+          <w:rFonts w:hint="default" w:ascii="Consolas" w:hAnsi="Consolas" w:eastAsia="宋体" w:cs="Consolas"/>
           <w:sz w:val="17"/>
           <w:szCs w:val="17"/>
           <w:lang w:val="en-US" w:eastAsia="zh-CN"/>
@@ -5048,15 +5048,15 @@
         <w:spacing w:before="0" w:after="0" w:line="240" w:lineRule="auto"/>
         <w:jc w:val="left"/>
         <w:rPr>
-          <w:rFonts w:ascii="Consolas" w:hAnsi="Consolas" w:eastAsia="宋体" w:cs="Consolas" w:hint="default"/>
-          <w:sz w:val="17"/>
-          <w:szCs w:val="17"/>
-          <w:lang w:val="en-US" w:eastAsia="zh-CN"/>
-        </w:rPr>
-      </w:pPr>
-      <w:r>
-        <w:rPr>
-          <w:rFonts w:ascii="Consolas" w:hAnsi="Consolas" w:eastAsia="宋体" w:cs="Consolas" w:hint="default"/>
+          <w:rFonts w:hint="default" w:ascii="Consolas" w:hAnsi="Consolas" w:eastAsia="宋体" w:cs="Consolas"/>
+          <w:sz w:val="17"/>
+          <w:szCs w:val="17"/>
+          <w:lang w:val="en-US" w:eastAsia="zh-CN"/>
+        </w:rPr>
+      </w:pPr>
+      <w:r>
+        <w:rPr>
+          <w:rFonts w:hint="default" w:ascii="Consolas" w:hAnsi="Consolas" w:eastAsia="宋体" w:cs="Consolas"/>
           <w:sz w:val="17"/>
           <w:szCs w:val="17"/>
           <w:lang w:val="en-US" w:eastAsia="zh-CN"/>
@@ -5071,15 +5071,15 @@
         <w:spacing w:before="0" w:after="0" w:line="240" w:lineRule="auto"/>
         <w:jc w:val="left"/>
         <w:rPr>
-          <w:rFonts w:ascii="Consolas" w:hAnsi="Consolas" w:eastAsia="宋体" w:cs="Consolas" w:hint="default"/>
-          <w:sz w:val="17"/>
-          <w:szCs w:val="17"/>
-          <w:lang w:val="en-US" w:eastAsia="zh-CN"/>
-        </w:rPr>
-      </w:pPr>
-      <w:r>
-        <w:rPr>
-          <w:rFonts w:ascii="Consolas" w:hAnsi="Consolas" w:eastAsia="宋体" w:cs="Consolas" w:hint="default"/>
+          <w:rFonts w:hint="default" w:ascii="Consolas" w:hAnsi="Consolas" w:eastAsia="宋体" w:cs="Consolas"/>
+          <w:sz w:val="17"/>
+          <w:szCs w:val="17"/>
+          <w:lang w:val="en-US" w:eastAsia="zh-CN"/>
+        </w:rPr>
+      </w:pPr>
+      <w:r>
+        <w:rPr>
+          <w:rFonts w:hint="default" w:ascii="Consolas" w:hAnsi="Consolas" w:eastAsia="宋体" w:cs="Consolas"/>
           <w:sz w:val="17"/>
           <w:szCs w:val="17"/>
           <w:lang w:val="en-US" w:eastAsia="zh-CN"/>
@@ -5094,15 +5094,15 @@
         <w:spacing w:before="0" w:after="0" w:line="240" w:lineRule="auto"/>
         <w:jc w:val="left"/>
         <w:rPr>
-          <w:rFonts w:ascii="Consolas" w:hAnsi="Consolas" w:eastAsia="宋体" w:cs="Consolas" w:hint="default"/>
-          <w:sz w:val="17"/>
-          <w:szCs w:val="17"/>
-          <w:lang w:val="en-US" w:eastAsia="zh-CN"/>
-        </w:rPr>
-      </w:pPr>
-      <w:r>
-        <w:rPr>
-          <w:rFonts w:ascii="Consolas" w:hAnsi="Consolas" w:eastAsia="宋体" w:cs="Consolas" w:hint="default"/>
+          <w:rFonts w:hint="default" w:ascii="Consolas" w:hAnsi="Consolas" w:eastAsia="宋体" w:cs="Consolas"/>
+          <w:sz w:val="17"/>
+          <w:szCs w:val="17"/>
+          <w:lang w:val="en-US" w:eastAsia="zh-CN"/>
+        </w:rPr>
+      </w:pPr>
+      <w:r>
+        <w:rPr>
+          <w:rFonts w:hint="default" w:ascii="Consolas" w:hAnsi="Consolas" w:eastAsia="宋体" w:cs="Consolas"/>
           <w:sz w:val="17"/>
           <w:szCs w:val="17"/>
           <w:lang w:val="en-US" w:eastAsia="zh-CN"/>
@@ -5117,15 +5117,15 @@
         <w:spacing w:before="0" w:after="0" w:line="240" w:lineRule="auto"/>
         <w:jc w:val="left"/>
         <w:rPr>
-          <w:rFonts w:ascii="Consolas" w:hAnsi="Consolas" w:eastAsia="宋体" w:cs="Consolas" w:hint="default"/>
-          <w:sz w:val="17"/>
-          <w:szCs w:val="17"/>
-          <w:lang w:val="en-US" w:eastAsia="zh-CN"/>
-        </w:rPr>
-      </w:pPr>
-      <w:r>
-        <w:rPr>
-          <w:rFonts w:ascii="Consolas" w:hAnsi="Consolas" w:eastAsia="宋体" w:cs="Consolas" w:hint="default"/>
+          <w:rFonts w:hint="default" w:ascii="Consolas" w:hAnsi="Consolas" w:eastAsia="宋体" w:cs="Consolas"/>
+          <w:sz w:val="17"/>
+          <w:szCs w:val="17"/>
+          <w:lang w:val="en-US" w:eastAsia="zh-CN"/>
+        </w:rPr>
+      </w:pPr>
+      <w:r>
+        <w:rPr>
+          <w:rFonts w:hint="default" w:ascii="Consolas" w:hAnsi="Consolas" w:eastAsia="宋体" w:cs="Consolas"/>
           <w:sz w:val="17"/>
           <w:szCs w:val="17"/>
           <w:lang w:val="en-US" w:eastAsia="zh-CN"/>
@@ -5140,15 +5140,15 @@
         <w:spacing w:before="0" w:after="0" w:line="240" w:lineRule="auto"/>
         <w:jc w:val="left"/>
         <w:rPr>
-          <w:rFonts w:ascii="Consolas" w:hAnsi="Consolas" w:eastAsia="宋体" w:cs="Consolas" w:hint="default"/>
-          <w:sz w:val="17"/>
-          <w:szCs w:val="17"/>
-          <w:lang w:val="en-US" w:eastAsia="zh-CN"/>
-        </w:rPr>
-      </w:pPr>
-      <w:r>
-        <w:rPr>
-          <w:rFonts w:ascii="Consolas" w:hAnsi="Consolas" w:eastAsia="宋体" w:cs="Consolas" w:hint="default"/>
+          <w:rFonts w:hint="default" w:ascii="Consolas" w:hAnsi="Consolas" w:eastAsia="宋体" w:cs="Consolas"/>
+          <w:sz w:val="17"/>
+          <w:szCs w:val="17"/>
+          <w:lang w:val="en-US" w:eastAsia="zh-CN"/>
+        </w:rPr>
+      </w:pPr>
+      <w:r>
+        <w:rPr>
+          <w:rFonts w:hint="default" w:ascii="Consolas" w:hAnsi="Consolas" w:eastAsia="宋体" w:cs="Consolas"/>
           <w:sz w:val="17"/>
           <w:szCs w:val="17"/>
           <w:lang w:val="en-US" w:eastAsia="zh-CN"/>
@@ -5163,15 +5163,15 @@
         <w:spacing w:before="0" w:after="0" w:line="240" w:lineRule="auto"/>
         <w:jc w:val="left"/>
         <w:rPr>
-          <w:rFonts w:ascii="Consolas" w:hAnsi="Consolas" w:eastAsia="宋体" w:cs="Consolas" w:hint="default"/>
-          <w:sz w:val="17"/>
-          <w:szCs w:val="17"/>
-          <w:lang w:val="en-US" w:eastAsia="zh-CN"/>
-        </w:rPr>
-      </w:pPr>
-      <w:r>
-        <w:rPr>
-          <w:rFonts w:ascii="Consolas" w:hAnsi="Consolas" w:eastAsia="宋体" w:cs="Consolas" w:hint="default"/>
+          <w:rFonts w:hint="default" w:ascii="Consolas" w:hAnsi="Consolas" w:eastAsia="宋体" w:cs="Consolas"/>
+          <w:sz w:val="17"/>
+          <w:szCs w:val="17"/>
+          <w:lang w:val="en-US" w:eastAsia="zh-CN"/>
+        </w:rPr>
+      </w:pPr>
+      <w:r>
+        <w:rPr>
+          <w:rFonts w:hint="default" w:ascii="Consolas" w:hAnsi="Consolas" w:eastAsia="宋体" w:cs="Consolas"/>
           <w:sz w:val="17"/>
           <w:szCs w:val="17"/>
           <w:lang w:val="en-US" w:eastAsia="zh-CN"/>
@@ -5186,15 +5186,15 @@
         <w:spacing w:before="0" w:after="0" w:line="240" w:lineRule="auto"/>
         <w:jc w:val="left"/>
         <w:rPr>
-          <w:rFonts w:ascii="Consolas" w:hAnsi="Consolas" w:eastAsia="宋体" w:cs="Consolas" w:hint="default"/>
-          <w:sz w:val="17"/>
-          <w:szCs w:val="17"/>
-          <w:lang w:val="en-US" w:eastAsia="zh-CN"/>
-        </w:rPr>
-      </w:pPr>
-      <w:r>
-        <w:rPr>
-          <w:rFonts w:ascii="Consolas" w:hAnsi="Consolas" w:eastAsia="宋体" w:cs="Consolas" w:hint="default"/>
+          <w:rFonts w:hint="default" w:ascii="Consolas" w:hAnsi="Consolas" w:eastAsia="宋体" w:cs="Consolas"/>
+          <w:sz w:val="17"/>
+          <w:szCs w:val="17"/>
+          <w:lang w:val="en-US" w:eastAsia="zh-CN"/>
+        </w:rPr>
+      </w:pPr>
+      <w:r>
+        <w:rPr>
+          <w:rFonts w:hint="default" w:ascii="Consolas" w:hAnsi="Consolas" w:eastAsia="宋体" w:cs="Consolas"/>
           <w:sz w:val="17"/>
           <w:szCs w:val="17"/>
           <w:lang w:val="en-US" w:eastAsia="zh-CN"/>
@@ -5209,15 +5209,15 @@
         <w:spacing w:before="0" w:after="0" w:line="240" w:lineRule="auto"/>
         <w:jc w:val="left"/>
         <w:rPr>
-          <w:rFonts w:ascii="Consolas" w:hAnsi="Consolas" w:eastAsia="宋体" w:cs="Consolas" w:hint="default"/>
-          <w:sz w:val="17"/>
-          <w:szCs w:val="17"/>
-          <w:lang w:val="en-US" w:eastAsia="zh-CN"/>
-        </w:rPr>
-      </w:pPr>
-      <w:r>
-        <w:rPr>
-          <w:rFonts w:ascii="Consolas" w:hAnsi="Consolas" w:eastAsia="宋体" w:cs="Consolas" w:hint="default"/>
+          <w:rFonts w:hint="default" w:ascii="Consolas" w:hAnsi="Consolas" w:eastAsia="宋体" w:cs="Consolas"/>
+          <w:sz w:val="17"/>
+          <w:szCs w:val="17"/>
+          <w:lang w:val="en-US" w:eastAsia="zh-CN"/>
+        </w:rPr>
+      </w:pPr>
+      <w:r>
+        <w:rPr>
+          <w:rFonts w:hint="default" w:ascii="Consolas" w:hAnsi="Consolas" w:eastAsia="宋体" w:cs="Consolas"/>
           <w:sz w:val="17"/>
           <w:szCs w:val="17"/>
           <w:lang w:val="en-US" w:eastAsia="zh-CN"/>
@@ -5232,15 +5232,15 @@
         <w:spacing w:before="0" w:after="0" w:line="240" w:lineRule="auto"/>
         <w:jc w:val="left"/>
         <w:rPr>
-          <w:rFonts w:ascii="Consolas" w:hAnsi="Consolas" w:eastAsia="宋体" w:cs="Consolas" w:hint="default"/>
-          <w:sz w:val="17"/>
-          <w:szCs w:val="17"/>
-          <w:lang w:val="en-US" w:eastAsia="zh-CN"/>
-        </w:rPr>
-      </w:pPr>
-      <w:r>
-        <w:rPr>
-          <w:rFonts w:ascii="Consolas" w:hAnsi="Consolas" w:eastAsia="宋体" w:cs="Consolas" w:hint="default"/>
+          <w:rFonts w:hint="default" w:ascii="Consolas" w:hAnsi="Consolas" w:eastAsia="宋体" w:cs="Consolas"/>
+          <w:sz w:val="17"/>
+          <w:szCs w:val="17"/>
+          <w:lang w:val="en-US" w:eastAsia="zh-CN"/>
+        </w:rPr>
+      </w:pPr>
+      <w:r>
+        <w:rPr>
+          <w:rFonts w:hint="default" w:ascii="Consolas" w:hAnsi="Consolas" w:eastAsia="宋体" w:cs="Consolas"/>
           <w:sz w:val="17"/>
           <w:szCs w:val="17"/>
           <w:lang w:val="en-US" w:eastAsia="zh-CN"/>
@@ -5255,15 +5255,15 @@
         <w:spacing w:before="0" w:after="0" w:line="240" w:lineRule="auto"/>
         <w:jc w:val="left"/>
         <w:rPr>
-          <w:rFonts w:ascii="Consolas" w:hAnsi="Consolas" w:eastAsia="宋体" w:cs="Consolas" w:hint="default"/>
-          <w:sz w:val="17"/>
-          <w:szCs w:val="17"/>
-          <w:lang w:val="en-US" w:eastAsia="zh-CN"/>
-        </w:rPr>
-      </w:pPr>
-      <w:r>
-        <w:rPr>
-          <w:rFonts w:ascii="Consolas" w:hAnsi="Consolas" w:eastAsia="宋体" w:cs="Consolas" w:hint="default"/>
+          <w:rFonts w:hint="default" w:ascii="Consolas" w:hAnsi="Consolas" w:eastAsia="宋体" w:cs="Consolas"/>
+          <w:sz w:val="17"/>
+          <w:szCs w:val="17"/>
+          <w:lang w:val="en-US" w:eastAsia="zh-CN"/>
+        </w:rPr>
+      </w:pPr>
+      <w:r>
+        <w:rPr>
+          <w:rFonts w:hint="default" w:ascii="Consolas" w:hAnsi="Consolas" w:eastAsia="宋体" w:cs="Consolas"/>
           <w:sz w:val="17"/>
           <w:szCs w:val="17"/>
           <w:lang w:val="en-US" w:eastAsia="zh-CN"/>
@@ -5278,15 +5278,15 @@
         <w:spacing w:before="0" w:after="0" w:line="240" w:lineRule="auto"/>
         <w:jc w:val="left"/>
         <w:rPr>
-          <w:rFonts w:ascii="Consolas" w:hAnsi="Consolas" w:eastAsia="宋体" w:cs="Consolas" w:hint="default"/>
-          <w:sz w:val="17"/>
-          <w:szCs w:val="17"/>
-          <w:lang w:val="en-US" w:eastAsia="zh-CN"/>
-        </w:rPr>
-      </w:pPr>
-      <w:r>
-        <w:rPr>
-          <w:rFonts w:ascii="Consolas" w:hAnsi="Consolas" w:eastAsia="宋体" w:cs="Consolas" w:hint="default"/>
+          <w:rFonts w:hint="default" w:ascii="Consolas" w:hAnsi="Consolas" w:eastAsia="宋体" w:cs="Consolas"/>
+          <w:sz w:val="17"/>
+          <w:szCs w:val="17"/>
+          <w:lang w:val="en-US" w:eastAsia="zh-CN"/>
+        </w:rPr>
+      </w:pPr>
+      <w:r>
+        <w:rPr>
+          <w:rFonts w:hint="default" w:ascii="Consolas" w:hAnsi="Consolas" w:eastAsia="宋体" w:cs="Consolas"/>
           <w:sz w:val="17"/>
           <w:szCs w:val="17"/>
           <w:lang w:val="en-US" w:eastAsia="zh-CN"/>
@@ -5301,29 +5301,29 @@
         <w:spacing w:before="0" w:after="0" w:line="240" w:lineRule="auto"/>
         <w:jc w:val="left"/>
         <w:rPr>
-          <w:rFonts w:ascii="Consolas" w:hAnsi="Consolas" w:eastAsia="宋体" w:cs="Consolas" w:hint="default"/>
-          <w:sz w:val="17"/>
-          <w:szCs w:val="17"/>
-          <w:lang w:val="en-US" w:eastAsia="zh-CN"/>
-        </w:rPr>
-      </w:pPr>
-    </w:p>
-    <w:p>
-      <w:pPr>
-        <w:pStyle w:val="14"/>
-        <w:snapToGrid w:val="0"/>
-        <w:spacing w:before="0" w:after="0" w:line="240" w:lineRule="auto"/>
-        <w:jc w:val="left"/>
-        <w:rPr>
-          <w:rFonts w:ascii="Consolas" w:hAnsi="Consolas" w:eastAsia="宋体" w:cs="Consolas" w:hint="default"/>
-          <w:sz w:val="17"/>
-          <w:szCs w:val="17"/>
-          <w:lang w:val="en-US" w:eastAsia="zh-CN"/>
-        </w:rPr>
-      </w:pPr>
-      <w:r>
-        <w:rPr>
-          <w:rFonts w:ascii="Consolas" w:hAnsi="Consolas" w:eastAsia="宋体" w:cs="Consolas" w:hint="default"/>
+          <w:rFonts w:hint="default" w:ascii="Consolas" w:hAnsi="Consolas" w:eastAsia="宋体" w:cs="Consolas"/>
+          <w:sz w:val="17"/>
+          <w:szCs w:val="17"/>
+          <w:lang w:val="en-US" w:eastAsia="zh-CN"/>
+        </w:rPr>
+      </w:pPr>
+    </w:p>
+    <w:p>
+      <w:pPr>
+        <w:pStyle w:val="14"/>
+        <w:snapToGrid w:val="0"/>
+        <w:spacing w:before="0" w:after="0" w:line="240" w:lineRule="auto"/>
+        <w:jc w:val="left"/>
+        <w:rPr>
+          <w:rFonts w:hint="default" w:ascii="Consolas" w:hAnsi="Consolas" w:eastAsia="宋体" w:cs="Consolas"/>
+          <w:sz w:val="17"/>
+          <w:szCs w:val="17"/>
+          <w:lang w:val="en-US" w:eastAsia="zh-CN"/>
+        </w:rPr>
+      </w:pPr>
+      <w:r>
+        <w:rPr>
+          <w:rFonts w:hint="default" w:ascii="Consolas" w:hAnsi="Consolas" w:eastAsia="宋体" w:cs="Consolas"/>
           <w:sz w:val="17"/>
           <w:szCs w:val="17"/>
           <w:lang w:val="en-US" w:eastAsia="zh-CN"/>
@@ -5338,15 +5338,15 @@
         <w:spacing w:before="0" w:after="0" w:line="240" w:lineRule="auto"/>
         <w:jc w:val="left"/>
         <w:rPr>
-          <w:rFonts w:ascii="Consolas" w:hAnsi="Consolas" w:eastAsia="宋体" w:cs="Consolas" w:hint="default"/>
-          <w:sz w:val="17"/>
-          <w:szCs w:val="17"/>
-          <w:lang w:val="en-US" w:eastAsia="zh-CN"/>
-        </w:rPr>
-      </w:pPr>
-      <w:r>
-        <w:rPr>
-          <w:rFonts w:ascii="Consolas" w:hAnsi="Consolas" w:eastAsia="宋体" w:cs="Consolas" w:hint="default"/>
+          <w:rFonts w:hint="default" w:ascii="Consolas" w:hAnsi="Consolas" w:eastAsia="宋体" w:cs="Consolas"/>
+          <w:sz w:val="17"/>
+          <w:szCs w:val="17"/>
+          <w:lang w:val="en-US" w:eastAsia="zh-CN"/>
+        </w:rPr>
+      </w:pPr>
+      <w:r>
+        <w:rPr>
+          <w:rFonts w:hint="default" w:ascii="Consolas" w:hAnsi="Consolas" w:eastAsia="宋体" w:cs="Consolas"/>
           <w:sz w:val="17"/>
           <w:szCs w:val="17"/>
           <w:lang w:val="en-US" w:eastAsia="zh-CN"/>
@@ -5361,15 +5361,15 @@
         <w:spacing w:before="0" w:after="0" w:line="240" w:lineRule="auto"/>
         <w:jc w:val="left"/>
         <w:rPr>
-          <w:rFonts w:ascii="Consolas" w:hAnsi="Consolas" w:eastAsia="宋体" w:cs="Consolas" w:hint="default"/>
-          <w:sz w:val="17"/>
-          <w:szCs w:val="17"/>
-          <w:lang w:val="en-US" w:eastAsia="zh-CN"/>
-        </w:rPr>
-      </w:pPr>
-      <w:r>
-        <w:rPr>
-          <w:rFonts w:ascii="Consolas" w:hAnsi="Consolas" w:eastAsia="宋体" w:cs="Consolas" w:hint="default"/>
+          <w:rFonts w:hint="default" w:ascii="Consolas" w:hAnsi="Consolas" w:eastAsia="宋体" w:cs="Consolas"/>
+          <w:sz w:val="17"/>
+          <w:szCs w:val="17"/>
+          <w:lang w:val="en-US" w:eastAsia="zh-CN"/>
+        </w:rPr>
+      </w:pPr>
+      <w:r>
+        <w:rPr>
+          <w:rFonts w:hint="default" w:ascii="Consolas" w:hAnsi="Consolas" w:eastAsia="宋体" w:cs="Consolas"/>
           <w:sz w:val="17"/>
           <w:szCs w:val="17"/>
           <w:lang w:val="en-US" w:eastAsia="zh-CN"/>
@@ -5384,15 +5384,15 @@
         <w:spacing w:before="0" w:after="0" w:line="240" w:lineRule="auto"/>
         <w:jc w:val="left"/>
         <w:rPr>
-          <w:rFonts w:ascii="Consolas" w:hAnsi="Consolas" w:eastAsia="宋体" w:cs="Consolas" w:hint="default"/>
-          <w:sz w:val="17"/>
-          <w:szCs w:val="17"/>
-          <w:lang w:val="en-US" w:eastAsia="zh-CN"/>
-        </w:rPr>
-      </w:pPr>
-      <w:r>
-        <w:rPr>
-          <w:rFonts w:ascii="Consolas" w:hAnsi="Consolas" w:eastAsia="宋体" w:cs="Consolas" w:hint="default"/>
+          <w:rFonts w:hint="default" w:ascii="Consolas" w:hAnsi="Consolas" w:eastAsia="宋体" w:cs="Consolas"/>
+          <w:sz w:val="17"/>
+          <w:szCs w:val="17"/>
+          <w:lang w:val="en-US" w:eastAsia="zh-CN"/>
+        </w:rPr>
+      </w:pPr>
+      <w:r>
+        <w:rPr>
+          <w:rFonts w:hint="default" w:ascii="Consolas" w:hAnsi="Consolas" w:eastAsia="宋体" w:cs="Consolas"/>
           <w:sz w:val="17"/>
           <w:szCs w:val="17"/>
           <w:lang w:val="en-US" w:eastAsia="zh-CN"/>
@@ -5407,15 +5407,15 @@
         <w:spacing w:before="0" w:after="0" w:line="240" w:lineRule="auto"/>
         <w:jc w:val="left"/>
         <w:rPr>
-          <w:rFonts w:ascii="Consolas" w:hAnsi="Consolas" w:eastAsia="宋体" w:cs="Consolas" w:hint="default"/>
-          <w:sz w:val="17"/>
-          <w:szCs w:val="17"/>
-          <w:lang w:val="en-US" w:eastAsia="zh-CN"/>
-        </w:rPr>
-      </w:pPr>
-      <w:r>
-        <w:rPr>
-          <w:rFonts w:ascii="Consolas" w:hAnsi="Consolas" w:eastAsia="宋体" w:cs="Consolas" w:hint="default"/>
+          <w:rFonts w:hint="default" w:ascii="Consolas" w:hAnsi="Consolas" w:eastAsia="宋体" w:cs="Consolas"/>
+          <w:sz w:val="17"/>
+          <w:szCs w:val="17"/>
+          <w:lang w:val="en-US" w:eastAsia="zh-CN"/>
+        </w:rPr>
+      </w:pPr>
+      <w:r>
+        <w:rPr>
+          <w:rFonts w:hint="default" w:ascii="Consolas" w:hAnsi="Consolas" w:eastAsia="宋体" w:cs="Consolas"/>
           <w:sz w:val="17"/>
           <w:szCs w:val="17"/>
           <w:lang w:val="en-US" w:eastAsia="zh-CN"/>
@@ -5430,15 +5430,15 @@
         <w:spacing w:before="0" w:after="0" w:line="240" w:lineRule="auto"/>
         <w:jc w:val="left"/>
         <w:rPr>
-          <w:rFonts w:ascii="Consolas" w:hAnsi="Consolas" w:eastAsia="宋体" w:cs="Consolas" w:hint="default"/>
-          <w:sz w:val="17"/>
-          <w:szCs w:val="17"/>
-          <w:lang w:val="en-US" w:eastAsia="zh-CN"/>
-        </w:rPr>
-      </w:pPr>
-      <w:r>
-        <w:rPr>
-          <w:rFonts w:ascii="Consolas" w:hAnsi="Consolas" w:eastAsia="宋体" w:cs="Consolas" w:hint="default"/>
+          <w:rFonts w:hint="default" w:ascii="Consolas" w:hAnsi="Consolas" w:eastAsia="宋体" w:cs="Consolas"/>
+          <w:sz w:val="17"/>
+          <w:szCs w:val="17"/>
+          <w:lang w:val="en-US" w:eastAsia="zh-CN"/>
+        </w:rPr>
+      </w:pPr>
+      <w:r>
+        <w:rPr>
+          <w:rFonts w:hint="default" w:ascii="Consolas" w:hAnsi="Consolas" w:eastAsia="宋体" w:cs="Consolas"/>
           <w:sz w:val="17"/>
           <w:szCs w:val="17"/>
           <w:lang w:val="en-US" w:eastAsia="zh-CN"/>
@@ -5467,7 +5467,7 @@
           <w:szCs w:val="24"/>
           <w:lang w:val="en-US" w:eastAsia="zh-CN"/>
         </w:rPr>
-        <w:t xml:space="preserve">运行结果：</w:t>
+        <w:t>运行结果：</w:t>
       </w:r>
     </w:p>
     <w:p>
@@ -5488,7 +5488,7 @@
           <w:szCs w:val="24"/>
           <w:lang w:val="en-US" w:eastAsia="zh-CN"/>
         </w:rPr>
-        <w:t xml:space="preserve">单元测试共 6 个，覆盖标准示例报文、各种格式错误、CRC 错误、数据段解析和监测因子提取，全部通过，如图6所示。</w:t>
+        <w:t>单元测试共 6 个，覆盖标准示例报文、各种格式错误、CRC 错误、数据段解析和监测因子提取，全部通过，如图6所示。</w:t>
       </w:r>
     </w:p>
     <w:p>
@@ -5500,7 +5500,7 @@
       <w:r>
         <w:drawing>
           <wp:inline distT="0" distB="0" distL="114300" distR="114300">
-            <wp:extent cx="5265420" cy="3150121"/>
+            <wp:extent cx="5265420" cy="3149600"/>
             <wp:effectExtent l="0" t="0" r="0" b="0"/>
             <wp:docPr id="106" name="图片 106"/>
             <wp:cNvGraphicFramePr>
@@ -5516,7 +5516,7 @@
                     </pic:cNvPicPr>
                   </pic:nvPicPr>
                   <pic:blipFill>
-                    <a:blip r:embed="rId106"/>
+                    <a:blip r:embed="rId9"/>
                     <a:stretch>
                       <a:fillRect/>
                     </a:stretch>
@@ -5559,7 +5559,7 @@
           <w:szCs w:val="21"/>
           <w:lang w:val="en-US" w:eastAsia="zh-CN"/>
         </w:rPr>
-        <w:t xml:space="preserve">图6 HJ212Parser 单元测试结果</w:t>
+        <w:t>图6 HJ212Parser 单元测试结果</w:t>
       </w:r>
     </w:p>
     <w:p>
@@ -5580,48 +5580,48 @@
           <w:szCs w:val="24"/>
           <w:lang w:val="en-US" w:eastAsia="zh-CN"/>
         </w:rPr>
-        <w:t xml:space="preserve">例如，对一条 CN=2011 的实时数据报文，extract_monitoring_data 返回：</w:t>
-      </w:r>
-    </w:p>
-    <w:p>
-      <w:pPr>
-        <w:pStyle w:val="14"/>
-        <w:snapToGrid w:val="0"/>
-        <w:spacing w:before="0" w:after="0" w:line="240" w:lineRule="auto"/>
-        <w:jc w:val="left"/>
-        <w:rPr>
-          <w:rFonts w:ascii="Consolas" w:hAnsi="Consolas" w:eastAsia="宋体" w:cs="Consolas" w:hint="default"/>
-          <w:sz w:val="17"/>
-          <w:szCs w:val="17"/>
-          <w:lang w:val="en-US" w:eastAsia="zh-CN"/>
-        </w:rPr>
-      </w:pPr>
-      <w:r>
-        <w:rPr>
-          <w:rFonts w:ascii="Consolas" w:hAnsi="Consolas" w:eastAsia="宋体" w:cs="Consolas" w:hint="default"/>
-          <w:sz w:val="17"/>
-          <w:szCs w:val="17"/>
-          <w:lang w:val="en-US" w:eastAsia="zh-CN"/>
-        </w:rPr>
-        <w:t xml:space="preserve">{'a21026': {'Rtd': 12.5, 'Flag': 'N'},</w:t>
-      </w:r>
-    </w:p>
-    <w:p>
-      <w:pPr>
-        <w:pStyle w:val="14"/>
-        <w:snapToGrid w:val="0"/>
-        <w:spacing w:before="0" w:after="0" w:line="240" w:lineRule="auto"/>
-        <w:jc w:val="left"/>
-        <w:rPr>
-          <w:rFonts w:ascii="Consolas" w:hAnsi="Consolas" w:eastAsia="宋体" w:cs="Consolas" w:hint="default"/>
-          <w:sz w:val="17"/>
-          <w:szCs w:val="17"/>
-          <w:lang w:val="en-US" w:eastAsia="zh-CN"/>
-        </w:rPr>
-      </w:pPr>
-      <w:r>
-        <w:rPr>
-          <w:rFonts w:ascii="Consolas" w:hAnsi="Consolas" w:eastAsia="宋体" w:cs="Consolas" w:hint="default"/>
+        <w:t>例如，对一条 CN=2011 的实时数据报文，extract_monitoring_data 返回：</w:t>
+      </w:r>
+    </w:p>
+    <w:p>
+      <w:pPr>
+        <w:pStyle w:val="14"/>
+        <w:snapToGrid w:val="0"/>
+        <w:spacing w:before="0" w:after="0" w:line="240" w:lineRule="auto"/>
+        <w:jc w:val="left"/>
+        <w:rPr>
+          <w:rFonts w:hint="default" w:ascii="Consolas" w:hAnsi="Consolas" w:eastAsia="宋体" w:cs="Consolas"/>
+          <w:sz w:val="17"/>
+          <w:szCs w:val="17"/>
+          <w:lang w:val="en-US" w:eastAsia="zh-CN"/>
+        </w:rPr>
+      </w:pPr>
+      <w:r>
+        <w:rPr>
+          <w:rFonts w:hint="default" w:ascii="Consolas" w:hAnsi="Consolas" w:eastAsia="宋体" w:cs="Consolas"/>
+          <w:sz w:val="17"/>
+          <w:szCs w:val="17"/>
+          <w:lang w:val="en-US" w:eastAsia="zh-CN"/>
+        </w:rPr>
+        <w:t>{'a21026': {'Rtd': 12.5, 'Flag': 'N'},</w:t>
+      </w:r>
+    </w:p>
+    <w:p>
+      <w:pPr>
+        <w:pStyle w:val="14"/>
+        <w:snapToGrid w:val="0"/>
+        <w:spacing w:before="0" w:after="0" w:line="240" w:lineRule="auto"/>
+        <w:jc w:val="left"/>
+        <w:rPr>
+          <w:rFonts w:hint="default" w:ascii="Consolas" w:hAnsi="Consolas" w:eastAsia="宋体" w:cs="Consolas"/>
+          <w:sz w:val="17"/>
+          <w:szCs w:val="17"/>
+          <w:lang w:val="en-US" w:eastAsia="zh-CN"/>
+        </w:rPr>
+      </w:pPr>
+      <w:r>
+        <w:rPr>
+          <w:rFonts w:hint="default" w:ascii="Consolas" w:hAnsi="Consolas" w:eastAsia="宋体" w:cs="Consolas"/>
           <w:sz w:val="17"/>
           <w:szCs w:val="17"/>
           <w:lang w:val="en-US" w:eastAsia="zh-CN"/>
@@ -5650,7 +5650,7 @@
           <w:szCs w:val="24"/>
           <w:lang w:val="en-US" w:eastAsia="zh-CN"/>
         </w:rPr>
-        <w:t xml:space="preserve">代码提交：</w:t>
+        <w:t>代码提交：</w:t>
       </w:r>
     </w:p>
     <w:p>
@@ -5671,7 +5671,7 @@
           <w:szCs w:val="24"/>
           <w:lang w:val="en-US" w:eastAsia="zh-CN"/>
         </w:rPr>
-        <w:t xml:space="preserve">58859d6 Add HJ212-2017 message parser；2924866 test: add unit tests for HJ212Parser。提交并推送单元测试的过程如图7所示，GitHub 上的提交历史如图8所示（截图时未登录 GitHub，说明仓库可以公开访问）。</w:t>
+        <w:t>58859d6 Add HJ212-2017 message parser；2924866 test: add unit tests for HJ212Parser。提交并推送单元测试的过程如图7所示，GitHub 上的提交历史如图8所示（截图时未登录 GitHub，说明仓库可以公开访问）。</w:t>
       </w:r>
     </w:p>
     <w:p>
@@ -5683,7 +5683,7 @@
       <w:r>
         <w:drawing>
           <wp:inline distT="0" distB="0" distL="114300" distR="114300">
-            <wp:extent cx="5265420" cy="4367559"/>
+            <wp:extent cx="5265420" cy="4367530"/>
             <wp:effectExtent l="0" t="0" r="0" b="0"/>
             <wp:docPr id="107" name="图片 107"/>
             <wp:cNvGraphicFramePr>
@@ -5699,7 +5699,7 @@
                     </pic:cNvPicPr>
                   </pic:nvPicPr>
                   <pic:blipFill>
-                    <a:blip r:embed="rId107"/>
+                    <a:blip r:embed="rId10"/>
                     <a:stretch>
                       <a:fillRect/>
                     </a:stretch>
@@ -5742,7 +5742,7 @@
           <w:szCs w:val="21"/>
           <w:lang w:val="en-US" w:eastAsia="zh-CN"/>
         </w:rPr>
-        <w:t xml:space="preserve">图7 提交并推送单元测试</w:t>
+        <w:t>图7 提交并推送单元测试</w:t>
       </w:r>
     </w:p>
     <w:p>
@@ -5754,7 +5754,7 @@
       <w:r>
         <w:drawing>
           <wp:inline distT="0" distB="0" distL="114300" distR="114300">
-            <wp:extent cx="5265420" cy="3319593"/>
+            <wp:extent cx="5265420" cy="3319145"/>
             <wp:effectExtent l="0" t="0" r="0" b="0"/>
             <wp:docPr id="108" name="图片 108"/>
             <wp:cNvGraphicFramePr>
@@ -5770,7 +5770,7 @@
                     </pic:cNvPicPr>
                   </pic:nvPicPr>
                   <pic:blipFill>
-                    <a:blip r:embed="rId108"/>
+                    <a:blip r:embed="rId11"/>
                     <a:stretch>
                       <a:fillRect/>
                     </a:stretch>
@@ -5813,7 +5813,7 @@
           <w:szCs w:val="21"/>
           <w:lang w:val="en-US" w:eastAsia="zh-CN"/>
         </w:rPr>
-        <w:t xml:space="preserve">图8 GitHub 上的提交历史</w:t>
+        <w:t>图8 GitHub 上的提交历史</w:t>
       </w:r>
     </w:p>
     <w:p>
@@ -5834,7 +5834,7 @@
           <w:szCs w:val="28"/>
           <w:lang w:val="en-US" w:eastAsia="zh-CN"/>
         </w:rPr>
-        <w:t xml:space="preserve">3. 阅读</w:t>
+        <w:t>3. 阅读</w:t>
       </w:r>
     </w:p>
     <w:p>
@@ -5855,7 +5855,7 @@
           <w:szCs w:val="24"/>
           <w:lang w:val="en-US" w:eastAsia="zh-CN"/>
         </w:rPr>
-        <w:t xml:space="preserve">阅读任正非公开信《全面提升软件工程能力与实践，打造可信的高质量产品_全面提升软件研发能力》，撰写读后感。</w:t>
+        <w:t>阅读任正非公开信《全面提升软件工程能力与实践，打造可信的高质量产品_全面提升软件研发能力》，撰写读后感。</w:t>
       </w:r>
     </w:p>
     <w:p>
@@ -5879,7 +5879,7 @@
           <w:szCs w:val="24"/>
           <w:lang w:val="en-US" w:eastAsia="zh-CN"/>
         </w:rPr>
-        <w:t xml:space="preserve">读后感：</w:t>
+        <w:t>读后感：</w:t>
       </w:r>
     </w:p>
     <w:p>
@@ -5896,12 +5896,53 @@
       <w:r>
         <w:rPr>
           <w:rFonts w:hint="eastAsia"/>
-          <w:highlight w:val="yellow"/>
-          <w:sz w:val="24"/>
-          <w:szCs w:val="24"/>
-          <w:lang w:val="en-US" w:eastAsia="zh-CN"/>
-        </w:rPr>
-        <w:t xml:space="preserve">（待本人阅读后撰写）</w:t>
+          <w:sz w:val="24"/>
+          <w:szCs w:val="24"/>
+          <w:lang w:val="en-US" w:eastAsia="zh-CN"/>
+        </w:rPr>
+        <w:t>读完《全面提升软件工程能力与实践，打造可信的高质量产品》这篇文章，我最大的感受是：软件研发能力从来不只是“会写代码”的能力，而是一种把需求、设计、实现、验证、交付和运维串联起来的系统工程能力。可信与高质量，也不是测试阶段临时补上的标签，而是必须内建到研发全流程中的底线与习惯。</w:t>
+      </w:r>
+    </w:p>
+    <w:p>
+      <w:pPr>
+        <w:ind w:firstLine="480" w:firstLineChars="200"/>
+        <w:jc w:val="left"/>
+        <w:rPr>
+          <w:rFonts w:hint="eastAsia"/>
+          <w:sz w:val="24"/>
+          <w:szCs w:val="24"/>
+          <w:lang w:val="en-US" w:eastAsia="zh-CN"/>
+        </w:rPr>
+      </w:pPr>
+      <w:r>
+        <w:rPr>
+          <w:rFonts w:hint="eastAsia"/>
+          <w:sz w:val="24"/>
+          <w:szCs w:val="24"/>
+          <w:lang w:val="en-US" w:eastAsia="zh-CN"/>
+        </w:rPr>
+        <w:t>这篇文章让我深刻体会到，软件工程能力是一种“体系能力”。它不只体现在某个技术大牛的编码水平上，更体现在团队是否具备规范的需求管理、清晰的架构设计、严格的代码评审、充分的自动化测试、可追溯的版本管理、可观测的运维体系，以及持续复盘改进的文化。个人英雄主义可以解决一时的问题，但只有工程化、流程化、工具化的体系，才能支撑可信的高质量产品持续交付。</w:t>
+      </w:r>
+    </w:p>
+    <w:p>
+      <w:pPr>
+        <w:ind w:firstLine="480" w:firstLineChars="200"/>
+        <w:jc w:val="left"/>
+        <w:rPr>
+          <w:rFonts w:hint="eastAsia"/>
+          <w:sz w:val="24"/>
+          <w:szCs w:val="24"/>
+          <w:lang w:val="en-US" w:eastAsia="zh-CN"/>
+        </w:rPr>
+      </w:pPr>
+      <w:r>
+        <w:rPr>
+          <w:rFonts w:hint="eastAsia"/>
+          <w:sz w:val="24"/>
+          <w:szCs w:val="24"/>
+          <w:lang w:val="en-US" w:eastAsia="zh-CN"/>
+        </w:rPr>
+        <w:t>对我个人而言，读后感最终要落到行动上。今后，我希望自己做到：写代码前多想一步设计和边界，写代码时多守一分规范和可读，提交前多做一轮自测和评审，上线后多看一眼监控和反馈。把“可信”拆解成可执行的动作，把“高质量”落实到每一个细节。同时，也要保持学习，不仅学新技术，更学工程方法、质量体系和协作方式，让个人能力融入团队能力，让团队能力支撑产品能力。</w:t>
       </w:r>
     </w:p>
     <w:p>
@@ -5912,7 +5953,7 @@
         <w:rPr>
           <w:rFonts w:hint="eastAsia"/>
         </w:rPr>
-        <w:t xml:space="preserve">五、实验结论</w:t>
+        <w:t>五、实验结论</w:t>
       </w:r>
     </w:p>
     <w:p>
@@ -5936,7 +5977,7 @@
           <w:szCs w:val="24"/>
           <w:lang w:val="en-US" w:eastAsia="zh-CN"/>
         </w:rPr>
-        <w:t xml:space="preserve">心得体会：</w:t>
+        <w:t>心得体会：</w:t>
       </w:r>
     </w:p>
     <w:p>
@@ -5944,22 +5985,23 @@
         <w:ind w:firstLine="480" w:firstLineChars="200"/>
         <w:jc w:val="left"/>
         <w:rPr>
-          <w:rFonts w:hint="eastAsia"/>
-          <w:sz w:val="24"/>
-          <w:szCs w:val="24"/>
-          <w:lang w:val="en-US" w:eastAsia="zh-CN"/>
-        </w:rPr>
-      </w:pPr>
-      <w:r>
-        <w:rPr>
-          <w:rFonts w:hint="eastAsia"/>
-          <w:highlight w:val="yellow"/>
-          <w:sz w:val="24"/>
-          <w:szCs w:val="24"/>
-          <w:lang w:val="en-US" w:eastAsia="zh-CN"/>
-        </w:rPr>
-        <w:t xml:space="preserve">（待本人撰写）</w:t>
-      </w:r>
+          <w:rFonts w:hint="default"/>
+          <w:sz w:val="24"/>
+          <w:szCs w:val="24"/>
+          <w:lang w:val="en-US" w:eastAsia="zh-CN"/>
+        </w:rPr>
+      </w:pPr>
+      <w:r>
+        <w:rPr>
+          <w:rFonts w:hint="eastAsia"/>
+          <w:sz w:val="24"/>
+          <w:szCs w:val="24"/>
+          <w:lang w:val="en-US" w:eastAsia="zh-CN"/>
+        </w:rPr>
+        <w:t>重新复习了一遍git的操作，增加了与队友间git协作的自信。</w:t>
+      </w:r>
+      <w:bookmarkStart w:id="0" w:name="_GoBack"/>
+      <w:bookmarkEnd w:id="0"/>
     </w:p>
     <w:p>
       <w:pPr>
@@ -5969,7 +6011,7 @@
         <w:rPr>
           <w:rFonts w:hint="eastAsia"/>
         </w:rPr>
-        <w:t xml:space="preserve">六、仓库地址</w:t>
+        <w:t>六、仓库地址</w:t>
       </w:r>
     </w:p>
     <w:p>
@@ -5990,7 +6032,7 @@
           <w:szCs w:val="24"/>
           <w:lang w:val="en-US" w:eastAsia="zh-CN"/>
         </w:rPr>
-        <w:t xml:space="preserve">https://github.com/advance-cmd/Course---Software-Engineering</w:t>
+        <w:t>https://github.com/advance-cmd/Course---Software-Engineering</w:t>
       </w:r>
     </w:p>
     <w:sectPr>
@@ -6006,101 +6048,6 @@
 <file path=word/numbering.xml><?xml version="1.0" encoding="utf-8"?>
 <w:numbering xmlns:wpc="http://schemas.microsoft.com/office/word/2010/wordprocessingCanvas" xmlns:mc="http://schemas.openxmlformats.org/markup-compatibility/2006" xmlns:o="urn:schemas-microsoft-com:office:office" xmlns:r="http://schemas.openxmlformats.org/officeDocument/2006/relationships" xmlns:m="http://schemas.openxmlformats.org/officeDocument/2006/math" xmlns:v="urn:schemas-microsoft-com:vml" xmlns:wp14="http://schemas.microsoft.com/office/word/2010/wordprocessingDrawing" xmlns:wp="http://schemas.openxmlformats.org/drawingml/2006/wordprocessingDrawing" xmlns:w10="urn:schemas-microsoft-com:office:word" xmlns:w="http://schemas.openxmlformats.org/wordprocessingml/2006/main" xmlns:w14="http://schemas.microsoft.com/office/word/2010/wordml" xmlns:wpg="http://schemas.microsoft.com/office/word/2010/wordprocessingGroup" xmlns:wpi="http://schemas.microsoft.com/office/word/2010/wordprocessingInk" xmlns:wne="http://schemas.microsoft.com/office/word/2006/wordml" xmlns:wps="http://schemas.microsoft.com/office/word/2010/wordprocessingShape" xmlns:wpsCustomData="http://www.wps.cn/officeDocument/2013/wpsCustomData" mc:Ignorable="w14 wp14">
   <w:abstractNum w:abstractNumId="0">
-    <w:nsid w:val="BA1174FB"/>
-    <w:multiLevelType w:val="multilevel"/>
-    <w:tmpl w:val="BA1174FB"/>
-    <w:lvl w:ilvl="0" w:tentative="0">
-      <w:start w:val="4"/>
-      <w:numFmt w:val="chineseCounting"/>
-      <w:suff w:val="nothing"/>
-      <w:lvlText w:val="%1、"/>
-      <w:lvlJc w:val="left"/>
-      <w:rPr>
-        <w:rFonts w:hint="eastAsia"/>
-      </w:rPr>
-    </w:lvl>
-    <w:lvl w:ilvl="1" w:tentative="0">
-      <w:start w:val="1"/>
-      <w:numFmt w:val="decimal"/>
-      <w:suff w:val="nothing"/>
-      <w:lvlText w:val="%2．"/>
-      <w:lvlJc w:val="left"/>
-      <w:rPr>
-        <w:rFonts w:hint="eastAsia"/>
-      </w:rPr>
-    </w:lvl>
-    <w:lvl w:ilvl="2" w:tentative="0">
-      <w:start w:val="1"/>
-      <w:numFmt w:val="decimal"/>
-      <w:suff w:val="nothing"/>
-      <w:lvlText w:val="（%3）"/>
-      <w:lvlJc w:val="left"/>
-      <w:rPr>
-        <w:rFonts w:hint="eastAsia"/>
-      </w:rPr>
-    </w:lvl>
-    <w:lvl w:ilvl="3" w:tentative="0">
-      <w:start w:val="1"/>
-      <w:numFmt w:val="decimalEnclosedCircleChinese"/>
-      <w:suff w:val="nothing"/>
-      <w:lvlText w:val="%4"/>
-      <w:lvlJc w:val="left"/>
-      <w:rPr>
-        <w:rFonts w:hint="eastAsia"/>
-      </w:rPr>
-    </w:lvl>
-    <w:lvl w:ilvl="4" w:tentative="0">
-      <w:start w:val="1"/>
-      <w:numFmt w:val="decimal"/>
-      <w:suff w:val="nothing"/>
-      <w:lvlText w:val="%5）"/>
-      <w:lvlJc w:val="left"/>
-      <w:rPr>
-        <w:rFonts w:hint="eastAsia"/>
-      </w:rPr>
-    </w:lvl>
-    <w:lvl w:ilvl="5" w:tentative="0">
-      <w:start w:val="1"/>
-      <w:numFmt w:val="lowerLetter"/>
-      <w:suff w:val="nothing"/>
-      <w:lvlText w:val="%6．"/>
-      <w:lvlJc w:val="left"/>
-      <w:rPr>
-        <w:rFonts w:hint="eastAsia"/>
-      </w:rPr>
-    </w:lvl>
-    <w:lvl w:ilvl="6" w:tentative="0">
-      <w:start w:val="1"/>
-      <w:numFmt w:val="lowerLetter"/>
-      <w:suff w:val="nothing"/>
-      <w:lvlText w:val="%7）"/>
-      <w:lvlJc w:val="left"/>
-      <w:rPr>
-        <w:rFonts w:hint="eastAsia"/>
-      </w:rPr>
-    </w:lvl>
-    <w:lvl w:ilvl="7" w:tentative="0">
-      <w:start w:val="1"/>
-      <w:numFmt w:val="lowerRoman"/>
-      <w:suff w:val="nothing"/>
-      <w:lvlText w:val="%8．"/>
-      <w:lvlJc w:val="left"/>
-      <w:rPr>
-        <w:rFonts w:hint="eastAsia"/>
-      </w:rPr>
-    </w:lvl>
-    <w:lvl w:ilvl="8" w:tentative="0">
-      <w:start w:val="1"/>
-      <w:numFmt w:val="lowerRoman"/>
-      <w:suff w:val="nothing"/>
-      <w:lvlText w:val="%9）"/>
-      <w:lvlJc w:val="left"/>
-      <w:rPr>
-        <w:rFonts w:hint="eastAsia"/>
-      </w:rPr>
-    </w:lvl>
-  </w:abstractNum>
-  <w:abstractNum w:abstractNumId="1">
     <w:nsid w:val="C36D14C3"/>
     <w:multiLevelType w:val="singleLevel"/>
     <w:tmpl w:val="C36D14C3"/>
@@ -6112,7 +6059,7 @@
       <w:lvlJc w:val="left"/>
     </w:lvl>
   </w:abstractNum>
-  <w:abstractNum w:abstractNumId="2">
+  <w:abstractNum w:abstractNumId="1">
     <w:nsid w:val="01D5C2C3"/>
     <w:multiLevelType w:val="singleLevel"/>
     <w:tmpl w:val="01D5C2C3"/>
@@ -6125,13 +6072,10 @@
     </w:lvl>
   </w:abstractNum>
   <w:num w:numId="1">
-    <w:abstractNumId w:val="1"/>
+    <w:abstractNumId w:val="0"/>
   </w:num>
   <w:num w:numId="2">
-    <w:abstractNumId w:val="2"/>
-  </w:num>
-  <w:num w:numId="3">
-    <w:abstractNumId w:val="0"/>
+    <w:abstractNumId w:val="1"/>
   </w:num>
 </w:numbering>
 </file>
@@ -6250,7 +6194,7 @@
     <w:lsdException w:unhideWhenUsed="0" w:uiPriority="0" w:semiHidden="0" w:name="HTML Sample"/>
     <w:lsdException w:unhideWhenUsed="0" w:uiPriority="0" w:semiHidden="0" w:name="HTML Typewriter"/>
     <w:lsdException w:unhideWhenUsed="0" w:uiPriority="0" w:semiHidden="0" w:name="HTML Variable"/>
-    <w:lsdException w:unhideWhenUsed="0" w:uiPriority="0" w:name="Normal Table"/>
+    <w:lsdException w:qFormat="1" w:unhideWhenUsed="0" w:uiPriority="0" w:name="Normal Table"/>
     <w:lsdException w:unhideWhenUsed="0" w:uiPriority="0" w:semiHidden="0" w:name="annotation subject"/>
     <w:lsdException w:unhideWhenUsed="0" w:uiPriority="0" w:semiHidden="0" w:name="Table Simple 1"/>
     <w:lsdException w:unhideWhenUsed="0" w:uiPriority="0" w:semiHidden="0" w:name="Table Simple 2"/>
@@ -6481,6 +6425,7 @@
   <w:style w:type="table" w:default="1" w:styleId="8">
     <w:name w:val="Normal Table"/>
     <w:semiHidden/>
+    <w:qFormat/>
     <w:uiPriority w:val="0"/>
     <w:tblPr>
       <w:tblCellMar>
